--- a/public/files/contract_car_template_pledgee.docx
+++ b/public/files/contract_car_template_pledgee.docx
@@ -154,33 +154,7 @@
           <w:color w:val="000000" w:themeColor="text1"/>
           <w:lang w:val="en-GB"/>
         </w:rPr>
-        <w:t>${</w:t>
-      </w:r>
-      <w:proofErr w:type="spellStart"/>
-      <w:r>
-        <w:rPr>
-          <w:rFonts w:ascii="Times New Roman" w:eastAsia="Times New Roman" w:hAnsi="Times New Roman" w:cs="Times New Roman"/>
-          <w:b/>
-          <w:bCs/>
-          <w:i/>
-          <w:iCs/>
-          <w:color w:val="000000" w:themeColor="text1"/>
-          <w:lang w:val="en-GB"/>
-        </w:rPr>
-        <w:t>num</w:t>
-      </w:r>
-      <w:proofErr w:type="spellEnd"/>
-      <w:r>
-        <w:rPr>
-          <w:rFonts w:ascii="Times New Roman" w:eastAsia="Times New Roman" w:hAnsi="Times New Roman" w:cs="Times New Roman"/>
-          <w:b/>
-          <w:bCs/>
-          <w:i/>
-          <w:iCs/>
-          <w:color w:val="000000" w:themeColor="text1"/>
-          <w:lang w:val="en-GB"/>
-        </w:rPr>
-        <w:t>}</w:t>
+        <w:t>${num}</w:t>
       </w:r>
     </w:p>
     <w:tbl>
@@ -385,86 +359,8 @@
           <w:szCs w:val="18"/>
           <w:lang w:val="en-GB"/>
         </w:rPr>
-        <w:t xml:space="preserve">53 </w:t>
-      </w:r>
-      <w:proofErr w:type="spellStart"/>
-      <w:r>
-        <w:rPr>
-          <w:rFonts w:ascii="Times New Roman" w:eastAsia="Times New Roman" w:hAnsi="Times New Roman" w:cs="Times New Roman"/>
-          <w:color w:val="000000" w:themeColor="text1"/>
-          <w:sz w:val="18"/>
-          <w:szCs w:val="18"/>
-          <w:lang w:val="en-GB"/>
-        </w:rPr>
-        <w:t>շենք</w:t>
-      </w:r>
-      <w:proofErr w:type="spellEnd"/>
-      <w:r>
-        <w:rPr>
-          <w:rFonts w:ascii="Times New Roman" w:eastAsia="Times New Roman" w:hAnsi="Times New Roman" w:cs="Times New Roman"/>
-          <w:color w:val="000000" w:themeColor="text1"/>
-          <w:sz w:val="18"/>
-          <w:szCs w:val="18"/>
-          <w:lang w:val="en-GB"/>
-        </w:rPr>
-        <w:t xml:space="preserve">, 35 </w:t>
-      </w:r>
-      <w:proofErr w:type="spellStart"/>
-      <w:r>
-        <w:rPr>
-          <w:rFonts w:ascii="Times New Roman" w:eastAsia="Times New Roman" w:hAnsi="Times New Roman" w:cs="Times New Roman"/>
-          <w:color w:val="000000" w:themeColor="text1"/>
-          <w:sz w:val="18"/>
-          <w:szCs w:val="18"/>
-          <w:lang w:val="en-GB"/>
-        </w:rPr>
-        <w:t>ոչ</w:t>
-      </w:r>
-      <w:proofErr w:type="spellEnd"/>
-      <w:r>
-        <w:rPr>
-          <w:rFonts w:ascii="Times New Roman" w:eastAsia="Times New Roman" w:hAnsi="Times New Roman" w:cs="Times New Roman"/>
-          <w:color w:val="000000" w:themeColor="text1"/>
-          <w:sz w:val="18"/>
-          <w:szCs w:val="18"/>
-          <w:lang w:val="en-GB"/>
-        </w:rPr>
-        <w:t xml:space="preserve"> </w:t>
-      </w:r>
-      <w:proofErr w:type="spellStart"/>
-      <w:r>
-        <w:rPr>
-          <w:rFonts w:ascii="Times New Roman" w:eastAsia="Times New Roman" w:hAnsi="Times New Roman" w:cs="Times New Roman"/>
-          <w:color w:val="000000" w:themeColor="text1"/>
-          <w:sz w:val="18"/>
-          <w:szCs w:val="18"/>
-          <w:lang w:val="en-GB"/>
-        </w:rPr>
-        <w:t>բնակելի</w:t>
-      </w:r>
-      <w:proofErr w:type="spellEnd"/>
-      <w:r>
-        <w:rPr>
-          <w:rFonts w:ascii="Times New Roman" w:eastAsia="Times New Roman" w:hAnsi="Times New Roman" w:cs="Times New Roman"/>
-          <w:color w:val="000000" w:themeColor="text1"/>
-          <w:sz w:val="18"/>
-          <w:szCs w:val="18"/>
-          <w:lang w:val="en-GB"/>
-        </w:rPr>
-        <w:t xml:space="preserve"> </w:t>
-      </w:r>
-      <w:proofErr w:type="spellStart"/>
-      <w:r>
-        <w:rPr>
-          <w:rFonts w:ascii="Times New Roman" w:eastAsia="Times New Roman" w:hAnsi="Times New Roman" w:cs="Times New Roman"/>
-          <w:color w:val="000000" w:themeColor="text1"/>
-          <w:sz w:val="18"/>
-          <w:szCs w:val="18"/>
-          <w:lang w:val="en-GB"/>
-        </w:rPr>
-        <w:t>տարածք</w:t>
-      </w:r>
-      <w:proofErr w:type="spellEnd"/>
+        <w:t>53 շենք, 35 ոչ բնակելի տարածք</w:t>
+      </w:r>
       <w:r>
         <w:rPr>
           <w:rFonts w:ascii="Times New Roman" w:eastAsia="Times New Roman" w:hAnsi="Times New Roman" w:cs="Times New Roman"/>
@@ -1490,9 +1386,8 @@
                 <w:szCs w:val="16"/>
                 <w:lang w:val="en-GB"/>
               </w:rPr>
-              <w:t>${</w:t>
-            </w:r>
-            <w:proofErr w:type="spellStart"/>
+              <w:t>${contra</w:t>
+            </w:r>
             <w:r>
               <w:rPr>
                 <w:rFonts w:ascii="Times New Roman" w:hAnsi="Times New Roman" w:cs="Times New Roman"/>
@@ -1502,7 +1397,7 @@
                 <w:szCs w:val="16"/>
                 <w:lang w:val="en-GB"/>
               </w:rPr>
-              <w:t>contra</w:t>
+              <w:t>c</w:t>
             </w:r>
             <w:r>
               <w:rPr>
@@ -1513,20 +1408,8 @@
                 <w:szCs w:val="16"/>
                 <w:lang w:val="en-GB"/>
               </w:rPr>
-              <w:t>c</w:t>
-            </w:r>
-            <w:r>
-              <w:rPr>
-                <w:rFonts w:ascii="Times New Roman" w:hAnsi="Times New Roman" w:cs="Times New Roman"/>
-                <w:b/>
-                <w:i/>
-                <w:sz w:val="16"/>
-                <w:szCs w:val="16"/>
-                <w:lang w:val="en-GB"/>
-              </w:rPr>
               <w:t>t_amount</w:t>
             </w:r>
-            <w:proofErr w:type="spellEnd"/>
             <w:r>
               <w:rPr>
                 <w:rFonts w:ascii="Times New Roman" w:hAnsi="Times New Roman" w:cs="Times New Roman"/>
@@ -1749,31 +1632,7 @@
                 <w:szCs w:val="16"/>
                 <w:lang w:val="en-GB"/>
               </w:rPr>
-              <w:t>${</w:t>
-            </w:r>
-            <w:proofErr w:type="spellStart"/>
-            <w:r>
-              <w:rPr>
-                <w:rFonts w:ascii="Times New Roman" w:hAnsi="Times New Roman" w:cs="Times New Roman"/>
-                <w:b/>
-                <w:i/>
-                <w:sz w:val="16"/>
-                <w:szCs w:val="16"/>
-                <w:lang w:val="en-GB"/>
-              </w:rPr>
-              <w:t>effective_annual_rate</w:t>
-            </w:r>
-            <w:proofErr w:type="spellEnd"/>
-            <w:r>
-              <w:rPr>
-                <w:rFonts w:ascii="Times New Roman" w:hAnsi="Times New Roman" w:cs="Times New Roman"/>
-                <w:b/>
-                <w:i/>
-                <w:sz w:val="16"/>
-                <w:szCs w:val="16"/>
-                <w:lang w:val="en-GB"/>
-              </w:rPr>
-              <w:t>}</w:t>
+              <w:t>${effective_annual_rate}</w:t>
             </w:r>
           </w:p>
         </w:tc>
@@ -2801,7 +2660,6 @@
               </w:rPr>
               <w:t xml:space="preserve">նույնականացման համարով տրանսպորտային միջոցը։ </w:t>
             </w:r>
-            <w:proofErr w:type="spellStart"/>
             <w:r>
               <w:rPr>
                 <w:rFonts w:ascii="Times New Roman" w:hAnsi="Times New Roman" w:cs="Times New Roman"/>
@@ -2811,67 +2669,7 @@
                 <w:szCs w:val="16"/>
                 <w:lang w:val="en-GB"/>
               </w:rPr>
-              <w:t>Գրավի</w:t>
-            </w:r>
-            <w:proofErr w:type="spellEnd"/>
-            <w:r>
-              <w:rPr>
-                <w:rFonts w:ascii="Times New Roman" w:hAnsi="Times New Roman" w:cs="Times New Roman"/>
-                <w:bCs/>
-                <w:iCs/>
-                <w:sz w:val="16"/>
-                <w:szCs w:val="16"/>
-                <w:lang w:val="en-GB"/>
-              </w:rPr>
-              <w:t xml:space="preserve"> </w:t>
-            </w:r>
-            <w:proofErr w:type="spellStart"/>
-            <w:r>
-              <w:rPr>
-                <w:rFonts w:ascii="Times New Roman" w:hAnsi="Times New Roman" w:cs="Times New Roman"/>
-                <w:bCs/>
-                <w:iCs/>
-                <w:sz w:val="16"/>
-                <w:szCs w:val="16"/>
-                <w:lang w:val="en-GB"/>
-              </w:rPr>
-              <w:t>առարկայի</w:t>
-            </w:r>
-            <w:proofErr w:type="spellEnd"/>
-            <w:r>
-              <w:rPr>
-                <w:rFonts w:ascii="Times New Roman" w:hAnsi="Times New Roman" w:cs="Times New Roman"/>
-                <w:bCs/>
-                <w:iCs/>
-                <w:sz w:val="16"/>
-                <w:szCs w:val="16"/>
-                <w:lang w:val="en-GB"/>
-              </w:rPr>
-              <w:t xml:space="preserve"> </w:t>
-            </w:r>
-            <w:proofErr w:type="spellStart"/>
-            <w:r>
-              <w:rPr>
-                <w:rFonts w:ascii="Times New Roman" w:hAnsi="Times New Roman" w:cs="Times New Roman"/>
-                <w:bCs/>
-                <w:iCs/>
-                <w:sz w:val="16"/>
-                <w:szCs w:val="16"/>
-                <w:lang w:val="en-GB"/>
-              </w:rPr>
-              <w:t>վերաբերյալ</w:t>
-            </w:r>
-            <w:proofErr w:type="spellEnd"/>
-            <w:r>
-              <w:rPr>
-                <w:rFonts w:ascii="Times New Roman" w:hAnsi="Times New Roman" w:cs="Times New Roman"/>
-                <w:bCs/>
-                <w:iCs/>
-                <w:sz w:val="16"/>
-                <w:szCs w:val="16"/>
-                <w:lang w:val="en-GB"/>
-              </w:rPr>
-              <w:t xml:space="preserve"> </w:t>
+              <w:t xml:space="preserve">Գրավի առարկայի վերաբերյալ </w:t>
             </w:r>
             <w:r>
               <w:rPr>
@@ -3543,31 +3341,7 @@
                 <w:szCs w:val="16"/>
                 <w:lang w:val="en-GB"/>
               </w:rPr>
-              <w:t>${</w:t>
-            </w:r>
-            <w:proofErr w:type="spellStart"/>
-            <w:r>
-              <w:rPr>
-                <w:rFonts w:ascii="Times New Roman" w:hAnsi="Times New Roman" w:cs="Times New Roman"/>
-                <w:bCs/>
-                <w:iCs/>
-                <w:sz w:val="16"/>
-                <w:szCs w:val="16"/>
-                <w:lang w:val="en-GB"/>
-              </w:rPr>
-              <w:t>mother_amount</w:t>
-            </w:r>
-            <w:proofErr w:type="spellEnd"/>
-            <w:r>
-              <w:rPr>
-                <w:rFonts w:ascii="Times New Roman" w:hAnsi="Times New Roman" w:cs="Times New Roman"/>
-                <w:bCs/>
-                <w:iCs/>
-                <w:sz w:val="16"/>
-                <w:szCs w:val="16"/>
-                <w:lang w:val="en-GB"/>
-              </w:rPr>
-              <w:t xml:space="preserve">} </w:t>
+              <w:t xml:space="preserve">${mother_amount} </w:t>
             </w:r>
             <w:r>
               <w:rPr>
@@ -6299,7 +6073,6 @@
       </w:pPr>
       <w:bookmarkStart w:id="8" w:name="_Ref220023143"/>
       <w:bookmarkStart w:id="9" w:name="_Ref220023284"/>
-      <w:proofErr w:type="spellStart"/>
       <w:r>
         <w:rPr>
           <w:rFonts w:ascii="Times New Roman" w:eastAsia="Times New Roman" w:hAnsi="Times New Roman" w:cs="Times New Roman"/>
@@ -6308,9 +6081,9 @@
           <w:szCs w:val="18"/>
           <w:lang w:val="en-GB"/>
         </w:rPr>
-        <w:t>Գրավ</w:t>
-      </w:r>
-      <w:proofErr w:type="spellEnd"/>
+        <w:t xml:space="preserve">Գրավ </w:t>
+      </w:r>
+      <w:bookmarkEnd w:id="8"/>
       <w:r>
         <w:rPr>
           <w:rFonts w:ascii="Times New Roman" w:eastAsia="Times New Roman" w:hAnsi="Times New Roman" w:cs="Times New Roman"/>
@@ -6319,30 +6092,7 @@
           <w:szCs w:val="18"/>
           <w:lang w:val="en-GB"/>
         </w:rPr>
-        <w:t xml:space="preserve"> </w:t>
-      </w:r>
-      <w:bookmarkEnd w:id="8"/>
-      <w:proofErr w:type="spellStart"/>
-      <w:r>
-        <w:rPr>
-          <w:rFonts w:ascii="Times New Roman" w:eastAsia="Times New Roman" w:hAnsi="Times New Roman" w:cs="Times New Roman"/>
-          <w:color w:val="000000" w:themeColor="text1"/>
-          <w:sz w:val="18"/>
-          <w:szCs w:val="18"/>
-          <w:lang w:val="en-GB"/>
-        </w:rPr>
-        <w:t>առարկան</w:t>
-      </w:r>
-      <w:proofErr w:type="spellEnd"/>
-      <w:r>
-        <w:rPr>
-          <w:rFonts w:ascii="Times New Roman" w:eastAsia="Times New Roman" w:hAnsi="Times New Roman" w:cs="Times New Roman"/>
-          <w:color w:val="000000" w:themeColor="text1"/>
-          <w:sz w:val="18"/>
-          <w:szCs w:val="18"/>
-          <w:lang w:val="en-GB"/>
-        </w:rPr>
-        <w:t xml:space="preserve"> է՝</w:t>
+        <w:t>առարկան է՝</w:t>
       </w:r>
       <w:bookmarkEnd w:id="9"/>
     </w:p>
@@ -6377,52 +6127,14 @@
                 <w:szCs w:val="16"/>
               </w:rPr>
             </w:pPr>
-            <w:proofErr w:type="spellStart"/>
             <w:r>
               <w:rPr>
                 <w:rFonts w:ascii="Times New Roman" w:hAnsi="Times New Roman" w:cs="Times New Roman"/>
                 <w:sz w:val="16"/>
                 <w:szCs w:val="16"/>
               </w:rPr>
-              <w:t>Գրավի</w:t>
-            </w:r>
-            <w:proofErr w:type="spellEnd"/>
-            <w:r>
-              <w:rPr>
-                <w:rFonts w:ascii="Times New Roman" w:hAnsi="Times New Roman" w:cs="Times New Roman"/>
-                <w:sz w:val="16"/>
-                <w:szCs w:val="16"/>
-              </w:rPr>
-              <w:t xml:space="preserve"> </w:t>
-            </w:r>
-            <w:proofErr w:type="spellStart"/>
-            <w:r>
-              <w:rPr>
-                <w:rFonts w:ascii="Times New Roman" w:hAnsi="Times New Roman" w:cs="Times New Roman"/>
-                <w:sz w:val="16"/>
-                <w:szCs w:val="16"/>
-              </w:rPr>
-              <w:t>առարկայի</w:t>
-            </w:r>
-            <w:proofErr w:type="spellEnd"/>
-            <w:r>
-              <w:rPr>
-                <w:rFonts w:ascii="Times New Roman" w:hAnsi="Times New Roman" w:cs="Times New Roman"/>
-                <w:sz w:val="16"/>
-                <w:szCs w:val="16"/>
-              </w:rPr>
-              <w:t xml:space="preserve"> </w:t>
-            </w:r>
-            <w:proofErr w:type="spellStart"/>
-            <w:r>
-              <w:rPr>
-                <w:rFonts w:ascii="Times New Roman" w:hAnsi="Times New Roman" w:cs="Times New Roman"/>
-                <w:sz w:val="16"/>
-                <w:szCs w:val="16"/>
-              </w:rPr>
-              <w:t>նկարագիրը</w:t>
-            </w:r>
-            <w:proofErr w:type="spellEnd"/>
+              <w:t>Գրավի առարկայի նկարագիրը</w:t>
+            </w:r>
           </w:p>
           <w:p>
             <w:pPr>
@@ -6434,201 +6146,69 @@
                 <w:lang w:val="en-GB"/>
               </w:rPr>
             </w:pPr>
-            <w:proofErr w:type="spellStart"/>
             <w:r>
               <w:rPr>
                 <w:rFonts w:ascii="Times New Roman" w:hAnsi="Times New Roman" w:cs="Times New Roman"/>
                 <w:sz w:val="16"/>
                 <w:szCs w:val="16"/>
               </w:rPr>
-              <w:t>Մակնիշ</w:t>
-            </w:r>
-            <w:proofErr w:type="spellEnd"/>
+              <w:t xml:space="preserve">Մակնիշ, մոդել, շարժիչի հզորություն, տարեթիվ, գույն </w:t>
+            </w:r>
             <w:r>
               <w:rPr>
                 <w:rFonts w:ascii="Times New Roman" w:hAnsi="Times New Roman" w:cs="Times New Roman"/>
                 <w:sz w:val="16"/>
                 <w:szCs w:val="16"/>
               </w:rPr>
-              <w:t xml:space="preserve">, </w:t>
-            </w:r>
-            <w:proofErr w:type="spellStart"/>
-            <w:r>
+              <w:t>սեփականատեր</w:t>
+            </w:r>
+          </w:p>
+        </w:tc>
+        <w:tc>
+          <w:tcPr>
+            <w:tcW w:w="2299" w:type="dxa"/>
+            <w:vAlign w:val="center"/>
+          </w:tcPr>
+          <w:p>
+            <w:pPr>
+              <w:jc w:val="center"/>
               <w:rPr>
                 <w:rFonts w:ascii="Times New Roman" w:hAnsi="Times New Roman" w:cs="Times New Roman"/>
                 <w:sz w:val="16"/>
                 <w:szCs w:val="16"/>
               </w:rPr>
-              <w:t>մոդել</w:t>
-            </w:r>
-            <w:proofErr w:type="spellEnd"/>
+            </w:pPr>
             <w:r>
               <w:rPr>
                 <w:rFonts w:ascii="Times New Roman" w:hAnsi="Times New Roman" w:cs="Times New Roman"/>
                 <w:sz w:val="16"/>
                 <w:szCs w:val="16"/>
               </w:rPr>
-              <w:t xml:space="preserve">, </w:t>
-            </w:r>
-            <w:proofErr w:type="spellStart"/>
-            <w:r>
+              <w:t>Հաշվառման տվյալներ</w:t>
+            </w:r>
+          </w:p>
+        </w:tc>
+        <w:tc>
+          <w:tcPr>
+            <w:tcW w:w="2112" w:type="dxa"/>
+            <w:vAlign w:val="center"/>
+          </w:tcPr>
+          <w:p>
+            <w:pPr>
+              <w:jc w:val="center"/>
               <w:rPr>
                 <w:rFonts w:ascii="Times New Roman" w:hAnsi="Times New Roman" w:cs="Times New Roman"/>
                 <w:sz w:val="16"/>
                 <w:szCs w:val="16"/>
               </w:rPr>
-              <w:t>շարժիչի</w:t>
-            </w:r>
-            <w:proofErr w:type="spellEnd"/>
+            </w:pPr>
             <w:r>
               <w:rPr>
                 <w:rFonts w:ascii="Times New Roman" w:hAnsi="Times New Roman" w:cs="Times New Roman"/>
                 <w:sz w:val="16"/>
                 <w:szCs w:val="16"/>
               </w:rPr>
-              <w:t xml:space="preserve"> </w:t>
-            </w:r>
-            <w:proofErr w:type="spellStart"/>
-            <w:r>
-              <w:rPr>
-                <w:rFonts w:ascii="Times New Roman" w:hAnsi="Times New Roman" w:cs="Times New Roman"/>
-                <w:sz w:val="16"/>
-                <w:szCs w:val="16"/>
-              </w:rPr>
-              <w:t>հզորություն</w:t>
-            </w:r>
-            <w:proofErr w:type="spellEnd"/>
-            <w:r>
-              <w:rPr>
-                <w:rFonts w:ascii="Times New Roman" w:hAnsi="Times New Roman" w:cs="Times New Roman"/>
-                <w:sz w:val="16"/>
-                <w:szCs w:val="16"/>
-              </w:rPr>
-              <w:t xml:space="preserve">, </w:t>
-            </w:r>
-            <w:proofErr w:type="spellStart"/>
-            <w:r>
-              <w:rPr>
-                <w:rFonts w:ascii="Times New Roman" w:hAnsi="Times New Roman" w:cs="Times New Roman"/>
-                <w:sz w:val="16"/>
-                <w:szCs w:val="16"/>
-              </w:rPr>
-              <w:t>տարեթիվ</w:t>
-            </w:r>
-            <w:proofErr w:type="spellEnd"/>
-            <w:r>
-              <w:rPr>
-                <w:rFonts w:ascii="Times New Roman" w:hAnsi="Times New Roman" w:cs="Times New Roman"/>
-                <w:sz w:val="16"/>
-                <w:szCs w:val="16"/>
-              </w:rPr>
-              <w:t xml:space="preserve">, </w:t>
-            </w:r>
-            <w:proofErr w:type="spellStart"/>
-            <w:r>
-              <w:rPr>
-                <w:rFonts w:ascii="Times New Roman" w:hAnsi="Times New Roman" w:cs="Times New Roman"/>
-                <w:sz w:val="16"/>
-                <w:szCs w:val="16"/>
-              </w:rPr>
-              <w:t>գույն</w:t>
-            </w:r>
-            <w:proofErr w:type="spellEnd"/>
-            <w:r>
-              <w:rPr>
-                <w:rFonts w:ascii="Times New Roman" w:hAnsi="Times New Roman" w:cs="Times New Roman"/>
-                <w:sz w:val="16"/>
-                <w:szCs w:val="16"/>
-              </w:rPr>
-              <w:t xml:space="preserve"> </w:t>
-            </w:r>
-            <w:proofErr w:type="spellStart"/>
-            <w:r>
-              <w:rPr>
-                <w:rFonts w:ascii="Times New Roman" w:hAnsi="Times New Roman" w:cs="Times New Roman"/>
-                <w:sz w:val="16"/>
-                <w:szCs w:val="16"/>
-              </w:rPr>
-              <w:t>սեփականատեր</w:t>
-            </w:r>
-            <w:proofErr w:type="spellEnd"/>
-          </w:p>
-        </w:tc>
-        <w:tc>
-          <w:tcPr>
-            <w:tcW w:w="2299" w:type="dxa"/>
-            <w:vAlign w:val="center"/>
-          </w:tcPr>
-          <w:p>
-            <w:pPr>
-              <w:jc w:val="center"/>
-              <w:rPr>
-                <w:rFonts w:ascii="Times New Roman" w:hAnsi="Times New Roman" w:cs="Times New Roman"/>
-                <w:sz w:val="16"/>
-                <w:szCs w:val="16"/>
-              </w:rPr>
-            </w:pPr>
-            <w:proofErr w:type="spellStart"/>
-            <w:r>
-              <w:rPr>
-                <w:rFonts w:ascii="Times New Roman" w:hAnsi="Times New Roman" w:cs="Times New Roman"/>
-                <w:sz w:val="16"/>
-                <w:szCs w:val="16"/>
-              </w:rPr>
-              <w:t>Հաշվառման</w:t>
-            </w:r>
-            <w:proofErr w:type="spellEnd"/>
-            <w:r>
-              <w:rPr>
-                <w:rFonts w:ascii="Times New Roman" w:hAnsi="Times New Roman" w:cs="Times New Roman"/>
-                <w:sz w:val="16"/>
-                <w:szCs w:val="16"/>
-              </w:rPr>
-              <w:t xml:space="preserve"> </w:t>
-            </w:r>
-            <w:proofErr w:type="spellStart"/>
-            <w:r>
-              <w:rPr>
-                <w:rFonts w:ascii="Times New Roman" w:hAnsi="Times New Roman" w:cs="Times New Roman"/>
-                <w:sz w:val="16"/>
-                <w:szCs w:val="16"/>
-              </w:rPr>
-              <w:t>տվյալներ</w:t>
-            </w:r>
-            <w:proofErr w:type="spellEnd"/>
-          </w:p>
-        </w:tc>
-        <w:tc>
-          <w:tcPr>
-            <w:tcW w:w="2112" w:type="dxa"/>
-            <w:vAlign w:val="center"/>
-          </w:tcPr>
-          <w:p>
-            <w:pPr>
-              <w:jc w:val="center"/>
-              <w:rPr>
-                <w:rFonts w:ascii="Times New Roman" w:hAnsi="Times New Roman" w:cs="Times New Roman"/>
-                <w:sz w:val="16"/>
-                <w:szCs w:val="16"/>
-              </w:rPr>
-            </w:pPr>
-            <w:proofErr w:type="spellStart"/>
-            <w:r>
-              <w:rPr>
-                <w:rFonts w:ascii="Times New Roman" w:hAnsi="Times New Roman" w:cs="Times New Roman"/>
-                <w:sz w:val="16"/>
-                <w:szCs w:val="16"/>
-              </w:rPr>
-              <w:t>Նշումներ</w:t>
-            </w:r>
-            <w:proofErr w:type="spellEnd"/>
-            <w:r>
-              <w:rPr>
-                <w:rFonts w:ascii="Times New Roman" w:hAnsi="Times New Roman" w:cs="Times New Roman"/>
-                <w:sz w:val="16"/>
-                <w:szCs w:val="16"/>
-              </w:rPr>
-              <w:t xml:space="preserve"> </w:t>
+              <w:t xml:space="preserve">Նշումներ </w:t>
             </w:r>
           </w:p>
           <w:p>
@@ -6648,222 +6228,74 @@
                 <w:szCs w:val="16"/>
                 <w:lang w:val="en-GB"/>
               </w:rPr>
-              <w:t>(</w:t>
-            </w:r>
-            <w:proofErr w:type="spellStart"/>
-            <w:r>
+              <w:t>(գրավի առարկայի վիճակի մասին)</w:t>
+            </w:r>
+          </w:p>
+        </w:tc>
+        <w:tc>
+          <w:tcPr>
+            <w:tcW w:w="1276" w:type="dxa"/>
+            <w:vAlign w:val="center"/>
+          </w:tcPr>
+          <w:p>
+            <w:pPr>
+              <w:jc w:val="center"/>
               <w:rPr>
                 <w:rFonts w:ascii="Times New Roman" w:hAnsi="Times New Roman" w:cs="Times New Roman"/>
                 <w:sz w:val="16"/>
                 <w:szCs w:val="16"/>
-                <w:lang w:val="en-GB"/>
-              </w:rPr>
-              <w:t>գրավի</w:t>
-            </w:r>
-            <w:proofErr w:type="spellEnd"/>
+              </w:rPr>
+            </w:pPr>
             <w:r>
               <w:rPr>
                 <w:rFonts w:ascii="Times New Roman" w:hAnsi="Times New Roman" w:cs="Times New Roman"/>
                 <w:sz w:val="16"/>
                 <w:szCs w:val="16"/>
-                <w:lang w:val="en-GB"/>
-              </w:rPr>
-              <w:t xml:space="preserve"> </w:t>
-            </w:r>
-            <w:proofErr w:type="spellStart"/>
-            <w:r>
+              </w:rPr>
+              <w:t xml:space="preserve">Գնահատված </w:t>
+            </w:r>
+          </w:p>
+          <w:p>
+            <w:pPr>
+              <w:jc w:val="center"/>
               <w:rPr>
                 <w:rFonts w:ascii="Times New Roman" w:hAnsi="Times New Roman" w:cs="Times New Roman"/>
                 <w:sz w:val="16"/>
                 <w:szCs w:val="16"/>
-                <w:lang w:val="en-GB"/>
-              </w:rPr>
-              <w:t>առարկայի</w:t>
-            </w:r>
-            <w:proofErr w:type="spellEnd"/>
+              </w:rPr>
+            </w:pPr>
             <w:r>
               <w:rPr>
                 <w:rFonts w:ascii="Times New Roman" w:hAnsi="Times New Roman" w:cs="Times New Roman"/>
                 <w:sz w:val="16"/>
                 <w:szCs w:val="16"/>
-                <w:lang w:val="en-GB"/>
-              </w:rPr>
-              <w:t xml:space="preserve"> </w:t>
-            </w:r>
-            <w:proofErr w:type="spellStart"/>
-            <w:r>
+              </w:rPr>
+              <w:t>արժեքը ՀՀ դրամով</w:t>
+            </w:r>
+          </w:p>
+        </w:tc>
+        <w:tc>
+          <w:tcPr>
+            <w:tcW w:w="1276" w:type="dxa"/>
+            <w:vAlign w:val="center"/>
+          </w:tcPr>
+          <w:p>
+            <w:pPr>
+              <w:jc w:val="center"/>
               <w:rPr>
                 <w:rFonts w:ascii="Times New Roman" w:hAnsi="Times New Roman" w:cs="Times New Roman"/>
                 <w:sz w:val="16"/>
                 <w:szCs w:val="16"/>
-                <w:lang w:val="en-GB"/>
-              </w:rPr>
-              <w:t>վիճակի</w:t>
-            </w:r>
-            <w:proofErr w:type="spellEnd"/>
+              </w:rPr>
+            </w:pPr>
             <w:r>
               <w:rPr>
                 <w:rFonts w:ascii="Times New Roman" w:hAnsi="Times New Roman" w:cs="Times New Roman"/>
                 <w:sz w:val="16"/>
                 <w:szCs w:val="16"/>
-                <w:lang w:val="en-GB"/>
-              </w:rPr>
-              <w:t xml:space="preserve"> </w:t>
-            </w:r>
-            <w:proofErr w:type="spellStart"/>
-            <w:r>
-              <w:rPr>
-                <w:rFonts w:ascii="Times New Roman" w:hAnsi="Times New Roman" w:cs="Times New Roman"/>
-                <w:sz w:val="16"/>
-                <w:szCs w:val="16"/>
-                <w:lang w:val="en-GB"/>
-              </w:rPr>
-              <w:t>մասին</w:t>
-            </w:r>
-            <w:proofErr w:type="spellEnd"/>
-            <w:r>
-              <w:rPr>
-                <w:rFonts w:ascii="Times New Roman" w:hAnsi="Times New Roman" w:cs="Times New Roman"/>
-                <w:sz w:val="16"/>
-                <w:szCs w:val="16"/>
-                <w:lang w:val="en-GB"/>
-              </w:rPr>
-              <w:t>)</w:t>
-            </w:r>
-          </w:p>
-        </w:tc>
-        <w:tc>
-          <w:tcPr>
-            <w:tcW w:w="1276" w:type="dxa"/>
-            <w:vAlign w:val="center"/>
-          </w:tcPr>
-          <w:p>
-            <w:pPr>
-              <w:jc w:val="center"/>
-              <w:rPr>
-                <w:rFonts w:ascii="Times New Roman" w:hAnsi="Times New Roman" w:cs="Times New Roman"/>
-                <w:sz w:val="16"/>
-                <w:szCs w:val="16"/>
-              </w:rPr>
-            </w:pPr>
-            <w:proofErr w:type="spellStart"/>
-            <w:r>
-              <w:rPr>
-                <w:rFonts w:ascii="Times New Roman" w:hAnsi="Times New Roman" w:cs="Times New Roman"/>
-                <w:sz w:val="16"/>
-                <w:szCs w:val="16"/>
-              </w:rPr>
-              <w:t>Գնահատված</w:t>
-            </w:r>
-            <w:proofErr w:type="spellEnd"/>
-            <w:r>
-              <w:rPr>
-                <w:rFonts w:ascii="Times New Roman" w:hAnsi="Times New Roman" w:cs="Times New Roman"/>
-                <w:sz w:val="16"/>
-                <w:szCs w:val="16"/>
-              </w:rPr>
-              <w:t xml:space="preserve"> </w:t>
-            </w:r>
-          </w:p>
-          <w:p>
-            <w:pPr>
-              <w:jc w:val="center"/>
-              <w:rPr>
-                <w:rFonts w:ascii="Times New Roman" w:hAnsi="Times New Roman" w:cs="Times New Roman"/>
-                <w:sz w:val="16"/>
-                <w:szCs w:val="16"/>
-              </w:rPr>
-            </w:pPr>
-            <w:proofErr w:type="spellStart"/>
-            <w:r>
-              <w:rPr>
-                <w:rFonts w:ascii="Times New Roman" w:hAnsi="Times New Roman" w:cs="Times New Roman"/>
-                <w:sz w:val="16"/>
-                <w:szCs w:val="16"/>
-              </w:rPr>
-              <w:t>արժեքը</w:t>
-            </w:r>
-            <w:proofErr w:type="spellEnd"/>
-            <w:r>
-              <w:rPr>
-                <w:rFonts w:ascii="Times New Roman" w:hAnsi="Times New Roman" w:cs="Times New Roman"/>
-                <w:sz w:val="16"/>
-                <w:szCs w:val="16"/>
-              </w:rPr>
-              <w:t xml:space="preserve"> ՀՀ </w:t>
-            </w:r>
-            <w:proofErr w:type="spellStart"/>
-            <w:r>
-              <w:rPr>
-                <w:rFonts w:ascii="Times New Roman" w:hAnsi="Times New Roman" w:cs="Times New Roman"/>
-                <w:sz w:val="16"/>
-                <w:szCs w:val="16"/>
-              </w:rPr>
-              <w:t>դրամով</w:t>
-            </w:r>
-            <w:proofErr w:type="spellEnd"/>
-          </w:p>
-        </w:tc>
-        <w:tc>
-          <w:tcPr>
-            <w:tcW w:w="1276" w:type="dxa"/>
-            <w:vAlign w:val="center"/>
-          </w:tcPr>
-          <w:p>
-            <w:pPr>
-              <w:jc w:val="center"/>
-              <w:rPr>
-                <w:rFonts w:ascii="Times New Roman" w:hAnsi="Times New Roman" w:cs="Times New Roman"/>
-                <w:sz w:val="16"/>
-                <w:szCs w:val="16"/>
-              </w:rPr>
-            </w:pPr>
-            <w:proofErr w:type="spellStart"/>
-            <w:r>
-              <w:rPr>
-                <w:rFonts w:ascii="Times New Roman" w:hAnsi="Times New Roman" w:cs="Times New Roman"/>
-                <w:sz w:val="16"/>
-                <w:szCs w:val="16"/>
-              </w:rPr>
-              <w:t>Տրամադրվող</w:t>
-            </w:r>
-            <w:proofErr w:type="spellEnd"/>
-            <w:r>
-              <w:rPr>
-                <w:rFonts w:ascii="Times New Roman" w:hAnsi="Times New Roman" w:cs="Times New Roman"/>
-                <w:sz w:val="16"/>
-                <w:szCs w:val="16"/>
-              </w:rPr>
-              <w:t xml:space="preserve"> </w:t>
-            </w:r>
-            <w:proofErr w:type="spellStart"/>
-            <w:r>
-              <w:rPr>
-                <w:rFonts w:ascii="Times New Roman" w:hAnsi="Times New Roman" w:cs="Times New Roman"/>
-                <w:sz w:val="16"/>
-                <w:szCs w:val="16"/>
-              </w:rPr>
-              <w:t>գումարի</w:t>
-            </w:r>
-            <w:proofErr w:type="spellEnd"/>
-            <w:r>
-              <w:rPr>
-                <w:rFonts w:ascii="Times New Roman" w:hAnsi="Times New Roman" w:cs="Times New Roman"/>
-                <w:sz w:val="16"/>
-                <w:szCs w:val="16"/>
-              </w:rPr>
-              <w:t xml:space="preserve"> </w:t>
-            </w:r>
-            <w:proofErr w:type="spellStart"/>
-            <w:r>
-              <w:rPr>
-                <w:rFonts w:ascii="Times New Roman" w:hAnsi="Times New Roman" w:cs="Times New Roman"/>
-                <w:sz w:val="16"/>
-                <w:szCs w:val="16"/>
-              </w:rPr>
-              <w:t>չափը</w:t>
-            </w:r>
-            <w:proofErr w:type="spellEnd"/>
+              </w:rPr>
+              <w:t>Տրամադրվող գումարի չափը</w:t>
+            </w:r>
           </w:p>
         </w:tc>
       </w:tr>
@@ -6890,69 +6322,41 @@
                 <w:sz w:val="16"/>
                 <w:szCs w:val="16"/>
               </w:rPr>
-              <w:t>${</w:t>
-            </w:r>
-            <w:proofErr w:type="spellStart"/>
+              <w:t>${i_c</w:t>
+            </w:r>
             <w:r>
               <w:rPr>
                 <w:rFonts w:ascii="Times New Roman" w:hAnsi="Times New Roman" w:cs="Times New Roman"/>
                 <w:sz w:val="16"/>
                 <w:szCs w:val="16"/>
-              </w:rPr>
-              <w:t>i_c</w:t>
-            </w:r>
-            <w:proofErr w:type="spellEnd"/>
+                <w:lang w:val="hy-AM"/>
+              </w:rPr>
+              <w:t>ar_make</w:t>
+            </w:r>
             <w:r>
               <w:rPr>
                 <w:rFonts w:ascii="Times New Roman" w:hAnsi="Times New Roman" w:cs="Times New Roman"/>
                 <w:sz w:val="16"/>
                 <w:szCs w:val="16"/>
-                <w:lang w:val="hy-AM"/>
-              </w:rPr>
-              <w:t>ar_make</w:t>
+              </w:rPr>
+              <w:t>},</w:t>
             </w:r>
             <w:r>
               <w:rPr>
                 <w:rFonts w:ascii="Times New Roman" w:hAnsi="Times New Roman" w:cs="Times New Roman"/>
                 <w:sz w:val="16"/>
                 <w:szCs w:val="16"/>
-              </w:rPr>
-              <w:t>},</w:t>
+                <w:lang w:val="hy-AM"/>
+              </w:rPr>
+              <w:t xml:space="preserve"> </w:t>
             </w:r>
             <w:r>
               <w:rPr>
                 <w:rFonts w:ascii="Times New Roman" w:hAnsi="Times New Roman" w:cs="Times New Roman"/>
                 <w:sz w:val="16"/>
                 <w:szCs w:val="16"/>
-                <w:lang w:val="hy-AM"/>
-              </w:rPr>
-              <w:t xml:space="preserve"> </w:t>
-            </w:r>
-            <w:r>
-              <w:rPr>
-                <w:rFonts w:ascii="Times New Roman" w:hAnsi="Times New Roman" w:cs="Times New Roman"/>
-                <w:sz w:val="16"/>
-                <w:szCs w:val="16"/>
-              </w:rPr>
-              <w:t>${</w:t>
-            </w:r>
-            <w:proofErr w:type="spellStart"/>
-            <w:r>
-              <w:rPr>
-                <w:rFonts w:ascii="Times New Roman" w:hAnsi="Times New Roman" w:cs="Times New Roman"/>
-                <w:sz w:val="16"/>
-                <w:szCs w:val="16"/>
-              </w:rPr>
-              <w:t>i_mod</w:t>
-            </w:r>
-            <w:proofErr w:type="spellEnd"/>
-            <w:r>
-              <w:rPr>
-                <w:rFonts w:ascii="Times New Roman" w:hAnsi="Times New Roman" w:cs="Times New Roman"/>
-                <w:sz w:val="16"/>
-                <w:szCs w:val="16"/>
-              </w:rPr>
-              <w:t>},</w:t>
+              </w:rPr>
+              <w:t>${i_mod},</w:t>
             </w:r>
           </w:p>
           <w:p>
@@ -7069,33 +6473,36 @@
                 <w:szCs w:val="16"/>
                 <w:lang w:val="en-GB"/>
               </w:rPr>
-              <w:t>${</w:t>
-            </w:r>
-            <w:proofErr w:type="spellStart"/>
-            <w:r>
+              <w:t>${i_ident}</w:t>
+            </w:r>
+          </w:p>
+        </w:tc>
+        <w:tc>
+          <w:tcPr>
+            <w:tcW w:w="2112" w:type="dxa"/>
+            <w:vMerge w:val="restart"/>
+          </w:tcPr>
+          <w:p>
+            <w:pPr>
               <w:rPr>
                 <w:rFonts w:ascii="Times New Roman" w:hAnsi="Times New Roman" w:cs="Times New Roman"/>
                 <w:sz w:val="16"/>
                 <w:szCs w:val="16"/>
-                <w:lang w:val="en-GB"/>
-              </w:rPr>
-              <w:t>i_ident</w:t>
-            </w:r>
-            <w:proofErr w:type="spellEnd"/>
+              </w:rPr>
+            </w:pPr>
             <w:r>
               <w:rPr>
                 <w:rFonts w:ascii="Times New Roman" w:hAnsi="Times New Roman" w:cs="Times New Roman"/>
                 <w:sz w:val="16"/>
                 <w:szCs w:val="16"/>
-                <w:lang w:val="en-GB"/>
-              </w:rPr>
-              <w:t>}</w:t>
-            </w:r>
-          </w:p>
-        </w:tc>
-        <w:tc>
-          <w:tcPr>
-            <w:tcW w:w="2112" w:type="dxa"/>
+              </w:rPr>
+              <w:t>${i_desc}</w:t>
+            </w:r>
+          </w:p>
+        </w:tc>
+        <w:tc>
+          <w:tcPr>
+            <w:tcW w:w="1276" w:type="dxa"/>
             <w:vMerge w:val="restart"/>
           </w:tcPr>
           <w:p>
@@ -7104,6 +6511,7 @@
                 <w:rFonts w:ascii="Times New Roman" w:hAnsi="Times New Roman" w:cs="Times New Roman"/>
                 <w:sz w:val="16"/>
                 <w:szCs w:val="16"/>
+                <w:highlight w:val="yellow"/>
               </w:rPr>
             </w:pPr>
             <w:r>
@@ -7114,23 +6522,21 @@
               </w:rPr>
               <w:t>${</w:t>
             </w:r>
-            <w:proofErr w:type="spellStart"/>
             <w:r>
               <w:rPr>
                 <w:rFonts w:ascii="Times New Roman" w:hAnsi="Times New Roman" w:cs="Times New Roman"/>
                 <w:sz w:val="16"/>
                 <w:szCs w:val="16"/>
               </w:rPr>
-              <w:t>i_desc</w:t>
-            </w:r>
-            <w:proofErr w:type="spellEnd"/>
+              <w:t>i</w:t>
+            </w:r>
             <w:r>
               <w:rPr>
                 <w:rFonts w:ascii="Times New Roman" w:hAnsi="Times New Roman" w:cs="Times New Roman"/>
                 <w:sz w:val="16"/>
                 <w:szCs w:val="16"/>
               </w:rPr>
-              <w:t>}</w:t>
+              <w:t>_est}</w:t>
             </w:r>
           </w:p>
         </w:tc>
@@ -7156,7 +6562,6 @@
               </w:rPr>
               <w:t>${</w:t>
             </w:r>
-            <w:proofErr w:type="spellStart"/>
             <w:r>
               <w:rPr>
                 <w:rFonts w:ascii="Times New Roman" w:hAnsi="Times New Roman" w:cs="Times New Roman"/>
@@ -7171,66 +6576,7 @@
                 <w:sz w:val="16"/>
                 <w:szCs w:val="16"/>
               </w:rPr>
-              <w:t>_est</w:t>
-            </w:r>
-            <w:proofErr w:type="spellEnd"/>
-            <w:r>
-              <w:rPr>
-                <w:rFonts w:ascii="Times New Roman" w:hAnsi="Times New Roman" w:cs="Times New Roman"/>
-                <w:sz w:val="16"/>
-                <w:szCs w:val="16"/>
-              </w:rPr>
-              <w:t>}</w:t>
-            </w:r>
-          </w:p>
-        </w:tc>
-        <w:tc>
-          <w:tcPr>
-            <w:tcW w:w="1276" w:type="dxa"/>
-            <w:vMerge w:val="restart"/>
-          </w:tcPr>
-          <w:p>
-            <w:pPr>
-              <w:rPr>
-                <w:rFonts w:ascii="Times New Roman" w:hAnsi="Times New Roman" w:cs="Times New Roman"/>
-                <w:sz w:val="16"/>
-                <w:szCs w:val="16"/>
-                <w:highlight w:val="yellow"/>
-              </w:rPr>
-            </w:pPr>
-            <w:r>
-              <w:rPr>
-                <w:rFonts w:ascii="Times New Roman" w:hAnsi="Times New Roman" w:cs="Times New Roman"/>
-                <w:sz w:val="16"/>
-                <w:szCs w:val="16"/>
-              </w:rPr>
-              <w:t>${</w:t>
-            </w:r>
-            <w:proofErr w:type="spellStart"/>
-            <w:r>
-              <w:rPr>
-                <w:rFonts w:ascii="Times New Roman" w:hAnsi="Times New Roman" w:cs="Times New Roman"/>
-                <w:sz w:val="16"/>
-                <w:szCs w:val="16"/>
-              </w:rPr>
-              <w:t>i</w:t>
-            </w:r>
-            <w:r>
-              <w:rPr>
-                <w:rFonts w:ascii="Times New Roman" w:hAnsi="Times New Roman" w:cs="Times New Roman"/>
-                <w:sz w:val="16"/>
-                <w:szCs w:val="16"/>
-              </w:rPr>
-              <w:t>_prov</w:t>
-            </w:r>
-            <w:proofErr w:type="spellEnd"/>
-            <w:r>
-              <w:rPr>
-                <w:rFonts w:ascii="Times New Roman" w:hAnsi="Times New Roman" w:cs="Times New Roman"/>
-                <w:sz w:val="16"/>
-                <w:szCs w:val="16"/>
-              </w:rPr>
-              <w:t>}</w:t>
+              <w:t>_prov}</w:t>
             </w:r>
           </w:p>
         </w:tc>
@@ -7267,34 +6613,14 @@
                 <w:szCs w:val="16"/>
               </w:rPr>
             </w:pPr>
-            <w:proofErr w:type="spellStart"/>
             <w:r>
               <w:rPr>
                 <w:rFonts w:ascii="Times New Roman" w:hAnsi="Times New Roman" w:cs="Times New Roman"/>
                 <w:sz w:val="16"/>
                 <w:szCs w:val="16"/>
               </w:rPr>
-              <w:t>Հաշվառման</w:t>
-            </w:r>
-            <w:proofErr w:type="spellEnd"/>
-            <w:r>
-              <w:rPr>
-                <w:rFonts w:ascii="Times New Roman" w:hAnsi="Times New Roman" w:cs="Times New Roman"/>
-                <w:sz w:val="16"/>
-                <w:szCs w:val="16"/>
-              </w:rPr>
-              <w:t xml:space="preserve"> </w:t>
-            </w:r>
-            <w:proofErr w:type="spellStart"/>
-            <w:r>
-              <w:rPr>
-                <w:rFonts w:ascii="Times New Roman" w:hAnsi="Times New Roman" w:cs="Times New Roman"/>
-                <w:sz w:val="16"/>
-                <w:szCs w:val="16"/>
-              </w:rPr>
-              <w:t>վկայագիր</w:t>
-            </w:r>
-            <w:proofErr w:type="spellEnd"/>
+              <w:t>Հաշվառման վկայագիր</w:t>
+            </w:r>
           </w:p>
           <w:p>
             <w:pPr>
@@ -7312,27 +6638,7 @@
                 <w:szCs w:val="16"/>
                 <w:lang w:val="en-GB"/>
               </w:rPr>
-              <w:t>${</w:t>
-            </w:r>
-            <w:proofErr w:type="spellStart"/>
-            <w:r>
-              <w:rPr>
-                <w:rFonts w:ascii="Times New Roman" w:hAnsi="Times New Roman" w:cs="Times New Roman"/>
-                <w:sz w:val="16"/>
-                <w:szCs w:val="16"/>
-                <w:lang w:val="en-GB"/>
-              </w:rPr>
-              <w:t>i_reg</w:t>
-            </w:r>
-            <w:proofErr w:type="spellEnd"/>
-            <w:r>
-              <w:rPr>
-                <w:rFonts w:ascii="Times New Roman" w:hAnsi="Times New Roman" w:cs="Times New Roman"/>
-                <w:sz w:val="16"/>
-                <w:szCs w:val="16"/>
-                <w:lang w:val="en-GB"/>
-              </w:rPr>
-              <w:t>}</w:t>
+              <w:t>${i_reg}</w:t>
             </w:r>
           </w:p>
         </w:tc>
@@ -7417,34 +6723,14 @@
                 <w:szCs w:val="16"/>
               </w:rPr>
             </w:pPr>
-            <w:proofErr w:type="spellStart"/>
             <w:r>
               <w:rPr>
                 <w:rFonts w:ascii="Times New Roman" w:hAnsi="Times New Roman" w:cs="Times New Roman"/>
                 <w:sz w:val="16"/>
                 <w:szCs w:val="16"/>
               </w:rPr>
-              <w:t>Հաշվառման</w:t>
-            </w:r>
-            <w:proofErr w:type="spellEnd"/>
-            <w:r>
-              <w:rPr>
-                <w:rFonts w:ascii="Times New Roman" w:hAnsi="Times New Roman" w:cs="Times New Roman"/>
-                <w:sz w:val="16"/>
-                <w:szCs w:val="16"/>
-              </w:rPr>
-              <w:t xml:space="preserve"> </w:t>
-            </w:r>
-            <w:proofErr w:type="spellStart"/>
-            <w:r>
-              <w:rPr>
-                <w:rFonts w:ascii="Times New Roman" w:hAnsi="Times New Roman" w:cs="Times New Roman"/>
-                <w:sz w:val="16"/>
-                <w:szCs w:val="16"/>
-              </w:rPr>
-              <w:t>համար</w:t>
-            </w:r>
-            <w:proofErr w:type="spellEnd"/>
+              <w:t>Հաշվառման համար</w:t>
+            </w:r>
           </w:p>
           <w:p>
             <w:pPr>
@@ -7465,7 +6751,6 @@
               </w:rPr>
               <w:t>${</w:t>
             </w:r>
-            <w:proofErr w:type="spellStart"/>
             <w:r>
               <w:rPr>
                 <w:rFonts w:ascii="Times New Roman" w:hAnsi="Times New Roman" w:cs="Times New Roman"/>
@@ -7482,17 +6767,7 @@
                 <w:szCs w:val="16"/>
                 <w:lang w:val="en-GB"/>
               </w:rPr>
-              <w:t>l_p</w:t>
-            </w:r>
-            <w:proofErr w:type="spellEnd"/>
-            <w:r>
-              <w:rPr>
-                <w:rFonts w:ascii="Times New Roman" w:hAnsi="Times New Roman" w:cs="Times New Roman"/>
-                <w:sz w:val="16"/>
-                <w:szCs w:val="16"/>
-                <w:lang w:val="en-GB"/>
-              </w:rPr>
-              <w:t>}</w:t>
+              <w:t>l_p}</w:t>
             </w:r>
           </w:p>
         </w:tc>
@@ -7577,34 +6852,14 @@
                 <w:szCs w:val="16"/>
               </w:rPr>
             </w:pPr>
-            <w:proofErr w:type="spellStart"/>
             <w:r>
               <w:rPr>
                 <w:rFonts w:ascii="Times New Roman" w:hAnsi="Times New Roman" w:cs="Times New Roman"/>
                 <w:sz w:val="16"/>
                 <w:szCs w:val="16"/>
               </w:rPr>
-              <w:t>Սեփականության</w:t>
-            </w:r>
-            <w:proofErr w:type="spellEnd"/>
-            <w:r>
-              <w:rPr>
-                <w:rFonts w:ascii="Times New Roman" w:hAnsi="Times New Roman" w:cs="Times New Roman"/>
-                <w:sz w:val="16"/>
-                <w:szCs w:val="16"/>
-              </w:rPr>
-              <w:t xml:space="preserve"> </w:t>
-            </w:r>
-            <w:proofErr w:type="spellStart"/>
-            <w:r>
-              <w:rPr>
-                <w:rFonts w:ascii="Times New Roman" w:hAnsi="Times New Roman" w:cs="Times New Roman"/>
-                <w:sz w:val="16"/>
-                <w:szCs w:val="16"/>
-              </w:rPr>
-              <w:t>վկայական</w:t>
-            </w:r>
-            <w:proofErr w:type="spellEnd"/>
+              <w:t>Սեփականության վկայական</w:t>
+            </w:r>
           </w:p>
           <w:p>
             <w:pPr>
@@ -7702,7 +6957,6 @@
           <w:lang w:val="hy-AM"/>
         </w:rPr>
       </w:pPr>
-      <w:proofErr w:type="spellStart"/>
       <w:r>
         <w:rPr>
           <w:rFonts w:ascii="Times New Roman" w:eastAsia="Times New Roman" w:hAnsi="Times New Roman" w:cs="Times New Roman"/>
@@ -7711,172 +6965,7 @@
           <w:szCs w:val="18"/>
           <w:lang w:val="en-GB"/>
         </w:rPr>
-        <w:t>Գրավի</w:t>
-      </w:r>
-      <w:proofErr w:type="spellEnd"/>
-      <w:r>
-        <w:rPr>
-          <w:rFonts w:ascii="Times New Roman" w:eastAsia="Times New Roman" w:hAnsi="Times New Roman" w:cs="Times New Roman"/>
-          <w:color w:val="000000" w:themeColor="text1"/>
-          <w:sz w:val="18"/>
-          <w:szCs w:val="18"/>
-          <w:lang w:val="en-GB"/>
-        </w:rPr>
-        <w:t xml:space="preserve"> </w:t>
-      </w:r>
-      <w:proofErr w:type="spellStart"/>
-      <w:r>
-        <w:rPr>
-          <w:rFonts w:ascii="Times New Roman" w:eastAsia="Times New Roman" w:hAnsi="Times New Roman" w:cs="Times New Roman"/>
-          <w:color w:val="000000" w:themeColor="text1"/>
-          <w:sz w:val="18"/>
-          <w:szCs w:val="18"/>
-          <w:lang w:val="en-GB"/>
-        </w:rPr>
-        <w:t>առարկան</w:t>
-      </w:r>
-      <w:proofErr w:type="spellEnd"/>
-      <w:r>
-        <w:rPr>
-          <w:rFonts w:ascii="Times New Roman" w:eastAsia="Times New Roman" w:hAnsi="Times New Roman" w:cs="Times New Roman"/>
-          <w:color w:val="000000" w:themeColor="text1"/>
-          <w:sz w:val="18"/>
-          <w:szCs w:val="18"/>
-          <w:lang w:val="en-GB"/>
-        </w:rPr>
-        <w:t xml:space="preserve"> </w:t>
-      </w:r>
-      <w:proofErr w:type="spellStart"/>
-      <w:r>
-        <w:rPr>
-          <w:rFonts w:ascii="Times New Roman" w:eastAsia="Times New Roman" w:hAnsi="Times New Roman" w:cs="Times New Roman"/>
-          <w:color w:val="000000" w:themeColor="text1"/>
-          <w:sz w:val="18"/>
-          <w:szCs w:val="18"/>
-          <w:lang w:val="en-GB"/>
-        </w:rPr>
-        <w:t>նկարվում</w:t>
-      </w:r>
-      <w:proofErr w:type="spellEnd"/>
-      <w:r>
-        <w:rPr>
-          <w:rFonts w:ascii="Times New Roman" w:eastAsia="Times New Roman" w:hAnsi="Times New Roman" w:cs="Times New Roman"/>
-          <w:color w:val="000000" w:themeColor="text1"/>
-          <w:sz w:val="18"/>
-          <w:szCs w:val="18"/>
-          <w:lang w:val="en-GB"/>
-        </w:rPr>
-        <w:t xml:space="preserve"> է և </w:t>
-      </w:r>
-      <w:proofErr w:type="spellStart"/>
-      <w:r>
-        <w:rPr>
-          <w:rFonts w:ascii="Times New Roman" w:eastAsia="Times New Roman" w:hAnsi="Times New Roman" w:cs="Times New Roman"/>
-          <w:color w:val="000000" w:themeColor="text1"/>
-          <w:sz w:val="18"/>
-          <w:szCs w:val="18"/>
-          <w:lang w:val="en-GB"/>
-        </w:rPr>
-        <w:t>նկարները</w:t>
-      </w:r>
-      <w:proofErr w:type="spellEnd"/>
-      <w:r>
-        <w:rPr>
-          <w:rFonts w:ascii="Times New Roman" w:eastAsia="Times New Roman" w:hAnsi="Times New Roman" w:cs="Times New Roman"/>
-          <w:color w:val="000000" w:themeColor="text1"/>
-          <w:sz w:val="18"/>
-          <w:szCs w:val="18"/>
-          <w:lang w:val="en-GB"/>
-        </w:rPr>
-        <w:t xml:space="preserve"> </w:t>
-      </w:r>
-      <w:proofErr w:type="spellStart"/>
-      <w:r>
-        <w:rPr>
-          <w:rFonts w:ascii="Times New Roman" w:eastAsia="Times New Roman" w:hAnsi="Times New Roman" w:cs="Times New Roman"/>
-          <w:color w:val="000000" w:themeColor="text1"/>
-          <w:sz w:val="18"/>
-          <w:szCs w:val="18"/>
-          <w:lang w:val="en-GB"/>
-        </w:rPr>
-        <w:t>պահպանվում</w:t>
-      </w:r>
-      <w:proofErr w:type="spellEnd"/>
-      <w:r>
-        <w:rPr>
-          <w:rFonts w:ascii="Times New Roman" w:eastAsia="Times New Roman" w:hAnsi="Times New Roman" w:cs="Times New Roman"/>
-          <w:color w:val="000000" w:themeColor="text1"/>
-          <w:sz w:val="18"/>
-          <w:szCs w:val="18"/>
-          <w:lang w:val="en-GB"/>
-        </w:rPr>
-        <w:t xml:space="preserve"> </w:t>
-      </w:r>
-      <w:proofErr w:type="spellStart"/>
-      <w:r>
-        <w:rPr>
-          <w:rFonts w:ascii="Times New Roman" w:eastAsia="Times New Roman" w:hAnsi="Times New Roman" w:cs="Times New Roman"/>
-          <w:color w:val="000000" w:themeColor="text1"/>
-          <w:sz w:val="18"/>
-          <w:szCs w:val="18"/>
-          <w:lang w:val="en-GB"/>
-        </w:rPr>
-        <w:t>են</w:t>
-      </w:r>
-      <w:proofErr w:type="spellEnd"/>
-      <w:r>
-        <w:rPr>
-          <w:rFonts w:ascii="Times New Roman" w:eastAsia="Times New Roman" w:hAnsi="Times New Roman" w:cs="Times New Roman"/>
-          <w:color w:val="000000" w:themeColor="text1"/>
-          <w:sz w:val="18"/>
-          <w:szCs w:val="18"/>
-          <w:lang w:val="en-GB"/>
-        </w:rPr>
-        <w:t xml:space="preserve"> </w:t>
-      </w:r>
-      <w:proofErr w:type="spellStart"/>
-      <w:r>
-        <w:rPr>
-          <w:rFonts w:ascii="Times New Roman" w:eastAsia="Times New Roman" w:hAnsi="Times New Roman" w:cs="Times New Roman"/>
-          <w:color w:val="000000" w:themeColor="text1"/>
-          <w:sz w:val="18"/>
-          <w:szCs w:val="18"/>
-          <w:lang w:val="en-GB"/>
-        </w:rPr>
-        <w:t>Գրավառուի</w:t>
-      </w:r>
-      <w:proofErr w:type="spellEnd"/>
-      <w:r>
-        <w:rPr>
-          <w:rFonts w:ascii="Times New Roman" w:eastAsia="Times New Roman" w:hAnsi="Times New Roman" w:cs="Times New Roman"/>
-          <w:color w:val="000000" w:themeColor="text1"/>
-          <w:sz w:val="18"/>
-          <w:szCs w:val="18"/>
-          <w:lang w:val="en-GB"/>
-        </w:rPr>
-        <w:t xml:space="preserve"> </w:t>
-      </w:r>
-      <w:proofErr w:type="spellStart"/>
-      <w:r>
-        <w:rPr>
-          <w:rFonts w:ascii="Times New Roman" w:eastAsia="Times New Roman" w:hAnsi="Times New Roman" w:cs="Times New Roman"/>
-          <w:color w:val="000000" w:themeColor="text1"/>
-          <w:sz w:val="18"/>
-          <w:szCs w:val="18"/>
-          <w:lang w:val="en-GB"/>
-        </w:rPr>
-        <w:t>մոտ</w:t>
-      </w:r>
-      <w:proofErr w:type="spellEnd"/>
-      <w:r>
-        <w:rPr>
-          <w:rFonts w:ascii="Times New Roman" w:eastAsia="Times New Roman" w:hAnsi="Times New Roman" w:cs="Times New Roman"/>
-          <w:color w:val="000000" w:themeColor="text1"/>
-          <w:sz w:val="18"/>
-          <w:szCs w:val="18"/>
-          <w:lang w:val="en-GB"/>
-        </w:rPr>
-        <w:t>։</w:t>
+        <w:t>Գրավի առարկան նկարվում է և նկարները պահպանվում են Գրավառուի մոտ։</w:t>
       </w:r>
     </w:p>
     <w:p>
@@ -10901,7 +9990,27 @@
                 <w:szCs w:val="18"/>
                 <w:lang w:val="hy-AM"/>
               </w:rPr>
-              <w:t>${account_number}</w:t>
+              <w:t>${account_</w:t>
+            </w:r>
+            <w:r>
+              <w:rPr>
+                <w:rFonts w:ascii="Times New Roman" w:hAnsi="Times New Roman" w:cs="Times New Roman"/>
+                <w:b/>
+                <w:sz w:val="18"/>
+                <w:szCs w:val="18"/>
+                <w:lang w:val="hy-AM"/>
+              </w:rPr>
+              <w:t>card_</w:t>
+            </w:r>
+            <w:r>
+              <w:rPr>
+                <w:rFonts w:ascii="Times New Roman" w:hAnsi="Times New Roman" w:cs="Times New Roman"/>
+                <w:b/>
+                <w:sz w:val="18"/>
+                <w:szCs w:val="18"/>
+                <w:lang w:val="hy-AM"/>
+              </w:rPr>
+              <w:t>number}</w:t>
             </w:r>
           </w:p>
           <w:p>
@@ -11924,7 +11033,6 @@
           <w:lang w:val="pt-BR"/>
         </w:rPr>
       </w:pPr>
-      <w:proofErr w:type="spellStart"/>
       <w:r>
         <w:rPr>
           <w:rFonts w:ascii="Times New Roman" w:eastAsia="Times New Roman" w:hAnsi="Times New Roman" w:cs="Times New Roman"/>
@@ -11937,7 +11045,6 @@
         </w:rPr>
         <w:t>Վարկային</w:t>
       </w:r>
-      <w:proofErr w:type="spellEnd"/>
       <w:r>
         <w:rPr>
           <w:rFonts w:ascii="Times New Roman" w:eastAsia="Times New Roman" w:hAnsi="Times New Roman" w:cs="Times New Roman"/>
@@ -11950,7 +11057,6 @@
         </w:rPr>
         <w:t xml:space="preserve"> </w:t>
       </w:r>
-      <w:proofErr w:type="spellStart"/>
       <w:r>
         <w:rPr>
           <w:rFonts w:ascii="Times New Roman" w:eastAsia="Times New Roman" w:hAnsi="Times New Roman" w:cs="Times New Roman"/>
@@ -11961,20 +11067,7 @@
           <w:szCs w:val="13"/>
           <w:lang w:val="en-GB"/>
         </w:rPr>
-        <w:t>կոդ</w:t>
-      </w:r>
-      <w:proofErr w:type="spellEnd"/>
-      <w:r>
-        <w:rPr>
-          <w:rFonts w:ascii="Times New Roman" w:eastAsia="Times New Roman" w:hAnsi="Times New Roman" w:cs="Times New Roman"/>
-          <w:i/>
-          <w:iCs/>
-          <w:color w:val="000000" w:themeColor="text1"/>
-          <w:sz w:val="18"/>
-          <w:szCs w:val="13"/>
-          <w:lang w:val="en-GB"/>
-        </w:rPr>
-        <w:t>՝</w:t>
+        <w:t>կոդ՝</w:t>
       </w:r>
       <w:r>
         <w:rPr>
@@ -24317,7 +23410,6 @@
                 <w:lang w:val="hy-AM"/>
               </w:rPr>
             </w:pPr>
-            <w:proofErr w:type="spellStart"/>
             <w:r>
               <w:rPr>
                 <w:rFonts w:ascii="Times New Roman" w:hAnsi="Times New Roman" w:cs="Times New Roman"/>
@@ -24328,61 +23420,8 @@
                 <w:szCs w:val="18"/>
                 <w:highlight w:val="yellow"/>
               </w:rPr>
-              <w:t>Ավետիք</w:t>
-            </w:r>
-            <w:proofErr w:type="spellEnd"/>
-            <w:r>
-              <w:rPr>
-                <w:rFonts w:ascii="Times New Roman" w:hAnsi="Times New Roman" w:cs="Times New Roman"/>
-                <w:b/>
-                <w:i/>
-                <w:iCs/>
-                <w:sz w:val="18"/>
-                <w:szCs w:val="18"/>
-                <w:highlight w:val="yellow"/>
-              </w:rPr>
-              <w:t xml:space="preserve"> </w:t>
-            </w:r>
-            <w:proofErr w:type="spellStart"/>
-            <w:r>
-              <w:rPr>
-                <w:rFonts w:ascii="Times New Roman" w:hAnsi="Times New Roman" w:cs="Times New Roman"/>
-                <w:b/>
-                <w:i/>
-                <w:iCs/>
-                <w:sz w:val="18"/>
-                <w:szCs w:val="18"/>
-                <w:highlight w:val="yellow"/>
-              </w:rPr>
-              <w:t>Մուրադյան</w:t>
-            </w:r>
-            <w:proofErr w:type="spellEnd"/>
-            <w:r>
-              <w:rPr>
-                <w:rFonts w:ascii="Times New Roman" w:hAnsi="Times New Roman" w:cs="Times New Roman"/>
-                <w:b/>
-                <w:i/>
-                <w:iCs/>
-                <w:sz w:val="18"/>
-                <w:szCs w:val="18"/>
-                <w:highlight w:val="yellow"/>
-              </w:rPr>
-              <w:t xml:space="preserve"> </w:t>
-            </w:r>
-            <w:proofErr w:type="spellStart"/>
-            <w:r>
-              <w:rPr>
-                <w:rFonts w:ascii="Times New Roman" w:hAnsi="Times New Roman" w:cs="Times New Roman"/>
-                <w:b/>
-                <w:i/>
-                <w:iCs/>
-                <w:sz w:val="18"/>
-                <w:szCs w:val="18"/>
-                <w:highlight w:val="yellow"/>
-              </w:rPr>
-              <w:t>Ղուկասի</w:t>
-            </w:r>
-            <w:proofErr w:type="spellEnd"/>
+              <w:t>Ավետիք Մուրադյան Ղուկասի</w:t>
+            </w:r>
           </w:p>
         </w:tc>
         <w:tc>

--- a/public/files/contract_car_template_pledgee.docx
+++ b/public/files/contract_car_template_pledgee.docx
@@ -763,7 +763,7 @@
           <w:szCs w:val="18"/>
           <w:lang w:val="hy-AM"/>
         </w:rPr>
-        <w:t>${</w:t>
+        <w:t>${pl_passport_series</w:t>
       </w:r>
       <w:r>
         <w:rPr>
@@ -773,7 +773,7 @@
           <w:szCs w:val="18"/>
           <w:lang w:val="hy-AM"/>
         </w:rPr>
-        <w:t>pl_</w:t>
+        <w:t xml:space="preserve">, տրված՝ </w:t>
       </w:r>
       <w:r>
         <w:rPr>
@@ -783,7 +783,7 @@
           <w:szCs w:val="18"/>
           <w:lang w:val="hy-AM"/>
         </w:rPr>
-        <w:t>passport_series</w:t>
+        <w:t xml:space="preserve">${pl_passport_validity} </w:t>
       </w:r>
       <w:r>
         <w:rPr>
@@ -793,7 +793,7 @@
           <w:szCs w:val="18"/>
           <w:lang w:val="hy-AM"/>
         </w:rPr>
-        <w:t xml:space="preserve">, տրված՝ </w:t>
+        <w:t xml:space="preserve"> թվականին, </w:t>
       </w:r>
       <w:r>
         <w:rPr>
@@ -803,7 +803,7 @@
           <w:szCs w:val="18"/>
           <w:lang w:val="hy-AM"/>
         </w:rPr>
-        <w:t>${</w:t>
+        <w:t>${pl_passport_issued}-ի</w:t>
       </w:r>
       <w:r>
         <w:rPr>
@@ -813,7 +813,7 @@
           <w:szCs w:val="18"/>
           <w:lang w:val="hy-AM"/>
         </w:rPr>
-        <w:t>pl_</w:t>
+        <w:t xml:space="preserve"> կողմից, ՀԾՀ՝ </w:t>
       </w:r>
       <w:r>
         <w:rPr>
@@ -823,7 +823,7 @@
           <w:szCs w:val="18"/>
           <w:lang w:val="hy-AM"/>
         </w:rPr>
-        <w:t xml:space="preserve">passport_validity} </w:t>
+        <w:t>${pl_social_card_number}</w:t>
       </w:r>
       <w:r>
         <w:rPr>
@@ -833,7 +833,7 @@
           <w:szCs w:val="18"/>
           <w:lang w:val="hy-AM"/>
         </w:rPr>
-        <w:t xml:space="preserve"> թվականին, </w:t>
+        <w:t>, հասցե</w:t>
       </w:r>
       <w:r>
         <w:rPr>
@@ -843,137 +843,7 @@
           <w:szCs w:val="18"/>
           <w:lang w:val="hy-AM"/>
         </w:rPr>
-        <w:t>${</w:t>
-      </w:r>
-      <w:r>
-        <w:rPr>
-          <w:rFonts w:ascii="Times New Roman" w:eastAsia="Times New Roman" w:hAnsi="Times New Roman" w:cs="Times New Roman"/>
-          <w:color w:val="000000" w:themeColor="text1"/>
-          <w:sz w:val="18"/>
-          <w:szCs w:val="18"/>
-          <w:lang w:val="hy-AM"/>
-        </w:rPr>
-        <w:t>pl_</w:t>
-      </w:r>
-      <w:r>
-        <w:rPr>
-          <w:rFonts w:ascii="Times New Roman" w:eastAsia="Times New Roman" w:hAnsi="Times New Roman" w:cs="Times New Roman"/>
-          <w:color w:val="000000" w:themeColor="text1"/>
-          <w:sz w:val="18"/>
-          <w:szCs w:val="18"/>
-          <w:lang w:val="hy-AM"/>
-        </w:rPr>
-        <w:t>passport_issued</w:t>
-      </w:r>
-      <w:r>
-        <w:rPr>
-          <w:rFonts w:ascii="Times New Roman" w:eastAsia="Times New Roman" w:hAnsi="Times New Roman" w:cs="Times New Roman"/>
-          <w:color w:val="000000" w:themeColor="text1"/>
-          <w:sz w:val="18"/>
-          <w:szCs w:val="18"/>
-          <w:lang w:val="hy-AM"/>
-        </w:rPr>
-        <w:t>}-ի</w:t>
-      </w:r>
-      <w:r>
-        <w:rPr>
-          <w:rFonts w:ascii="Times New Roman" w:eastAsia="Times New Roman" w:hAnsi="Times New Roman" w:cs="Times New Roman"/>
-          <w:color w:val="000000" w:themeColor="text1"/>
-          <w:sz w:val="18"/>
-          <w:szCs w:val="18"/>
-          <w:lang w:val="hy-AM"/>
-        </w:rPr>
-        <w:t xml:space="preserve"> կողմից, ՀԾՀ՝ </w:t>
-      </w:r>
-      <w:r>
-        <w:rPr>
-          <w:rFonts w:ascii="Times New Roman" w:eastAsia="Times New Roman" w:hAnsi="Times New Roman" w:cs="Times New Roman"/>
-          <w:color w:val="000000" w:themeColor="text1"/>
-          <w:sz w:val="18"/>
-          <w:szCs w:val="18"/>
-          <w:lang w:val="hy-AM"/>
-        </w:rPr>
-        <w:t>${</w:t>
-      </w:r>
-      <w:r>
-        <w:rPr>
-          <w:rFonts w:ascii="Times New Roman" w:eastAsia="Times New Roman" w:hAnsi="Times New Roman" w:cs="Times New Roman"/>
-          <w:color w:val="000000" w:themeColor="text1"/>
-          <w:sz w:val="18"/>
-          <w:szCs w:val="18"/>
-          <w:lang w:val="hy-AM"/>
-        </w:rPr>
-        <w:t>pl_</w:t>
-      </w:r>
-      <w:r>
-        <w:rPr>
-          <w:rFonts w:ascii="Times New Roman" w:eastAsia="Times New Roman" w:hAnsi="Times New Roman" w:cs="Times New Roman"/>
-          <w:color w:val="000000" w:themeColor="text1"/>
-          <w:sz w:val="18"/>
-          <w:szCs w:val="18"/>
-          <w:lang w:val="hy-AM"/>
-        </w:rPr>
-        <w:t>social_card_number}</w:t>
-      </w:r>
-      <w:r>
-        <w:rPr>
-          <w:rFonts w:ascii="Times New Roman" w:eastAsia="Times New Roman" w:hAnsi="Times New Roman" w:cs="Times New Roman"/>
-          <w:color w:val="000000" w:themeColor="text1"/>
-          <w:sz w:val="18"/>
-          <w:szCs w:val="18"/>
-          <w:lang w:val="hy-AM"/>
-        </w:rPr>
-        <w:t>, հասցե</w:t>
-      </w:r>
-      <w:r>
-        <w:rPr>
-          <w:rFonts w:ascii="Times New Roman" w:eastAsia="Times New Roman" w:hAnsi="Times New Roman" w:cs="Times New Roman"/>
-          <w:color w:val="000000" w:themeColor="text1"/>
-          <w:sz w:val="18"/>
-          <w:szCs w:val="18"/>
-          <w:lang w:val="hy-AM"/>
-        </w:rPr>
-        <w:t>${</w:t>
-      </w:r>
-      <w:r>
-        <w:rPr>
-          <w:rFonts w:ascii="Times New Roman" w:eastAsia="Times New Roman" w:hAnsi="Times New Roman" w:cs="Times New Roman"/>
-          <w:color w:val="000000" w:themeColor="text1"/>
-          <w:sz w:val="18"/>
-          <w:szCs w:val="18"/>
-          <w:lang w:val="hy-AM"/>
-        </w:rPr>
-        <w:t>pl_</w:t>
-      </w:r>
-      <w:r>
-        <w:rPr>
-          <w:rFonts w:ascii="Times New Roman" w:eastAsia="Times New Roman" w:hAnsi="Times New Roman" w:cs="Times New Roman"/>
-          <w:color w:val="000000" w:themeColor="text1"/>
-          <w:sz w:val="18"/>
-          <w:szCs w:val="18"/>
-          <w:lang w:val="hy-AM"/>
-        </w:rPr>
-        <w:t>city},${</w:t>
-      </w:r>
-      <w:r>
-        <w:rPr>
-          <w:rFonts w:ascii="Times New Roman" w:eastAsia="Times New Roman" w:hAnsi="Times New Roman" w:cs="Times New Roman"/>
-          <w:color w:val="000000" w:themeColor="text1"/>
-          <w:sz w:val="18"/>
-          <w:szCs w:val="18"/>
-          <w:lang w:val="hy-AM"/>
-        </w:rPr>
-        <w:t>pl_</w:t>
-      </w:r>
-      <w:r>
-        <w:rPr>
-          <w:rFonts w:ascii="Times New Roman" w:eastAsia="Times New Roman" w:hAnsi="Times New Roman" w:cs="Times New Roman"/>
-          <w:color w:val="000000" w:themeColor="text1"/>
-          <w:sz w:val="18"/>
-          <w:szCs w:val="18"/>
-          <w:lang w:val="hy-AM"/>
-        </w:rPr>
-        <w:t>street})</w:t>
+        <w:t>${pl_city},${pl_street})</w:t>
       </w:r>
       <w:r>
         <w:rPr>
@@ -11130,7 +11000,7 @@
           <w:szCs w:val="13"/>
           <w:lang w:val="hy-AM"/>
         </w:rPr>
-        <w:t xml:space="preserve"> գրավի խառը պայմանագիր </w:t>
+        <w:t xml:space="preserve"> գրավի խառը պայմանագիր</w:t>
       </w:r>
       <w:r>
         <w:rPr>
@@ -11142,7 +11012,7 @@
           <w:szCs w:val="13"/>
           <w:lang w:val="hy-AM"/>
         </w:rPr>
-        <w:t>№</w:t>
+        <w:t xml:space="preserve"> </w:t>
       </w:r>
       <w:r>
         <w:rPr>
@@ -11154,7 +11024,7 @@
           <w:szCs w:val="13"/>
           <w:lang w:val="hy-AM"/>
         </w:rPr>
-        <w:t xml:space="preserve"> </w:t>
+        <w:t>№</w:t>
       </w:r>
       <w:r>
         <w:rPr>
@@ -11164,11 +11034,37 @@
           <w:color w:val="000000" w:themeColor="text1"/>
           <w:sz w:val="18"/>
           <w:szCs w:val="13"/>
-          <w:highlight w:val="yellow"/>
-          <w:lang w:val="hy-AM"/>
-        </w:rPr>
-        <w:t>A-26-00073</w:t>
-      </w:r>
+          <w:lang w:val="hy-AM"/>
+        </w:rPr>
+        <w:t xml:space="preserve"> </w:t>
+      </w:r>
+      <w:r>
+        <w:rPr>
+          <w:rFonts w:ascii="Times New Roman" w:eastAsia="Times New Roman" w:hAnsi="Times New Roman" w:cs="Times New Roman"/>
+          <w:i/>
+          <w:iCs/>
+          <w:color w:val="000000" w:themeColor="text1"/>
+          <w:sz w:val="18"/>
+          <w:szCs w:val="13"/>
+          <w:lang w:val="hy-AM"/>
+        </w:rPr>
+        <w:t>${num}</w:t>
+      </w:r>
+    </w:p>
+    <w:p>
+      <w:pPr>
+        <w:spacing w:after="0" w:line="276" w:lineRule="auto"/>
+        <w:jc w:val="right"/>
+        <w:rPr>
+          <w:rFonts w:ascii="Times New Roman" w:eastAsia="Times New Roman" w:hAnsi="Times New Roman" w:cs="Times New Roman"/>
+          <w:i/>
+          <w:iCs/>
+          <w:color w:val="000000" w:themeColor="text1"/>
+          <w:sz w:val="18"/>
+          <w:szCs w:val="13"/>
+          <w:lang w:val="pt-BR"/>
+        </w:rPr>
+      </w:pPr>
     </w:p>
     <w:p>
       <w:pPr>
@@ -18721,6 +18617,7 @@
                 <w:szCs w:val="15"/>
                 <w:lang w:val="hy-AM"/>
               </w:rPr>
+              <w:lastRenderedPageBreak/>
               <w:t>16.10.2029</w:t>
             </w:r>
           </w:p>
@@ -18908,7 +18805,6 @@
                 <w:szCs w:val="15"/>
                 <w:lang w:val="hy-AM"/>
               </w:rPr>
-              <w:lastRenderedPageBreak/>
               <w:t>16.11.2029</w:t>
             </w:r>
           </w:p>
@@ -22694,7 +22590,6 @@
                 <w:b/>
                 <w:sz w:val="18"/>
                 <w:szCs w:val="18"/>
-                <w:highlight w:val="yellow"/>
                 <w:u w:val="single"/>
                 <w:lang w:val="hy-AM"/>
               </w:rPr>
@@ -22705,7 +22600,6 @@
                 <w:b/>
                 <w:sz w:val="18"/>
                 <w:szCs w:val="18"/>
-                <w:highlight w:val="yellow"/>
                 <w:u w:val="single"/>
                 <w:lang w:val="hy-AM"/>
               </w:rPr>
@@ -22725,7 +22619,6 @@
                 <w:color w:val="000000"/>
                 <w:sz w:val="18"/>
                 <w:szCs w:val="18"/>
-                <w:highlight w:val="yellow"/>
                 <w:lang w:val="hy-AM"/>
               </w:rPr>
             </w:pPr>
@@ -22737,10 +22630,9 @@
                 <w:iCs/>
                 <w:sz w:val="18"/>
                 <w:szCs w:val="18"/>
-                <w:highlight w:val="yellow"/>
-                <w:lang w:val="hy-AM"/>
-              </w:rPr>
-              <w:t>Ավետիք Մուրադյան Ղուկասի</w:t>
+                <w:lang w:val="hy-AM"/>
+              </w:rPr>
+              <w:t>${client}</w:t>
             </w:r>
             <w:r>
               <w:rPr>
@@ -22752,7 +22644,6 @@
                 <w:color w:val="000000"/>
                 <w:sz w:val="18"/>
                 <w:szCs w:val="18"/>
-                <w:highlight w:val="yellow"/>
                 <w:lang w:val="hy-AM"/>
               </w:rPr>
               <w:t xml:space="preserve"> </w:t>
@@ -22766,7 +22657,6 @@
                 <w:color w:val="000000" w:themeColor="text1"/>
                 <w:sz w:val="18"/>
                 <w:szCs w:val="18"/>
-                <w:highlight w:val="yellow"/>
                 <w:lang w:val="hy-AM"/>
               </w:rPr>
             </w:pPr>
@@ -22778,106 +22668,129 @@
                 <w:color w:val="000000"/>
                 <w:sz w:val="18"/>
                 <w:szCs w:val="18"/>
-                <w:highlight w:val="yellow"/>
-                <w:lang w:val="hy-AM"/>
-              </w:rPr>
-              <w:t xml:space="preserve">անձնագիր՝ </w:t>
-            </w:r>
-            <w:r>
-              <w:rPr>
-                <w:rFonts w:ascii="Times New Roman" w:eastAsia="Times New Roman" w:hAnsi="Times New Roman" w:cs="Times New Roman"/>
-                <w:color w:val="000000" w:themeColor="text1"/>
-                <w:sz w:val="18"/>
-                <w:szCs w:val="18"/>
-                <w:highlight w:val="yellow"/>
-                <w:lang w:val="hy-AM"/>
-              </w:rPr>
-              <w:t>AS0259079</w:t>
-            </w:r>
-          </w:p>
-          <w:p>
-            <w:pPr>
-              <w:spacing w:after="0" w:line="276" w:lineRule="auto"/>
-              <w:rPr>
-                <w:rFonts w:ascii="Times New Roman" w:hAnsi="Times New Roman" w:cs="Times New Roman"/>
+                <w:lang w:val="hy-AM"/>
+              </w:rPr>
+              <w:t>անձնագիր՝</w:t>
+            </w:r>
+            <w:r>
+              <w:rPr>
+                <w:rFonts w:ascii="Times New Roman" w:hAnsi="Times New Roman" w:cs="Times New Roman"/>
+                <w:b/>
+                <w:bCs/>
                 <w:color w:val="000000"/>
                 <w:sz w:val="18"/>
                 <w:szCs w:val="18"/>
-                <w:highlight w:val="yellow"/>
-                <w:lang w:val="hy-AM"/>
-              </w:rPr>
-            </w:pPr>
-            <w:r>
-              <w:rPr>
-                <w:rFonts w:ascii="Times New Roman" w:hAnsi="Times New Roman" w:cs="Times New Roman"/>
-                <w:b/>
-                <w:bCs/>
+                <w:lang w:val="hy-AM"/>
+              </w:rPr>
+              <w:t xml:space="preserve"> </w:t>
+            </w:r>
+            <w:r>
+              <w:rPr>
+                <w:rFonts w:ascii="Times New Roman" w:eastAsia="Times New Roman" w:hAnsi="Times New Roman" w:cs="Times New Roman"/>
+                <w:color w:val="000000" w:themeColor="text1"/>
+                <w:sz w:val="18"/>
+                <w:szCs w:val="18"/>
+                <w:lang w:val="hy-AM"/>
+              </w:rPr>
+              <w:t>${passport_series}</w:t>
+            </w:r>
+          </w:p>
+          <w:p>
+            <w:pPr>
+              <w:spacing w:after="0" w:line="276" w:lineRule="auto"/>
+              <w:rPr>
+                <w:rFonts w:ascii="Times New Roman" w:hAnsi="Times New Roman" w:cs="Times New Roman"/>
                 <w:color w:val="000000"/>
                 <w:sz w:val="18"/>
                 <w:szCs w:val="18"/>
-                <w:highlight w:val="yellow"/>
-                <w:lang w:val="hy-AM"/>
-              </w:rPr>
-              <w:t>հացե՝</w:t>
-            </w:r>
-            <w:r>
-              <w:rPr>
-                <w:rFonts w:ascii="Times New Roman" w:hAnsi="Times New Roman" w:cs="Times New Roman"/>
+                <w:lang w:val="hy-AM"/>
+              </w:rPr>
+            </w:pPr>
+            <w:r>
+              <w:rPr>
+                <w:rFonts w:ascii="Times New Roman" w:hAnsi="Times New Roman" w:cs="Times New Roman"/>
+                <w:b/>
+                <w:bCs/>
                 <w:color w:val="000000"/>
                 <w:sz w:val="18"/>
                 <w:szCs w:val="18"/>
-                <w:highlight w:val="yellow"/>
-                <w:lang w:val="hy-AM"/>
-              </w:rPr>
-              <w:t xml:space="preserve"> </w:t>
-            </w:r>
-            <w:r>
-              <w:rPr>
-                <w:rFonts w:ascii="Times New Roman" w:eastAsia="Times New Roman" w:hAnsi="Times New Roman" w:cs="Times New Roman"/>
-                <w:color w:val="000000" w:themeColor="text1"/>
-                <w:sz w:val="18"/>
-                <w:szCs w:val="18"/>
-                <w:highlight w:val="yellow"/>
-                <w:lang w:val="hy-AM"/>
-              </w:rPr>
-              <w:t>Երևան, Կ․ Ուլնեցու փ․ 30շ բն 16</w:t>
-            </w:r>
-          </w:p>
-          <w:p>
-            <w:pPr>
-              <w:spacing w:after="0" w:line="276" w:lineRule="auto"/>
+                <w:lang w:val="hy-AM"/>
+              </w:rPr>
+              <w:t>հացե՝</w:t>
+            </w:r>
+            <w:r>
               <w:rPr>
                 <w:rFonts w:ascii="Times New Roman" w:hAnsi="Times New Roman" w:cs="Times New Roman"/>
                 <w:color w:val="000000"/>
                 <w:sz w:val="18"/>
                 <w:szCs w:val="18"/>
-                <w:highlight w:val="yellow"/>
-                <w:lang w:val="hy-AM"/>
-              </w:rPr>
-            </w:pPr>
-            <w:r>
-              <w:rPr>
-                <w:rFonts w:ascii="Times New Roman" w:hAnsi="Times New Roman" w:cs="Times New Roman"/>
-                <w:b/>
-                <w:bCs/>
+                <w:lang w:val="hy-AM"/>
+              </w:rPr>
+              <w:t xml:space="preserve"> </w:t>
+            </w:r>
+            <w:r>
+              <w:rPr>
+                <w:rFonts w:ascii="Times New Roman" w:eastAsia="Times New Roman" w:hAnsi="Times New Roman" w:cs="Times New Roman"/>
+                <w:color w:val="000000" w:themeColor="text1"/>
+                <w:sz w:val="18"/>
+                <w:szCs w:val="18"/>
+                <w:lang w:val="hy-AM"/>
+              </w:rPr>
+              <w:t>${city}</w:t>
+            </w:r>
+            <w:r>
+              <w:rPr>
+                <w:rFonts w:ascii="Times New Roman" w:eastAsia="Times New Roman" w:hAnsi="Times New Roman" w:cs="Times New Roman"/>
+                <w:color w:val="000000" w:themeColor="text1"/>
+                <w:sz w:val="18"/>
+                <w:szCs w:val="18"/>
+                <w:lang w:val="hy-AM"/>
+              </w:rPr>
+              <w:t>, ${street}</w:t>
+            </w:r>
+          </w:p>
+          <w:p>
+            <w:pPr>
+              <w:spacing w:after="0" w:line="276" w:lineRule="auto"/>
+              <w:rPr>
+                <w:rFonts w:ascii="Times New Roman" w:hAnsi="Times New Roman" w:cs="Times New Roman"/>
                 <w:color w:val="000000"/>
                 <w:sz w:val="18"/>
                 <w:szCs w:val="18"/>
-                <w:highlight w:val="yellow"/>
-                <w:lang w:val="hy-AM"/>
-              </w:rPr>
-              <w:t>հեռախոս</w:t>
-            </w:r>
-            <w:r>
-              <w:rPr>
-                <w:rFonts w:ascii="Times New Roman" w:hAnsi="Times New Roman" w:cs="Times New Roman"/>
+                <w:lang w:val="hy-AM"/>
+              </w:rPr>
+            </w:pPr>
+            <w:r>
+              <w:rPr>
+                <w:rFonts w:ascii="Times New Roman" w:hAnsi="Times New Roman" w:cs="Times New Roman"/>
+                <w:b/>
+                <w:bCs/>
                 <w:color w:val="000000"/>
                 <w:sz w:val="18"/>
                 <w:szCs w:val="18"/>
-                <w:highlight w:val="yellow"/>
-                <w:lang w:val="hy-AM"/>
-              </w:rPr>
-              <w:t>՝ (+374)96156606</w:t>
+                <w:lang w:val="hy-AM"/>
+              </w:rPr>
+              <w:t>հեռախոս</w:t>
+            </w:r>
+            <w:r>
+              <w:rPr>
+                <w:rFonts w:ascii="Times New Roman" w:hAnsi="Times New Roman" w:cs="Times New Roman"/>
+                <w:color w:val="000000"/>
+                <w:sz w:val="18"/>
+                <w:szCs w:val="18"/>
+                <w:lang w:val="hy-AM"/>
+              </w:rPr>
+              <w:t xml:space="preserve">՝ </w:t>
+            </w:r>
+            <w:r>
+              <w:rPr>
+                <w:rFonts w:ascii="Times New Roman" w:hAnsi="Times New Roman" w:cs="Times New Roman"/>
+                <w:color w:val="000000"/>
+                <w:sz w:val="18"/>
+                <w:szCs w:val="18"/>
+                <w:lang w:val="hy-AM"/>
+              </w:rPr>
+              <w:t>${phone}</w:t>
             </w:r>
           </w:p>
           <w:p>
@@ -22885,76 +22798,139 @@
               <w:spacing w:after="0" w:line="276" w:lineRule="auto"/>
               <w:rPr>
                 <w:rFonts w:ascii="Times New Roman" w:hAnsi="Times New Roman" w:cs="Times New Roman"/>
-                <w:bCs/>
+                <w:b/>
+                <w:sz w:val="18"/>
+                <w:szCs w:val="18"/>
+                <w:lang w:val="hy-AM"/>
+              </w:rPr>
+            </w:pPr>
+            <w:r>
+              <w:rPr>
+                <w:rFonts w:ascii="Times New Roman" w:hAnsi="Times New Roman" w:cs="Times New Roman"/>
+                <w:b/>
+                <w:sz w:val="18"/>
+                <w:szCs w:val="18"/>
+                <w:lang w:val="hy-AM"/>
+              </w:rPr>
+              <w:t xml:space="preserve">Բանկ՝ </w:t>
+            </w:r>
+            <w:r>
+              <w:rPr>
+                <w:rFonts w:ascii="Times New Roman" w:hAnsi="Times New Roman" w:cs="Times New Roman"/>
+                <w:b/>
+                <w:sz w:val="18"/>
+                <w:szCs w:val="18"/>
+                <w:lang w:val="hy-AM"/>
+              </w:rPr>
+              <w:t>«</w:t>
+            </w:r>
+            <w:r>
+              <w:rPr>
+                <w:rFonts w:ascii="Times New Roman" w:hAnsi="Times New Roman" w:cs="Times New Roman"/>
+                <w:b/>
                 <w:iCs/>
                 <w:sz w:val="16"/>
                 <w:szCs w:val="16"/>
-                <w:highlight w:val="yellow"/>
-                <w:lang w:val="hy-AM"/>
-              </w:rPr>
-            </w:pPr>
-            <w:r>
-              <w:rPr>
-                <w:rFonts w:ascii="Times New Roman" w:hAnsi="Times New Roman" w:cs="Times New Roman"/>
-                <w:b/>
-                <w:bCs/>
-                <w:iCs/>
-                <w:sz w:val="16"/>
-                <w:szCs w:val="16"/>
-                <w:highlight w:val="yellow"/>
-                <w:lang w:val="hy-AM"/>
-              </w:rPr>
-              <w:t>Բանկ</w:t>
-            </w:r>
-            <w:r>
-              <w:rPr>
-                <w:rFonts w:ascii="Times New Roman" w:hAnsi="Times New Roman" w:cs="Times New Roman"/>
-                <w:bCs/>
-                <w:iCs/>
-                <w:sz w:val="16"/>
-                <w:szCs w:val="16"/>
-                <w:highlight w:val="yellow"/>
-                <w:lang w:val="hy-AM"/>
-              </w:rPr>
-              <w:t xml:space="preserve">՝ «Ինեկոբանկ» </w:t>
-            </w:r>
-          </w:p>
-          <w:p>
-            <w:pPr>
-              <w:spacing w:after="0" w:line="276" w:lineRule="auto"/>
+                <w:lang w:val="hy-AM"/>
+              </w:rPr>
+              <w:t>${bank_name}</w:t>
+            </w:r>
+            <w:r>
               <w:rPr>
                 <w:rFonts w:ascii="Times New Roman" w:hAnsi="Times New Roman" w:cs="Times New Roman"/>
                 <w:b/>
                 <w:sz w:val="18"/>
                 <w:szCs w:val="18"/>
-                <w:highlight w:val="yellow"/>
-                <w:lang w:val="hy-AM"/>
-              </w:rPr>
-            </w:pPr>
-            <w:r>
-              <w:rPr>
-                <w:rFonts w:ascii="Times New Roman" w:hAnsi="Times New Roman" w:cs="Times New Roman"/>
-                <w:b/>
-                <w:bCs/>
-                <w:iCs/>
-                <w:sz w:val="16"/>
-                <w:szCs w:val="16"/>
-                <w:highlight w:val="yellow"/>
-                <w:lang w:val="hy-AM"/>
-              </w:rPr>
-              <w:t>Հաշվեհամար</w:t>
-            </w:r>
-            <w:r>
-              <w:rPr>
-                <w:rFonts w:ascii="Times New Roman" w:hAnsi="Times New Roman" w:cs="Times New Roman"/>
-                <w:bCs/>
-                <w:iCs/>
-                <w:sz w:val="16"/>
-                <w:szCs w:val="16"/>
-                <w:highlight w:val="yellow"/>
-                <w:lang w:val="hy-AM"/>
-              </w:rPr>
-              <w:t>՝ 2050569117907001</w:t>
+                <w:lang w:val="hy-AM"/>
+              </w:rPr>
+              <w:t>»</w:t>
+            </w:r>
+            <w:r>
+              <w:rPr>
+                <w:rFonts w:ascii="Times New Roman" w:hAnsi="Times New Roman" w:cs="Times New Roman"/>
+                <w:b/>
+                <w:sz w:val="18"/>
+                <w:szCs w:val="18"/>
+                <w:lang w:val="hy-AM"/>
+              </w:rPr>
+              <w:t xml:space="preserve"> </w:t>
+            </w:r>
+          </w:p>
+          <w:p>
+            <w:pPr>
+              <w:spacing w:after="0" w:line="276" w:lineRule="auto"/>
+              <w:rPr>
+                <w:rFonts w:ascii="Times New Roman" w:hAnsi="Times New Roman" w:cs="Times New Roman"/>
+                <w:b/>
+                <w:sz w:val="18"/>
+                <w:szCs w:val="18"/>
+                <w:lang w:val="hy-AM"/>
+              </w:rPr>
+            </w:pPr>
+            <w:r>
+              <w:rPr>
+                <w:rFonts w:ascii="Times New Roman" w:hAnsi="Times New Roman" w:cs="Times New Roman"/>
+                <w:b/>
+                <w:sz w:val="18"/>
+                <w:szCs w:val="18"/>
+                <w:lang w:val="hy-AM"/>
+              </w:rPr>
+              <w:t xml:space="preserve">Հաշվեհամար՝ </w:t>
+            </w:r>
+            <w:r>
+              <w:rPr>
+                <w:rFonts w:ascii="Times New Roman" w:hAnsi="Times New Roman" w:cs="Times New Roman"/>
+                <w:b/>
+                <w:sz w:val="18"/>
+                <w:szCs w:val="18"/>
+                <w:lang w:val="hy-AM"/>
+              </w:rPr>
+              <w:t>${account_</w:t>
+            </w:r>
+            <w:r>
+              <w:rPr>
+                <w:rFonts w:ascii="Times New Roman" w:hAnsi="Times New Roman" w:cs="Times New Roman"/>
+                <w:b/>
+                <w:sz w:val="18"/>
+                <w:szCs w:val="18"/>
+                <w:lang w:val="hy-AM"/>
+              </w:rPr>
+              <w:t>card_</w:t>
+            </w:r>
+            <w:r>
+              <w:rPr>
+                <w:rFonts w:ascii="Times New Roman" w:hAnsi="Times New Roman" w:cs="Times New Roman"/>
+                <w:b/>
+                <w:sz w:val="18"/>
+                <w:szCs w:val="18"/>
+                <w:lang w:val="hy-AM"/>
+              </w:rPr>
+              <w:t>number}</w:t>
+            </w:r>
+          </w:p>
+          <w:p>
+            <w:pPr>
+              <w:spacing w:after="0" w:line="276" w:lineRule="auto"/>
+              <w:rPr>
+                <w:rFonts w:ascii="Times New Roman" w:hAnsi="Times New Roman" w:cs="Times New Roman"/>
+                <w:b/>
+                <w:bCs/>
+                <w:color w:val="000000"/>
+                <w:sz w:val="18"/>
+                <w:szCs w:val="18"/>
+                <w:lang w:val="hy-AM"/>
+              </w:rPr>
+            </w:pPr>
+            <w:r>
+              <w:rPr>
+                <w:rFonts w:ascii="Times New Roman" w:hAnsi="Times New Roman" w:cs="Times New Roman"/>
+                <w:b/>
+                <w:bCs/>
+                <w:sz w:val="18"/>
+                <w:szCs w:val="18"/>
+                <w:lang w:val="hy-AM"/>
+              </w:rPr>
+              <w:t>Քարտի համար՝ ${card_number}</w:t>
             </w:r>
           </w:p>
           <w:p>
@@ -23418,9 +23394,8 @@
                 <w:iCs/>
                 <w:sz w:val="18"/>
                 <w:szCs w:val="18"/>
-                <w:highlight w:val="yellow"/>
-              </w:rPr>
-              <w:t>Ավետիք Մուրադյան Ղուկասի</w:t>
+              </w:rPr>
+              <w:t>${client}</w:t>
             </w:r>
           </w:p>
         </w:tc>

--- a/public/files/contract_car_template_pledgee.docx
+++ b/public/files/contract_car_template_pledgee.docx
@@ -580,7 +580,27 @@
           <w:szCs w:val="18"/>
           <w:lang w:val="hy-AM"/>
         </w:rPr>
-        <w:t>${passport_series}, տրված՝ ${passport_validity}</w:t>
+        <w:t>${passport_series</w:t>
+      </w:r>
+      <w:r>
+        <w:rPr>
+          <w:rFonts w:ascii="Times New Roman" w:eastAsia="Times New Roman" w:hAnsi="Times New Roman" w:cs="Times New Roman"/>
+          <w:color w:val="000000" w:themeColor="text1"/>
+          <w:sz w:val="18"/>
+          <w:szCs w:val="18"/>
+          <w:lang w:val="hy-AM"/>
+        </w:rPr>
+        <w:t>}</w:t>
+      </w:r>
+      <w:r>
+        <w:rPr>
+          <w:rFonts w:ascii="Times New Roman" w:eastAsia="Times New Roman" w:hAnsi="Times New Roman" w:cs="Times New Roman"/>
+          <w:color w:val="000000" w:themeColor="text1"/>
+          <w:sz w:val="18"/>
+          <w:szCs w:val="18"/>
+          <w:lang w:val="hy-AM"/>
+        </w:rPr>
+        <w:t xml:space="preserve"> տրված՝ ${passport_validity}</w:t>
       </w:r>
       <w:r>
         <w:rPr>

--- a/public/files/contract_car_template_pledgee.docx
+++ b/public/files/contract_car_template_pledgee.docx
@@ -154,7 +154,33 @@
           <w:color w:val="000000" w:themeColor="text1"/>
           <w:lang w:val="en-GB"/>
         </w:rPr>
-        <w:t>${num}</w:t>
+        <w:t>${</w:t>
+      </w:r>
+      <w:proofErr w:type="spellStart"/>
+      <w:r>
+        <w:rPr>
+          <w:rFonts w:ascii="Times New Roman" w:eastAsia="Times New Roman" w:hAnsi="Times New Roman" w:cs="Times New Roman"/>
+          <w:b/>
+          <w:bCs/>
+          <w:i/>
+          <w:iCs/>
+          <w:color w:val="000000" w:themeColor="text1"/>
+          <w:lang w:val="en-GB"/>
+        </w:rPr>
+        <w:t>num</w:t>
+      </w:r>
+      <w:proofErr w:type="spellEnd"/>
+      <w:r>
+        <w:rPr>
+          <w:rFonts w:ascii="Times New Roman" w:eastAsia="Times New Roman" w:hAnsi="Times New Roman" w:cs="Times New Roman"/>
+          <w:b/>
+          <w:bCs/>
+          <w:i/>
+          <w:iCs/>
+          <w:color w:val="000000" w:themeColor="text1"/>
+          <w:lang w:val="en-GB"/>
+        </w:rPr>
+        <w:t>}</w:t>
       </w:r>
     </w:p>
     <w:tbl>
@@ -359,8 +385,86 @@
           <w:szCs w:val="18"/>
           <w:lang w:val="en-GB"/>
         </w:rPr>
-        <w:t>53 շենք, 35 ոչ բնակելի տարածք</w:t>
-      </w:r>
+        <w:t xml:space="preserve">53 </w:t>
+      </w:r>
+      <w:proofErr w:type="spellStart"/>
+      <w:r>
+        <w:rPr>
+          <w:rFonts w:ascii="Times New Roman" w:eastAsia="Times New Roman" w:hAnsi="Times New Roman" w:cs="Times New Roman"/>
+          <w:color w:val="000000" w:themeColor="text1"/>
+          <w:sz w:val="18"/>
+          <w:szCs w:val="18"/>
+          <w:lang w:val="en-GB"/>
+        </w:rPr>
+        <w:t>շենք</w:t>
+      </w:r>
+      <w:proofErr w:type="spellEnd"/>
+      <w:r>
+        <w:rPr>
+          <w:rFonts w:ascii="Times New Roman" w:eastAsia="Times New Roman" w:hAnsi="Times New Roman" w:cs="Times New Roman"/>
+          <w:color w:val="000000" w:themeColor="text1"/>
+          <w:sz w:val="18"/>
+          <w:szCs w:val="18"/>
+          <w:lang w:val="en-GB"/>
+        </w:rPr>
+        <w:t xml:space="preserve">, 35 </w:t>
+      </w:r>
+      <w:proofErr w:type="spellStart"/>
+      <w:r>
+        <w:rPr>
+          <w:rFonts w:ascii="Times New Roman" w:eastAsia="Times New Roman" w:hAnsi="Times New Roman" w:cs="Times New Roman"/>
+          <w:color w:val="000000" w:themeColor="text1"/>
+          <w:sz w:val="18"/>
+          <w:szCs w:val="18"/>
+          <w:lang w:val="en-GB"/>
+        </w:rPr>
+        <w:t>ոչ</w:t>
+      </w:r>
+      <w:proofErr w:type="spellEnd"/>
+      <w:r>
+        <w:rPr>
+          <w:rFonts w:ascii="Times New Roman" w:eastAsia="Times New Roman" w:hAnsi="Times New Roman" w:cs="Times New Roman"/>
+          <w:color w:val="000000" w:themeColor="text1"/>
+          <w:sz w:val="18"/>
+          <w:szCs w:val="18"/>
+          <w:lang w:val="en-GB"/>
+        </w:rPr>
+        <w:t xml:space="preserve"> </w:t>
+      </w:r>
+      <w:proofErr w:type="spellStart"/>
+      <w:r>
+        <w:rPr>
+          <w:rFonts w:ascii="Times New Roman" w:eastAsia="Times New Roman" w:hAnsi="Times New Roman" w:cs="Times New Roman"/>
+          <w:color w:val="000000" w:themeColor="text1"/>
+          <w:sz w:val="18"/>
+          <w:szCs w:val="18"/>
+          <w:lang w:val="en-GB"/>
+        </w:rPr>
+        <w:t>բնակելի</w:t>
+      </w:r>
+      <w:proofErr w:type="spellEnd"/>
+      <w:r>
+        <w:rPr>
+          <w:rFonts w:ascii="Times New Roman" w:eastAsia="Times New Roman" w:hAnsi="Times New Roman" w:cs="Times New Roman"/>
+          <w:color w:val="000000" w:themeColor="text1"/>
+          <w:sz w:val="18"/>
+          <w:szCs w:val="18"/>
+          <w:lang w:val="en-GB"/>
+        </w:rPr>
+        <w:t xml:space="preserve"> </w:t>
+      </w:r>
+      <w:proofErr w:type="spellStart"/>
+      <w:r>
+        <w:rPr>
+          <w:rFonts w:ascii="Times New Roman" w:eastAsia="Times New Roman" w:hAnsi="Times New Roman" w:cs="Times New Roman"/>
+          <w:color w:val="000000" w:themeColor="text1"/>
+          <w:sz w:val="18"/>
+          <w:szCs w:val="18"/>
+          <w:lang w:val="en-GB"/>
+        </w:rPr>
+        <w:t>տարածք</w:t>
+      </w:r>
+      <w:proofErr w:type="spellEnd"/>
       <w:r>
         <w:rPr>
           <w:rFonts w:ascii="Times New Roman" w:eastAsia="Times New Roman" w:hAnsi="Times New Roman" w:cs="Times New Roman"/>
@@ -600,7 +704,17 @@
           <w:szCs w:val="18"/>
           <w:lang w:val="hy-AM"/>
         </w:rPr>
-        <w:t xml:space="preserve"> տրված՝ ${passport_validity}</w:t>
+        <w:t>,</w:t>
+      </w:r>
+      <w:r>
+        <w:rPr>
+          <w:rFonts w:ascii="Times New Roman" w:eastAsia="Times New Roman" w:hAnsi="Times New Roman" w:cs="Times New Roman"/>
+          <w:color w:val="000000" w:themeColor="text1"/>
+          <w:sz w:val="18"/>
+          <w:szCs w:val="18"/>
+          <w:lang w:val="hy-AM"/>
+        </w:rPr>
+        <w:t>տրված՝ ${passport_validity}</w:t>
       </w:r>
       <w:r>
         <w:rPr>
@@ -1276,8 +1390,9 @@
                 <w:szCs w:val="16"/>
                 <w:lang w:val="en-GB"/>
               </w:rPr>
-              <w:t>${contra</w:t>
-            </w:r>
+              <w:t>${</w:t>
+            </w:r>
+            <w:proofErr w:type="spellStart"/>
             <w:r>
               <w:rPr>
                 <w:rFonts w:ascii="Times New Roman" w:hAnsi="Times New Roman" w:cs="Times New Roman"/>
@@ -1287,7 +1402,7 @@
                 <w:szCs w:val="16"/>
                 <w:lang w:val="en-GB"/>
               </w:rPr>
-              <w:t>c</w:t>
+              <w:t>contra</w:t>
             </w:r>
             <w:r>
               <w:rPr>
@@ -1298,8 +1413,20 @@
                 <w:szCs w:val="16"/>
                 <w:lang w:val="en-GB"/>
               </w:rPr>
+              <w:t>c</w:t>
+            </w:r>
+            <w:r>
+              <w:rPr>
+                <w:rFonts w:ascii="Times New Roman" w:hAnsi="Times New Roman" w:cs="Times New Roman"/>
+                <w:b/>
+                <w:i/>
+                <w:sz w:val="16"/>
+                <w:szCs w:val="16"/>
+                <w:lang w:val="en-GB"/>
+              </w:rPr>
               <w:t>t_amount</w:t>
             </w:r>
+            <w:proofErr w:type="spellEnd"/>
             <w:r>
               <w:rPr>
                 <w:rFonts w:ascii="Times New Roman" w:hAnsi="Times New Roman" w:cs="Times New Roman"/>
@@ -1522,7 +1649,31 @@
                 <w:szCs w:val="16"/>
                 <w:lang w:val="en-GB"/>
               </w:rPr>
-              <w:t>${effective_annual_rate}</w:t>
+              <w:t>${</w:t>
+            </w:r>
+            <w:proofErr w:type="spellStart"/>
+            <w:r>
+              <w:rPr>
+                <w:rFonts w:ascii="Times New Roman" w:hAnsi="Times New Roman" w:cs="Times New Roman"/>
+                <w:b/>
+                <w:i/>
+                <w:sz w:val="16"/>
+                <w:szCs w:val="16"/>
+                <w:lang w:val="en-GB"/>
+              </w:rPr>
+              <w:t>effective_annual_rate</w:t>
+            </w:r>
+            <w:proofErr w:type="spellEnd"/>
+            <w:r>
+              <w:rPr>
+                <w:rFonts w:ascii="Times New Roman" w:hAnsi="Times New Roman" w:cs="Times New Roman"/>
+                <w:b/>
+                <w:i/>
+                <w:sz w:val="16"/>
+                <w:szCs w:val="16"/>
+                <w:lang w:val="en-GB"/>
+              </w:rPr>
+              <w:t>}</w:t>
             </w:r>
           </w:p>
         </w:tc>
@@ -2550,6 +2701,7 @@
               </w:rPr>
               <w:t xml:space="preserve">նույնականացման համարով տրանսպորտային միջոցը։ </w:t>
             </w:r>
+            <w:proofErr w:type="spellStart"/>
             <w:r>
               <w:rPr>
                 <w:rFonts w:ascii="Times New Roman" w:hAnsi="Times New Roman" w:cs="Times New Roman"/>
@@ -2559,7 +2711,67 @@
                 <w:szCs w:val="16"/>
                 <w:lang w:val="en-GB"/>
               </w:rPr>
-              <w:t xml:space="preserve">Գրավի առարկայի վերաբերյալ </w:t>
+              <w:t>Գրավի</w:t>
+            </w:r>
+            <w:proofErr w:type="spellEnd"/>
+            <w:r>
+              <w:rPr>
+                <w:rFonts w:ascii="Times New Roman" w:hAnsi="Times New Roman" w:cs="Times New Roman"/>
+                <w:bCs/>
+                <w:iCs/>
+                <w:sz w:val="16"/>
+                <w:szCs w:val="16"/>
+                <w:lang w:val="en-GB"/>
+              </w:rPr>
+              <w:t xml:space="preserve"> </w:t>
+            </w:r>
+            <w:proofErr w:type="spellStart"/>
+            <w:r>
+              <w:rPr>
+                <w:rFonts w:ascii="Times New Roman" w:hAnsi="Times New Roman" w:cs="Times New Roman"/>
+                <w:bCs/>
+                <w:iCs/>
+                <w:sz w:val="16"/>
+                <w:szCs w:val="16"/>
+                <w:lang w:val="en-GB"/>
+              </w:rPr>
+              <w:t>առարկայի</w:t>
+            </w:r>
+            <w:proofErr w:type="spellEnd"/>
+            <w:r>
+              <w:rPr>
+                <w:rFonts w:ascii="Times New Roman" w:hAnsi="Times New Roman" w:cs="Times New Roman"/>
+                <w:bCs/>
+                <w:iCs/>
+                <w:sz w:val="16"/>
+                <w:szCs w:val="16"/>
+                <w:lang w:val="en-GB"/>
+              </w:rPr>
+              <w:t xml:space="preserve"> </w:t>
+            </w:r>
+            <w:proofErr w:type="spellStart"/>
+            <w:r>
+              <w:rPr>
+                <w:rFonts w:ascii="Times New Roman" w:hAnsi="Times New Roman" w:cs="Times New Roman"/>
+                <w:bCs/>
+                <w:iCs/>
+                <w:sz w:val="16"/>
+                <w:szCs w:val="16"/>
+                <w:lang w:val="en-GB"/>
+              </w:rPr>
+              <w:t>վերաբերյալ</w:t>
+            </w:r>
+            <w:proofErr w:type="spellEnd"/>
+            <w:r>
+              <w:rPr>
+                <w:rFonts w:ascii="Times New Roman" w:hAnsi="Times New Roman" w:cs="Times New Roman"/>
+                <w:bCs/>
+                <w:iCs/>
+                <w:sz w:val="16"/>
+                <w:szCs w:val="16"/>
+                <w:lang w:val="en-GB"/>
+              </w:rPr>
+              <w:t xml:space="preserve"> </w:t>
             </w:r>
             <w:r>
               <w:rPr>
@@ -3231,7 +3443,31 @@
                 <w:szCs w:val="16"/>
                 <w:lang w:val="en-GB"/>
               </w:rPr>
-              <w:t xml:space="preserve">${mother_amount} </w:t>
+              <w:t>${</w:t>
+            </w:r>
+            <w:proofErr w:type="spellStart"/>
+            <w:r>
+              <w:rPr>
+                <w:rFonts w:ascii="Times New Roman" w:hAnsi="Times New Roman" w:cs="Times New Roman"/>
+                <w:bCs/>
+                <w:iCs/>
+                <w:sz w:val="16"/>
+                <w:szCs w:val="16"/>
+                <w:lang w:val="en-GB"/>
+              </w:rPr>
+              <w:t>mother_amount</w:t>
+            </w:r>
+            <w:proofErr w:type="spellEnd"/>
+            <w:r>
+              <w:rPr>
+                <w:rFonts w:ascii="Times New Roman" w:hAnsi="Times New Roman" w:cs="Times New Roman"/>
+                <w:bCs/>
+                <w:iCs/>
+                <w:sz w:val="16"/>
+                <w:szCs w:val="16"/>
+                <w:lang w:val="en-GB"/>
+              </w:rPr>
+              <w:t xml:space="preserve">} </w:t>
             </w:r>
             <w:r>
               <w:rPr>
@@ -5963,6 +6199,7 @@
       </w:pPr>
       <w:bookmarkStart w:id="8" w:name="_Ref220023143"/>
       <w:bookmarkStart w:id="9" w:name="_Ref220023284"/>
+      <w:proofErr w:type="spellStart"/>
       <w:r>
         <w:rPr>
           <w:rFonts w:ascii="Times New Roman" w:eastAsia="Times New Roman" w:hAnsi="Times New Roman" w:cs="Times New Roman"/>
@@ -5971,9 +6208,9 @@
           <w:szCs w:val="18"/>
           <w:lang w:val="en-GB"/>
         </w:rPr>
-        <w:t xml:space="preserve">Գրավ </w:t>
-      </w:r>
-      <w:bookmarkEnd w:id="8"/>
+        <w:t>Գրավ</w:t>
+      </w:r>
+      <w:proofErr w:type="spellEnd"/>
       <w:r>
         <w:rPr>
           <w:rFonts w:ascii="Times New Roman" w:eastAsia="Times New Roman" w:hAnsi="Times New Roman" w:cs="Times New Roman"/>
@@ -5982,7 +6219,30 @@
           <w:szCs w:val="18"/>
           <w:lang w:val="en-GB"/>
         </w:rPr>
-        <w:t>առարկան է՝</w:t>
+        <w:t xml:space="preserve"> </w:t>
+      </w:r>
+      <w:bookmarkEnd w:id="8"/>
+      <w:proofErr w:type="spellStart"/>
+      <w:r>
+        <w:rPr>
+          <w:rFonts w:ascii="Times New Roman" w:eastAsia="Times New Roman" w:hAnsi="Times New Roman" w:cs="Times New Roman"/>
+          <w:color w:val="000000" w:themeColor="text1"/>
+          <w:sz w:val="18"/>
+          <w:szCs w:val="18"/>
+          <w:lang w:val="en-GB"/>
+        </w:rPr>
+        <w:t>առարկան</w:t>
+      </w:r>
+      <w:proofErr w:type="spellEnd"/>
+      <w:r>
+        <w:rPr>
+          <w:rFonts w:ascii="Times New Roman" w:eastAsia="Times New Roman" w:hAnsi="Times New Roman" w:cs="Times New Roman"/>
+          <w:color w:val="000000" w:themeColor="text1"/>
+          <w:sz w:val="18"/>
+          <w:szCs w:val="18"/>
+          <w:lang w:val="en-GB"/>
+        </w:rPr>
+        <w:t xml:space="preserve"> է՝</w:t>
       </w:r>
       <w:bookmarkEnd w:id="9"/>
     </w:p>
@@ -6017,14 +6277,52 @@
                 <w:szCs w:val="16"/>
               </w:rPr>
             </w:pPr>
+            <w:proofErr w:type="spellStart"/>
             <w:r>
               <w:rPr>
                 <w:rFonts w:ascii="Times New Roman" w:hAnsi="Times New Roman" w:cs="Times New Roman"/>
                 <w:sz w:val="16"/>
                 <w:szCs w:val="16"/>
               </w:rPr>
-              <w:t>Գրավի առարկայի նկարագիրը</w:t>
-            </w:r>
+              <w:t>Գրավի</w:t>
+            </w:r>
+            <w:proofErr w:type="spellEnd"/>
+            <w:r>
+              <w:rPr>
+                <w:rFonts w:ascii="Times New Roman" w:hAnsi="Times New Roman" w:cs="Times New Roman"/>
+                <w:sz w:val="16"/>
+                <w:szCs w:val="16"/>
+              </w:rPr>
+              <w:t xml:space="preserve"> </w:t>
+            </w:r>
+            <w:proofErr w:type="spellStart"/>
+            <w:r>
+              <w:rPr>
+                <w:rFonts w:ascii="Times New Roman" w:hAnsi="Times New Roman" w:cs="Times New Roman"/>
+                <w:sz w:val="16"/>
+                <w:szCs w:val="16"/>
+              </w:rPr>
+              <w:t>առարկայի</w:t>
+            </w:r>
+            <w:proofErr w:type="spellEnd"/>
+            <w:r>
+              <w:rPr>
+                <w:rFonts w:ascii="Times New Roman" w:hAnsi="Times New Roman" w:cs="Times New Roman"/>
+                <w:sz w:val="16"/>
+                <w:szCs w:val="16"/>
+              </w:rPr>
+              <w:t xml:space="preserve"> </w:t>
+            </w:r>
+            <w:proofErr w:type="spellStart"/>
+            <w:r>
+              <w:rPr>
+                <w:rFonts w:ascii="Times New Roman" w:hAnsi="Times New Roman" w:cs="Times New Roman"/>
+                <w:sz w:val="16"/>
+                <w:szCs w:val="16"/>
+              </w:rPr>
+              <w:t>նկարագիրը</w:t>
+            </w:r>
+            <w:proofErr w:type="spellEnd"/>
           </w:p>
           <w:p>
             <w:pPr>
@@ -6036,22 +6334,124 @@
                 <w:lang w:val="en-GB"/>
               </w:rPr>
             </w:pPr>
+            <w:proofErr w:type="spellStart"/>
             <w:r>
               <w:rPr>
                 <w:rFonts w:ascii="Times New Roman" w:hAnsi="Times New Roman" w:cs="Times New Roman"/>
                 <w:sz w:val="16"/>
                 <w:szCs w:val="16"/>
               </w:rPr>
-              <w:t xml:space="preserve">Մակնիշ, մոդել, շարժիչի հզորություն, տարեթիվ, գույն </w:t>
-            </w:r>
+              <w:t>Մակնիշ</w:t>
+            </w:r>
+            <w:proofErr w:type="spellEnd"/>
             <w:r>
               <w:rPr>
                 <w:rFonts w:ascii="Times New Roman" w:hAnsi="Times New Roman" w:cs="Times New Roman"/>
                 <w:sz w:val="16"/>
                 <w:szCs w:val="16"/>
               </w:rPr>
+              <w:t xml:space="preserve">, </w:t>
+            </w:r>
+            <w:proofErr w:type="spellStart"/>
+            <w:r>
+              <w:rPr>
+                <w:rFonts w:ascii="Times New Roman" w:hAnsi="Times New Roman" w:cs="Times New Roman"/>
+                <w:sz w:val="16"/>
+                <w:szCs w:val="16"/>
+              </w:rPr>
+              <w:t>մոդել</w:t>
+            </w:r>
+            <w:proofErr w:type="spellEnd"/>
+            <w:r>
+              <w:rPr>
+                <w:rFonts w:ascii="Times New Roman" w:hAnsi="Times New Roman" w:cs="Times New Roman"/>
+                <w:sz w:val="16"/>
+                <w:szCs w:val="16"/>
+              </w:rPr>
+              <w:t xml:space="preserve">, </w:t>
+            </w:r>
+            <w:proofErr w:type="spellStart"/>
+            <w:r>
+              <w:rPr>
+                <w:rFonts w:ascii="Times New Roman" w:hAnsi="Times New Roman" w:cs="Times New Roman"/>
+                <w:sz w:val="16"/>
+                <w:szCs w:val="16"/>
+              </w:rPr>
+              <w:t>շարժիչի</w:t>
+            </w:r>
+            <w:proofErr w:type="spellEnd"/>
+            <w:r>
+              <w:rPr>
+                <w:rFonts w:ascii="Times New Roman" w:hAnsi="Times New Roman" w:cs="Times New Roman"/>
+                <w:sz w:val="16"/>
+                <w:szCs w:val="16"/>
+              </w:rPr>
+              <w:t xml:space="preserve"> </w:t>
+            </w:r>
+            <w:proofErr w:type="spellStart"/>
+            <w:r>
+              <w:rPr>
+                <w:rFonts w:ascii="Times New Roman" w:hAnsi="Times New Roman" w:cs="Times New Roman"/>
+                <w:sz w:val="16"/>
+                <w:szCs w:val="16"/>
+              </w:rPr>
+              <w:t>հզորություն</w:t>
+            </w:r>
+            <w:proofErr w:type="spellEnd"/>
+            <w:r>
+              <w:rPr>
+                <w:rFonts w:ascii="Times New Roman" w:hAnsi="Times New Roman" w:cs="Times New Roman"/>
+                <w:sz w:val="16"/>
+                <w:szCs w:val="16"/>
+              </w:rPr>
+              <w:t xml:space="preserve">, </w:t>
+            </w:r>
+            <w:proofErr w:type="spellStart"/>
+            <w:r>
+              <w:rPr>
+                <w:rFonts w:ascii="Times New Roman" w:hAnsi="Times New Roman" w:cs="Times New Roman"/>
+                <w:sz w:val="16"/>
+                <w:szCs w:val="16"/>
+              </w:rPr>
+              <w:t>տարեթիվ</w:t>
+            </w:r>
+            <w:proofErr w:type="spellEnd"/>
+            <w:r>
+              <w:rPr>
+                <w:rFonts w:ascii="Times New Roman" w:hAnsi="Times New Roman" w:cs="Times New Roman"/>
+                <w:sz w:val="16"/>
+                <w:szCs w:val="16"/>
+              </w:rPr>
+              <w:t xml:space="preserve">, </w:t>
+            </w:r>
+            <w:proofErr w:type="spellStart"/>
+            <w:r>
+              <w:rPr>
+                <w:rFonts w:ascii="Times New Roman" w:hAnsi="Times New Roman" w:cs="Times New Roman"/>
+                <w:sz w:val="16"/>
+                <w:szCs w:val="16"/>
+              </w:rPr>
+              <w:t>գույն</w:t>
+            </w:r>
+            <w:proofErr w:type="spellEnd"/>
+            <w:r>
+              <w:rPr>
+                <w:rFonts w:ascii="Times New Roman" w:hAnsi="Times New Roman" w:cs="Times New Roman"/>
+                <w:sz w:val="16"/>
+                <w:szCs w:val="16"/>
+              </w:rPr>
+              <w:t xml:space="preserve"> </w:t>
+            </w:r>
+            <w:proofErr w:type="spellStart"/>
+            <w:r>
+              <w:rPr>
+                <w:rFonts w:ascii="Times New Roman" w:hAnsi="Times New Roman" w:cs="Times New Roman"/>
+                <w:sz w:val="16"/>
+                <w:szCs w:val="16"/>
+              </w:rPr>
               <w:t>սեփականատեր</w:t>
             </w:r>
+            <w:proofErr w:type="spellEnd"/>
           </w:p>
         </w:tc>
         <w:tc>
@@ -6068,14 +6468,34 @@
                 <w:szCs w:val="16"/>
               </w:rPr>
             </w:pPr>
+            <w:proofErr w:type="spellStart"/>
             <w:r>
               <w:rPr>
                 <w:rFonts w:ascii="Times New Roman" w:hAnsi="Times New Roman" w:cs="Times New Roman"/>
                 <w:sz w:val="16"/>
                 <w:szCs w:val="16"/>
               </w:rPr>
-              <w:t>Հաշվառման տվյալներ</w:t>
-            </w:r>
+              <w:t>Հաշվառման</w:t>
+            </w:r>
+            <w:proofErr w:type="spellEnd"/>
+            <w:r>
+              <w:rPr>
+                <w:rFonts w:ascii="Times New Roman" w:hAnsi="Times New Roman" w:cs="Times New Roman"/>
+                <w:sz w:val="16"/>
+                <w:szCs w:val="16"/>
+              </w:rPr>
+              <w:t xml:space="preserve"> </w:t>
+            </w:r>
+            <w:proofErr w:type="spellStart"/>
+            <w:r>
+              <w:rPr>
+                <w:rFonts w:ascii="Times New Roman" w:hAnsi="Times New Roman" w:cs="Times New Roman"/>
+                <w:sz w:val="16"/>
+                <w:szCs w:val="16"/>
+              </w:rPr>
+              <w:t>տվյալներ</w:t>
+            </w:r>
+            <w:proofErr w:type="spellEnd"/>
           </w:p>
         </w:tc>
         <w:tc>
@@ -6092,13 +6512,23 @@
                 <w:szCs w:val="16"/>
               </w:rPr>
             </w:pPr>
+            <w:proofErr w:type="spellStart"/>
             <w:r>
               <w:rPr>
                 <w:rFonts w:ascii="Times New Roman" w:hAnsi="Times New Roman" w:cs="Times New Roman"/>
                 <w:sz w:val="16"/>
                 <w:szCs w:val="16"/>
               </w:rPr>
-              <w:t xml:space="preserve">Նշումներ </w:t>
+              <w:t>Նշումներ</w:t>
+            </w:r>
+            <w:proofErr w:type="spellEnd"/>
+            <w:r>
+              <w:rPr>
+                <w:rFonts w:ascii="Times New Roman" w:hAnsi="Times New Roman" w:cs="Times New Roman"/>
+                <w:sz w:val="16"/>
+                <w:szCs w:val="16"/>
+              </w:rPr>
+              <w:t xml:space="preserve"> </w:t>
             </w:r>
           </w:p>
           <w:p>
@@ -6118,7 +6548,87 @@
                 <w:szCs w:val="16"/>
                 <w:lang w:val="en-GB"/>
               </w:rPr>
-              <w:t>(գրավի առարկայի վիճակի մասին)</w:t>
+              <w:t>(</w:t>
+            </w:r>
+            <w:proofErr w:type="spellStart"/>
+            <w:r>
+              <w:rPr>
+                <w:rFonts w:ascii="Times New Roman" w:hAnsi="Times New Roman" w:cs="Times New Roman"/>
+                <w:sz w:val="16"/>
+                <w:szCs w:val="16"/>
+                <w:lang w:val="en-GB"/>
+              </w:rPr>
+              <w:t>գրավի</w:t>
+            </w:r>
+            <w:proofErr w:type="spellEnd"/>
+            <w:r>
+              <w:rPr>
+                <w:rFonts w:ascii="Times New Roman" w:hAnsi="Times New Roman" w:cs="Times New Roman"/>
+                <w:sz w:val="16"/>
+                <w:szCs w:val="16"/>
+                <w:lang w:val="en-GB"/>
+              </w:rPr>
+              <w:t xml:space="preserve"> </w:t>
+            </w:r>
+            <w:proofErr w:type="spellStart"/>
+            <w:r>
+              <w:rPr>
+                <w:rFonts w:ascii="Times New Roman" w:hAnsi="Times New Roman" w:cs="Times New Roman"/>
+                <w:sz w:val="16"/>
+                <w:szCs w:val="16"/>
+                <w:lang w:val="en-GB"/>
+              </w:rPr>
+              <w:t>առարկայի</w:t>
+            </w:r>
+            <w:proofErr w:type="spellEnd"/>
+            <w:r>
+              <w:rPr>
+                <w:rFonts w:ascii="Times New Roman" w:hAnsi="Times New Roman" w:cs="Times New Roman"/>
+                <w:sz w:val="16"/>
+                <w:szCs w:val="16"/>
+                <w:lang w:val="en-GB"/>
+              </w:rPr>
+              <w:t xml:space="preserve"> </w:t>
+            </w:r>
+            <w:proofErr w:type="spellStart"/>
+            <w:r>
+              <w:rPr>
+                <w:rFonts w:ascii="Times New Roman" w:hAnsi="Times New Roman" w:cs="Times New Roman"/>
+                <w:sz w:val="16"/>
+                <w:szCs w:val="16"/>
+                <w:lang w:val="en-GB"/>
+              </w:rPr>
+              <w:t>վիճակի</w:t>
+            </w:r>
+            <w:proofErr w:type="spellEnd"/>
+            <w:r>
+              <w:rPr>
+                <w:rFonts w:ascii="Times New Roman" w:hAnsi="Times New Roman" w:cs="Times New Roman"/>
+                <w:sz w:val="16"/>
+                <w:szCs w:val="16"/>
+                <w:lang w:val="en-GB"/>
+              </w:rPr>
+              <w:t xml:space="preserve"> </w:t>
+            </w:r>
+            <w:proofErr w:type="spellStart"/>
+            <w:r>
+              <w:rPr>
+                <w:rFonts w:ascii="Times New Roman" w:hAnsi="Times New Roman" w:cs="Times New Roman"/>
+                <w:sz w:val="16"/>
+                <w:szCs w:val="16"/>
+                <w:lang w:val="en-GB"/>
+              </w:rPr>
+              <w:t>մասին</w:t>
+            </w:r>
+            <w:proofErr w:type="spellEnd"/>
+            <w:r>
+              <w:rPr>
+                <w:rFonts w:ascii="Times New Roman" w:hAnsi="Times New Roman" w:cs="Times New Roman"/>
+                <w:sz w:val="16"/>
+                <w:szCs w:val="16"/>
+                <w:lang w:val="en-GB"/>
+              </w:rPr>
+              <w:t>)</w:t>
             </w:r>
           </w:p>
         </w:tc>
@@ -6136,32 +6646,62 @@
                 <w:szCs w:val="16"/>
               </w:rPr>
             </w:pPr>
+            <w:proofErr w:type="spellStart"/>
             <w:r>
               <w:rPr>
                 <w:rFonts w:ascii="Times New Roman" w:hAnsi="Times New Roman" w:cs="Times New Roman"/>
                 <w:sz w:val="16"/>
                 <w:szCs w:val="16"/>
               </w:rPr>
-              <w:t xml:space="preserve">Գնահատված </w:t>
-            </w:r>
-          </w:p>
-          <w:p>
-            <w:pPr>
-              <w:jc w:val="center"/>
+              <w:t>Գնահատված</w:t>
+            </w:r>
+            <w:proofErr w:type="spellEnd"/>
+            <w:r>
               <w:rPr>
                 <w:rFonts w:ascii="Times New Roman" w:hAnsi="Times New Roman" w:cs="Times New Roman"/>
                 <w:sz w:val="16"/>
                 <w:szCs w:val="16"/>
               </w:rPr>
-            </w:pPr>
-            <w:r>
+              <w:t xml:space="preserve"> </w:t>
+            </w:r>
+          </w:p>
+          <w:p>
+            <w:pPr>
+              <w:jc w:val="center"/>
               <w:rPr>
                 <w:rFonts w:ascii="Times New Roman" w:hAnsi="Times New Roman" w:cs="Times New Roman"/>
                 <w:sz w:val="16"/>
                 <w:szCs w:val="16"/>
               </w:rPr>
-              <w:t>արժեքը ՀՀ դրամով</w:t>
-            </w:r>
+            </w:pPr>
+            <w:proofErr w:type="spellStart"/>
+            <w:r>
+              <w:rPr>
+                <w:rFonts w:ascii="Times New Roman" w:hAnsi="Times New Roman" w:cs="Times New Roman"/>
+                <w:sz w:val="16"/>
+                <w:szCs w:val="16"/>
+              </w:rPr>
+              <w:t>արժեքը</w:t>
+            </w:r>
+            <w:proofErr w:type="spellEnd"/>
+            <w:r>
+              <w:rPr>
+                <w:rFonts w:ascii="Times New Roman" w:hAnsi="Times New Roman" w:cs="Times New Roman"/>
+                <w:sz w:val="16"/>
+                <w:szCs w:val="16"/>
+              </w:rPr>
+              <w:t xml:space="preserve"> ՀՀ </w:t>
+            </w:r>
+            <w:proofErr w:type="spellStart"/>
+            <w:r>
+              <w:rPr>
+                <w:rFonts w:ascii="Times New Roman" w:hAnsi="Times New Roman" w:cs="Times New Roman"/>
+                <w:sz w:val="16"/>
+                <w:szCs w:val="16"/>
+              </w:rPr>
+              <w:t>դրամով</w:t>
+            </w:r>
+            <w:proofErr w:type="spellEnd"/>
           </w:p>
         </w:tc>
         <w:tc>
@@ -6178,14 +6718,52 @@
                 <w:szCs w:val="16"/>
               </w:rPr>
             </w:pPr>
+            <w:proofErr w:type="spellStart"/>
             <w:r>
               <w:rPr>
                 <w:rFonts w:ascii="Times New Roman" w:hAnsi="Times New Roman" w:cs="Times New Roman"/>
                 <w:sz w:val="16"/>
                 <w:szCs w:val="16"/>
               </w:rPr>
-              <w:t>Տրամադրվող գումարի չափը</w:t>
-            </w:r>
+              <w:t>Տրամադրվող</w:t>
+            </w:r>
+            <w:proofErr w:type="spellEnd"/>
+            <w:r>
+              <w:rPr>
+                <w:rFonts w:ascii="Times New Roman" w:hAnsi="Times New Roman" w:cs="Times New Roman"/>
+                <w:sz w:val="16"/>
+                <w:szCs w:val="16"/>
+              </w:rPr>
+              <w:t xml:space="preserve"> </w:t>
+            </w:r>
+            <w:proofErr w:type="spellStart"/>
+            <w:r>
+              <w:rPr>
+                <w:rFonts w:ascii="Times New Roman" w:hAnsi="Times New Roman" w:cs="Times New Roman"/>
+                <w:sz w:val="16"/>
+                <w:szCs w:val="16"/>
+              </w:rPr>
+              <w:t>գումարի</w:t>
+            </w:r>
+            <w:proofErr w:type="spellEnd"/>
+            <w:r>
+              <w:rPr>
+                <w:rFonts w:ascii="Times New Roman" w:hAnsi="Times New Roman" w:cs="Times New Roman"/>
+                <w:sz w:val="16"/>
+                <w:szCs w:val="16"/>
+              </w:rPr>
+              <w:t xml:space="preserve"> </w:t>
+            </w:r>
+            <w:proofErr w:type="spellStart"/>
+            <w:r>
+              <w:rPr>
+                <w:rFonts w:ascii="Times New Roman" w:hAnsi="Times New Roman" w:cs="Times New Roman"/>
+                <w:sz w:val="16"/>
+                <w:szCs w:val="16"/>
+              </w:rPr>
+              <w:t>չափը</w:t>
+            </w:r>
+            <w:proofErr w:type="spellEnd"/>
           </w:p>
         </w:tc>
       </w:tr>
@@ -6212,41 +6790,69 @@
                 <w:sz w:val="16"/>
                 <w:szCs w:val="16"/>
               </w:rPr>
-              <w:t>${i_c</w:t>
-            </w:r>
+              <w:t>${</w:t>
+            </w:r>
+            <w:proofErr w:type="spellStart"/>
             <w:r>
               <w:rPr>
                 <w:rFonts w:ascii="Times New Roman" w:hAnsi="Times New Roman" w:cs="Times New Roman"/>
                 <w:sz w:val="16"/>
                 <w:szCs w:val="16"/>
-                <w:lang w:val="hy-AM"/>
-              </w:rPr>
-              <w:t>ar_make</w:t>
-            </w:r>
+              </w:rPr>
+              <w:t>i_c</w:t>
+            </w:r>
+            <w:proofErr w:type="spellEnd"/>
             <w:r>
               <w:rPr>
                 <w:rFonts w:ascii="Times New Roman" w:hAnsi="Times New Roman" w:cs="Times New Roman"/>
                 <w:sz w:val="16"/>
                 <w:szCs w:val="16"/>
-              </w:rPr>
-              <w:t>},</w:t>
+                <w:lang w:val="hy-AM"/>
+              </w:rPr>
+              <w:t>ar_make</w:t>
             </w:r>
             <w:r>
               <w:rPr>
                 <w:rFonts w:ascii="Times New Roman" w:hAnsi="Times New Roman" w:cs="Times New Roman"/>
                 <w:sz w:val="16"/>
                 <w:szCs w:val="16"/>
-                <w:lang w:val="hy-AM"/>
-              </w:rPr>
-              <w:t xml:space="preserve"> </w:t>
+              </w:rPr>
+              <w:t>},</w:t>
             </w:r>
             <w:r>
               <w:rPr>
                 <w:rFonts w:ascii="Times New Roman" w:hAnsi="Times New Roman" w:cs="Times New Roman"/>
                 <w:sz w:val="16"/>
                 <w:szCs w:val="16"/>
-              </w:rPr>
-              <w:t>${i_mod},</w:t>
+                <w:lang w:val="hy-AM"/>
+              </w:rPr>
+              <w:t xml:space="preserve"> </w:t>
+            </w:r>
+            <w:r>
+              <w:rPr>
+                <w:rFonts w:ascii="Times New Roman" w:hAnsi="Times New Roman" w:cs="Times New Roman"/>
+                <w:sz w:val="16"/>
+                <w:szCs w:val="16"/>
+              </w:rPr>
+              <w:t>${</w:t>
+            </w:r>
+            <w:proofErr w:type="spellStart"/>
+            <w:r>
+              <w:rPr>
+                <w:rFonts w:ascii="Times New Roman" w:hAnsi="Times New Roman" w:cs="Times New Roman"/>
+                <w:sz w:val="16"/>
+                <w:szCs w:val="16"/>
+              </w:rPr>
+              <w:t>i_mod</w:t>
+            </w:r>
+            <w:proofErr w:type="spellEnd"/>
+            <w:r>
+              <w:rPr>
+                <w:rFonts w:ascii="Times New Roman" w:hAnsi="Times New Roman" w:cs="Times New Roman"/>
+                <w:sz w:val="16"/>
+                <w:szCs w:val="16"/>
+              </w:rPr>
+              <w:t>},</w:t>
             </w:r>
           </w:p>
           <w:p>
@@ -6363,7 +6969,27 @@
                 <w:szCs w:val="16"/>
                 <w:lang w:val="en-GB"/>
               </w:rPr>
-              <w:t>${i_ident}</w:t>
+              <w:t>${</w:t>
+            </w:r>
+            <w:proofErr w:type="spellStart"/>
+            <w:r>
+              <w:rPr>
+                <w:rFonts w:ascii="Times New Roman" w:hAnsi="Times New Roman" w:cs="Times New Roman"/>
+                <w:sz w:val="16"/>
+                <w:szCs w:val="16"/>
+                <w:lang w:val="en-GB"/>
+              </w:rPr>
+              <w:t>i_ident</w:t>
+            </w:r>
+            <w:proofErr w:type="spellEnd"/>
+            <w:r>
+              <w:rPr>
+                <w:rFonts w:ascii="Times New Roman" w:hAnsi="Times New Roman" w:cs="Times New Roman"/>
+                <w:sz w:val="16"/>
+                <w:szCs w:val="16"/>
+                <w:lang w:val="en-GB"/>
+              </w:rPr>
+              <w:t>}</w:t>
             </w:r>
           </w:p>
         </w:tc>
@@ -6386,7 +7012,25 @@
                 <w:sz w:val="16"/>
                 <w:szCs w:val="16"/>
               </w:rPr>
-              <w:t>${i_desc}</w:t>
+              <w:t>${</w:t>
+            </w:r>
+            <w:proofErr w:type="spellStart"/>
+            <w:r>
+              <w:rPr>
+                <w:rFonts w:ascii="Times New Roman" w:hAnsi="Times New Roman" w:cs="Times New Roman"/>
+                <w:sz w:val="16"/>
+                <w:szCs w:val="16"/>
+              </w:rPr>
+              <w:t>i_desc</w:t>
+            </w:r>
+            <w:proofErr w:type="spellEnd"/>
+            <w:r>
+              <w:rPr>
+                <w:rFonts w:ascii="Times New Roman" w:hAnsi="Times New Roman" w:cs="Times New Roman"/>
+                <w:sz w:val="16"/>
+                <w:szCs w:val="16"/>
+              </w:rPr>
+              <w:t>}</w:t>
             </w:r>
           </w:p>
         </w:tc>
@@ -6412,6 +7056,7 @@
               </w:rPr>
               <w:t>${</w:t>
             </w:r>
+            <w:proofErr w:type="spellStart"/>
             <w:r>
               <w:rPr>
                 <w:rFonts w:ascii="Times New Roman" w:hAnsi="Times New Roman" w:cs="Times New Roman"/>
@@ -6426,7 +7071,16 @@
                 <w:sz w:val="16"/>
                 <w:szCs w:val="16"/>
               </w:rPr>
-              <w:t>_est}</w:t>
+              <w:t>_est</w:t>
+            </w:r>
+            <w:proofErr w:type="spellEnd"/>
+            <w:r>
+              <w:rPr>
+                <w:rFonts w:ascii="Times New Roman" w:hAnsi="Times New Roman" w:cs="Times New Roman"/>
+                <w:sz w:val="16"/>
+                <w:szCs w:val="16"/>
+              </w:rPr>
+              <w:t>}</w:t>
             </w:r>
           </w:p>
         </w:tc>
@@ -6452,6 +7106,7 @@
               </w:rPr>
               <w:t>${</w:t>
             </w:r>
+            <w:proofErr w:type="spellStart"/>
             <w:r>
               <w:rPr>
                 <w:rFonts w:ascii="Times New Roman" w:hAnsi="Times New Roman" w:cs="Times New Roman"/>
@@ -6466,7 +7121,16 @@
                 <w:sz w:val="16"/>
                 <w:szCs w:val="16"/>
               </w:rPr>
-              <w:t>_prov}</w:t>
+              <w:t>_prov</w:t>
+            </w:r>
+            <w:proofErr w:type="spellEnd"/>
+            <w:r>
+              <w:rPr>
+                <w:rFonts w:ascii="Times New Roman" w:hAnsi="Times New Roman" w:cs="Times New Roman"/>
+                <w:sz w:val="16"/>
+                <w:szCs w:val="16"/>
+              </w:rPr>
+              <w:t>}</w:t>
             </w:r>
           </w:p>
         </w:tc>
@@ -6503,14 +7167,34 @@
                 <w:szCs w:val="16"/>
               </w:rPr>
             </w:pPr>
+            <w:proofErr w:type="spellStart"/>
             <w:r>
               <w:rPr>
                 <w:rFonts w:ascii="Times New Roman" w:hAnsi="Times New Roman" w:cs="Times New Roman"/>
                 <w:sz w:val="16"/>
                 <w:szCs w:val="16"/>
               </w:rPr>
-              <w:t>Հաշվառման վկայագիր</w:t>
-            </w:r>
+              <w:t>Հաշվառման</w:t>
+            </w:r>
+            <w:proofErr w:type="spellEnd"/>
+            <w:r>
+              <w:rPr>
+                <w:rFonts w:ascii="Times New Roman" w:hAnsi="Times New Roman" w:cs="Times New Roman"/>
+                <w:sz w:val="16"/>
+                <w:szCs w:val="16"/>
+              </w:rPr>
+              <w:t xml:space="preserve"> </w:t>
+            </w:r>
+            <w:proofErr w:type="spellStart"/>
+            <w:r>
+              <w:rPr>
+                <w:rFonts w:ascii="Times New Roman" w:hAnsi="Times New Roman" w:cs="Times New Roman"/>
+                <w:sz w:val="16"/>
+                <w:szCs w:val="16"/>
+              </w:rPr>
+              <w:t>վկայագիր</w:t>
+            </w:r>
+            <w:proofErr w:type="spellEnd"/>
           </w:p>
           <w:p>
             <w:pPr>
@@ -6528,7 +7212,27 @@
                 <w:szCs w:val="16"/>
                 <w:lang w:val="en-GB"/>
               </w:rPr>
-              <w:t>${i_reg}</w:t>
+              <w:t>${</w:t>
+            </w:r>
+            <w:proofErr w:type="spellStart"/>
+            <w:r>
+              <w:rPr>
+                <w:rFonts w:ascii="Times New Roman" w:hAnsi="Times New Roman" w:cs="Times New Roman"/>
+                <w:sz w:val="16"/>
+                <w:szCs w:val="16"/>
+                <w:lang w:val="en-GB"/>
+              </w:rPr>
+              <w:t>i_reg</w:t>
+            </w:r>
+            <w:proofErr w:type="spellEnd"/>
+            <w:r>
+              <w:rPr>
+                <w:rFonts w:ascii="Times New Roman" w:hAnsi="Times New Roman" w:cs="Times New Roman"/>
+                <w:sz w:val="16"/>
+                <w:szCs w:val="16"/>
+                <w:lang w:val="en-GB"/>
+              </w:rPr>
+              <w:t>}</w:t>
             </w:r>
           </w:p>
         </w:tc>
@@ -6613,14 +7317,34 @@
                 <w:szCs w:val="16"/>
               </w:rPr>
             </w:pPr>
+            <w:proofErr w:type="spellStart"/>
             <w:r>
               <w:rPr>
                 <w:rFonts w:ascii="Times New Roman" w:hAnsi="Times New Roman" w:cs="Times New Roman"/>
                 <w:sz w:val="16"/>
                 <w:szCs w:val="16"/>
               </w:rPr>
-              <w:t>Հաշվառման համար</w:t>
-            </w:r>
+              <w:t>Հաշվառման</w:t>
+            </w:r>
+            <w:proofErr w:type="spellEnd"/>
+            <w:r>
+              <w:rPr>
+                <w:rFonts w:ascii="Times New Roman" w:hAnsi="Times New Roman" w:cs="Times New Roman"/>
+                <w:sz w:val="16"/>
+                <w:szCs w:val="16"/>
+              </w:rPr>
+              <w:t xml:space="preserve"> </w:t>
+            </w:r>
+            <w:proofErr w:type="spellStart"/>
+            <w:r>
+              <w:rPr>
+                <w:rFonts w:ascii="Times New Roman" w:hAnsi="Times New Roman" w:cs="Times New Roman"/>
+                <w:sz w:val="16"/>
+                <w:szCs w:val="16"/>
+              </w:rPr>
+              <w:t>համար</w:t>
+            </w:r>
+            <w:proofErr w:type="spellEnd"/>
           </w:p>
           <w:p>
             <w:pPr>
@@ -6641,6 +7365,7 @@
               </w:rPr>
               <w:t>${</w:t>
             </w:r>
+            <w:proofErr w:type="spellStart"/>
             <w:r>
               <w:rPr>
                 <w:rFonts w:ascii="Times New Roman" w:hAnsi="Times New Roman" w:cs="Times New Roman"/>
@@ -6657,7 +7382,17 @@
                 <w:szCs w:val="16"/>
                 <w:lang w:val="en-GB"/>
               </w:rPr>
-              <w:t>l_p}</w:t>
+              <w:t>l_p</w:t>
+            </w:r>
+            <w:proofErr w:type="spellEnd"/>
+            <w:r>
+              <w:rPr>
+                <w:rFonts w:ascii="Times New Roman" w:hAnsi="Times New Roman" w:cs="Times New Roman"/>
+                <w:sz w:val="16"/>
+                <w:szCs w:val="16"/>
+                <w:lang w:val="en-GB"/>
+              </w:rPr>
+              <w:t>}</w:t>
             </w:r>
           </w:p>
         </w:tc>
@@ -6742,14 +7477,34 @@
                 <w:szCs w:val="16"/>
               </w:rPr>
             </w:pPr>
+            <w:proofErr w:type="spellStart"/>
             <w:r>
               <w:rPr>
                 <w:rFonts w:ascii="Times New Roman" w:hAnsi="Times New Roman" w:cs="Times New Roman"/>
                 <w:sz w:val="16"/>
                 <w:szCs w:val="16"/>
               </w:rPr>
-              <w:t>Սեփականության վկայական</w:t>
-            </w:r>
+              <w:t>Սեփականության</w:t>
+            </w:r>
+            <w:proofErr w:type="spellEnd"/>
+            <w:r>
+              <w:rPr>
+                <w:rFonts w:ascii="Times New Roman" w:hAnsi="Times New Roman" w:cs="Times New Roman"/>
+                <w:sz w:val="16"/>
+                <w:szCs w:val="16"/>
+              </w:rPr>
+              <w:t xml:space="preserve"> </w:t>
+            </w:r>
+            <w:proofErr w:type="spellStart"/>
+            <w:r>
+              <w:rPr>
+                <w:rFonts w:ascii="Times New Roman" w:hAnsi="Times New Roman" w:cs="Times New Roman"/>
+                <w:sz w:val="16"/>
+                <w:szCs w:val="16"/>
+              </w:rPr>
+              <w:t>վկայական</w:t>
+            </w:r>
+            <w:proofErr w:type="spellEnd"/>
           </w:p>
           <w:p>
             <w:pPr>
@@ -6847,6 +7602,7 @@
           <w:lang w:val="hy-AM"/>
         </w:rPr>
       </w:pPr>
+      <w:proofErr w:type="spellStart"/>
       <w:r>
         <w:rPr>
           <w:rFonts w:ascii="Times New Roman" w:eastAsia="Times New Roman" w:hAnsi="Times New Roman" w:cs="Times New Roman"/>
@@ -6855,7 +7611,172 @@
           <w:szCs w:val="18"/>
           <w:lang w:val="en-GB"/>
         </w:rPr>
-        <w:t>Գրավի առարկան նկարվում է և նկարները պահպանվում են Գրավառուի մոտ։</w:t>
+        <w:t>Գրավի</w:t>
+      </w:r>
+      <w:proofErr w:type="spellEnd"/>
+      <w:r>
+        <w:rPr>
+          <w:rFonts w:ascii="Times New Roman" w:eastAsia="Times New Roman" w:hAnsi="Times New Roman" w:cs="Times New Roman"/>
+          <w:color w:val="000000" w:themeColor="text1"/>
+          <w:sz w:val="18"/>
+          <w:szCs w:val="18"/>
+          <w:lang w:val="en-GB"/>
+        </w:rPr>
+        <w:t xml:space="preserve"> </w:t>
+      </w:r>
+      <w:proofErr w:type="spellStart"/>
+      <w:r>
+        <w:rPr>
+          <w:rFonts w:ascii="Times New Roman" w:eastAsia="Times New Roman" w:hAnsi="Times New Roman" w:cs="Times New Roman"/>
+          <w:color w:val="000000" w:themeColor="text1"/>
+          <w:sz w:val="18"/>
+          <w:szCs w:val="18"/>
+          <w:lang w:val="en-GB"/>
+        </w:rPr>
+        <w:t>առարկան</w:t>
+      </w:r>
+      <w:proofErr w:type="spellEnd"/>
+      <w:r>
+        <w:rPr>
+          <w:rFonts w:ascii="Times New Roman" w:eastAsia="Times New Roman" w:hAnsi="Times New Roman" w:cs="Times New Roman"/>
+          <w:color w:val="000000" w:themeColor="text1"/>
+          <w:sz w:val="18"/>
+          <w:szCs w:val="18"/>
+          <w:lang w:val="en-GB"/>
+        </w:rPr>
+        <w:t xml:space="preserve"> </w:t>
+      </w:r>
+      <w:proofErr w:type="spellStart"/>
+      <w:r>
+        <w:rPr>
+          <w:rFonts w:ascii="Times New Roman" w:eastAsia="Times New Roman" w:hAnsi="Times New Roman" w:cs="Times New Roman"/>
+          <w:color w:val="000000" w:themeColor="text1"/>
+          <w:sz w:val="18"/>
+          <w:szCs w:val="18"/>
+          <w:lang w:val="en-GB"/>
+        </w:rPr>
+        <w:t>նկարվում</w:t>
+      </w:r>
+      <w:proofErr w:type="spellEnd"/>
+      <w:r>
+        <w:rPr>
+          <w:rFonts w:ascii="Times New Roman" w:eastAsia="Times New Roman" w:hAnsi="Times New Roman" w:cs="Times New Roman"/>
+          <w:color w:val="000000" w:themeColor="text1"/>
+          <w:sz w:val="18"/>
+          <w:szCs w:val="18"/>
+          <w:lang w:val="en-GB"/>
+        </w:rPr>
+        <w:t xml:space="preserve"> է և </w:t>
+      </w:r>
+      <w:proofErr w:type="spellStart"/>
+      <w:r>
+        <w:rPr>
+          <w:rFonts w:ascii="Times New Roman" w:eastAsia="Times New Roman" w:hAnsi="Times New Roman" w:cs="Times New Roman"/>
+          <w:color w:val="000000" w:themeColor="text1"/>
+          <w:sz w:val="18"/>
+          <w:szCs w:val="18"/>
+          <w:lang w:val="en-GB"/>
+        </w:rPr>
+        <w:t>նկարները</w:t>
+      </w:r>
+      <w:proofErr w:type="spellEnd"/>
+      <w:r>
+        <w:rPr>
+          <w:rFonts w:ascii="Times New Roman" w:eastAsia="Times New Roman" w:hAnsi="Times New Roman" w:cs="Times New Roman"/>
+          <w:color w:val="000000" w:themeColor="text1"/>
+          <w:sz w:val="18"/>
+          <w:szCs w:val="18"/>
+          <w:lang w:val="en-GB"/>
+        </w:rPr>
+        <w:t xml:space="preserve"> </w:t>
+      </w:r>
+      <w:proofErr w:type="spellStart"/>
+      <w:r>
+        <w:rPr>
+          <w:rFonts w:ascii="Times New Roman" w:eastAsia="Times New Roman" w:hAnsi="Times New Roman" w:cs="Times New Roman"/>
+          <w:color w:val="000000" w:themeColor="text1"/>
+          <w:sz w:val="18"/>
+          <w:szCs w:val="18"/>
+          <w:lang w:val="en-GB"/>
+        </w:rPr>
+        <w:t>պահպանվում</w:t>
+      </w:r>
+      <w:proofErr w:type="spellEnd"/>
+      <w:r>
+        <w:rPr>
+          <w:rFonts w:ascii="Times New Roman" w:eastAsia="Times New Roman" w:hAnsi="Times New Roman" w:cs="Times New Roman"/>
+          <w:color w:val="000000" w:themeColor="text1"/>
+          <w:sz w:val="18"/>
+          <w:szCs w:val="18"/>
+          <w:lang w:val="en-GB"/>
+        </w:rPr>
+        <w:t xml:space="preserve"> </w:t>
+      </w:r>
+      <w:proofErr w:type="spellStart"/>
+      <w:r>
+        <w:rPr>
+          <w:rFonts w:ascii="Times New Roman" w:eastAsia="Times New Roman" w:hAnsi="Times New Roman" w:cs="Times New Roman"/>
+          <w:color w:val="000000" w:themeColor="text1"/>
+          <w:sz w:val="18"/>
+          <w:szCs w:val="18"/>
+          <w:lang w:val="en-GB"/>
+        </w:rPr>
+        <w:t>են</w:t>
+      </w:r>
+      <w:proofErr w:type="spellEnd"/>
+      <w:r>
+        <w:rPr>
+          <w:rFonts w:ascii="Times New Roman" w:eastAsia="Times New Roman" w:hAnsi="Times New Roman" w:cs="Times New Roman"/>
+          <w:color w:val="000000" w:themeColor="text1"/>
+          <w:sz w:val="18"/>
+          <w:szCs w:val="18"/>
+          <w:lang w:val="en-GB"/>
+        </w:rPr>
+        <w:t xml:space="preserve"> </w:t>
+      </w:r>
+      <w:proofErr w:type="spellStart"/>
+      <w:r>
+        <w:rPr>
+          <w:rFonts w:ascii="Times New Roman" w:eastAsia="Times New Roman" w:hAnsi="Times New Roman" w:cs="Times New Roman"/>
+          <w:color w:val="000000" w:themeColor="text1"/>
+          <w:sz w:val="18"/>
+          <w:szCs w:val="18"/>
+          <w:lang w:val="en-GB"/>
+        </w:rPr>
+        <w:t>Գրավառուի</w:t>
+      </w:r>
+      <w:proofErr w:type="spellEnd"/>
+      <w:r>
+        <w:rPr>
+          <w:rFonts w:ascii="Times New Roman" w:eastAsia="Times New Roman" w:hAnsi="Times New Roman" w:cs="Times New Roman"/>
+          <w:color w:val="000000" w:themeColor="text1"/>
+          <w:sz w:val="18"/>
+          <w:szCs w:val="18"/>
+          <w:lang w:val="en-GB"/>
+        </w:rPr>
+        <w:t xml:space="preserve"> </w:t>
+      </w:r>
+      <w:proofErr w:type="spellStart"/>
+      <w:r>
+        <w:rPr>
+          <w:rFonts w:ascii="Times New Roman" w:eastAsia="Times New Roman" w:hAnsi="Times New Roman" w:cs="Times New Roman"/>
+          <w:color w:val="000000" w:themeColor="text1"/>
+          <w:sz w:val="18"/>
+          <w:szCs w:val="18"/>
+          <w:lang w:val="en-GB"/>
+        </w:rPr>
+        <w:t>մոտ</w:t>
+      </w:r>
+      <w:proofErr w:type="spellEnd"/>
+      <w:r>
+        <w:rPr>
+          <w:rFonts w:ascii="Times New Roman" w:eastAsia="Times New Roman" w:hAnsi="Times New Roman" w:cs="Times New Roman"/>
+          <w:color w:val="000000" w:themeColor="text1"/>
+          <w:sz w:val="18"/>
+          <w:szCs w:val="18"/>
+          <w:lang w:val="en-GB"/>
+        </w:rPr>
+        <w:t>։</w:t>
       </w:r>
     </w:p>
     <w:p>
@@ -10923,6 +11844,7 @@
           <w:lang w:val="pt-BR"/>
         </w:rPr>
       </w:pPr>
+      <w:proofErr w:type="spellStart"/>
       <w:r>
         <w:rPr>
           <w:rFonts w:ascii="Times New Roman" w:eastAsia="Times New Roman" w:hAnsi="Times New Roman" w:cs="Times New Roman"/>
@@ -10935,6 +11857,7 @@
         </w:rPr>
         <w:t>Վարկային</w:t>
       </w:r>
+      <w:proofErr w:type="spellEnd"/>
       <w:r>
         <w:rPr>
           <w:rFonts w:ascii="Times New Roman" w:eastAsia="Times New Roman" w:hAnsi="Times New Roman" w:cs="Times New Roman"/>
@@ -10947,6 +11870,7 @@
         </w:rPr>
         <w:t xml:space="preserve"> </w:t>
       </w:r>
+      <w:proofErr w:type="spellStart"/>
       <w:r>
         <w:rPr>
           <w:rFonts w:ascii="Times New Roman" w:eastAsia="Times New Roman" w:hAnsi="Times New Roman" w:cs="Times New Roman"/>
@@ -10957,7 +11881,20 @@
           <w:szCs w:val="13"/>
           <w:lang w:val="en-GB"/>
         </w:rPr>
-        <w:t>կոդ՝</w:t>
+        <w:t>կոդ</w:t>
+      </w:r>
+      <w:proofErr w:type="spellEnd"/>
+      <w:r>
+        <w:rPr>
+          <w:rFonts w:ascii="Times New Roman" w:eastAsia="Times New Roman" w:hAnsi="Times New Roman" w:cs="Times New Roman"/>
+          <w:i/>
+          <w:iCs/>
+          <w:color w:val="000000" w:themeColor="text1"/>
+          <w:sz w:val="18"/>
+          <w:szCs w:val="13"/>
+          <w:lang w:val="en-GB"/>
+        </w:rPr>
+        <w:t>՝</w:t>
       </w:r>
       <w:r>
         <w:rPr>

--- a/public/files/contract_car_template_pledgee.docx
+++ b/public/files/contract_car_template_pledgee.docx
@@ -684,27 +684,7 @@
           <w:szCs w:val="18"/>
           <w:lang w:val="hy-AM"/>
         </w:rPr>
-        <w:t>${passport_series</w:t>
-      </w:r>
-      <w:r>
-        <w:rPr>
-          <w:rFonts w:ascii="Times New Roman" w:eastAsia="Times New Roman" w:hAnsi="Times New Roman" w:cs="Times New Roman"/>
-          <w:color w:val="000000" w:themeColor="text1"/>
-          <w:sz w:val="18"/>
-          <w:szCs w:val="18"/>
-          <w:lang w:val="hy-AM"/>
-        </w:rPr>
-        <w:t>}</w:t>
-      </w:r>
-      <w:r>
-        <w:rPr>
-          <w:rFonts w:ascii="Times New Roman" w:eastAsia="Times New Roman" w:hAnsi="Times New Roman" w:cs="Times New Roman"/>
-          <w:color w:val="000000" w:themeColor="text1"/>
-          <w:sz w:val="18"/>
-          <w:szCs w:val="18"/>
-          <w:lang w:val="hy-AM"/>
-        </w:rPr>
-        <w:t>,</w:t>
+        <w:t xml:space="preserve"> </w:t>
       </w:r>
       <w:r>
         <w:rPr>

--- a/public/files/contract_car_template_pledgee.docx
+++ b/public/files/contract_car_template_pledgee.docx
@@ -154,33 +154,7 @@
           <w:color w:val="000000" w:themeColor="text1"/>
           <w:lang w:val="en-GB"/>
         </w:rPr>
-        <w:t>${</w:t>
-      </w:r>
-      <w:proofErr w:type="spellStart"/>
-      <w:r>
-        <w:rPr>
-          <w:rFonts w:ascii="Times New Roman" w:eastAsia="Times New Roman" w:hAnsi="Times New Roman" w:cs="Times New Roman"/>
-          <w:b/>
-          <w:bCs/>
-          <w:i/>
-          <w:iCs/>
-          <w:color w:val="000000" w:themeColor="text1"/>
-          <w:lang w:val="en-GB"/>
-        </w:rPr>
-        <w:t>num</w:t>
-      </w:r>
-      <w:proofErr w:type="spellEnd"/>
-      <w:r>
-        <w:rPr>
-          <w:rFonts w:ascii="Times New Roman" w:eastAsia="Times New Roman" w:hAnsi="Times New Roman" w:cs="Times New Roman"/>
-          <w:b/>
-          <w:bCs/>
-          <w:i/>
-          <w:iCs/>
-          <w:color w:val="000000" w:themeColor="text1"/>
-          <w:lang w:val="en-GB"/>
-        </w:rPr>
-        <w:t>}</w:t>
+        <w:t>${num}</w:t>
       </w:r>
     </w:p>
     <w:tbl>
@@ -385,86 +359,8 @@
           <w:szCs w:val="18"/>
           <w:lang w:val="en-GB"/>
         </w:rPr>
-        <w:t xml:space="preserve">53 </w:t>
-      </w:r>
-      <w:proofErr w:type="spellStart"/>
-      <w:r>
-        <w:rPr>
-          <w:rFonts w:ascii="Times New Roman" w:eastAsia="Times New Roman" w:hAnsi="Times New Roman" w:cs="Times New Roman"/>
-          <w:color w:val="000000" w:themeColor="text1"/>
-          <w:sz w:val="18"/>
-          <w:szCs w:val="18"/>
-          <w:lang w:val="en-GB"/>
-        </w:rPr>
-        <w:t>շենք</w:t>
-      </w:r>
-      <w:proofErr w:type="spellEnd"/>
-      <w:r>
-        <w:rPr>
-          <w:rFonts w:ascii="Times New Roman" w:eastAsia="Times New Roman" w:hAnsi="Times New Roman" w:cs="Times New Roman"/>
-          <w:color w:val="000000" w:themeColor="text1"/>
-          <w:sz w:val="18"/>
-          <w:szCs w:val="18"/>
-          <w:lang w:val="en-GB"/>
-        </w:rPr>
-        <w:t xml:space="preserve">, 35 </w:t>
-      </w:r>
-      <w:proofErr w:type="spellStart"/>
-      <w:r>
-        <w:rPr>
-          <w:rFonts w:ascii="Times New Roman" w:eastAsia="Times New Roman" w:hAnsi="Times New Roman" w:cs="Times New Roman"/>
-          <w:color w:val="000000" w:themeColor="text1"/>
-          <w:sz w:val="18"/>
-          <w:szCs w:val="18"/>
-          <w:lang w:val="en-GB"/>
-        </w:rPr>
-        <w:t>ոչ</w:t>
-      </w:r>
-      <w:proofErr w:type="spellEnd"/>
-      <w:r>
-        <w:rPr>
-          <w:rFonts w:ascii="Times New Roman" w:eastAsia="Times New Roman" w:hAnsi="Times New Roman" w:cs="Times New Roman"/>
-          <w:color w:val="000000" w:themeColor="text1"/>
-          <w:sz w:val="18"/>
-          <w:szCs w:val="18"/>
-          <w:lang w:val="en-GB"/>
-        </w:rPr>
-        <w:t xml:space="preserve"> </w:t>
-      </w:r>
-      <w:proofErr w:type="spellStart"/>
-      <w:r>
-        <w:rPr>
-          <w:rFonts w:ascii="Times New Roman" w:eastAsia="Times New Roman" w:hAnsi="Times New Roman" w:cs="Times New Roman"/>
-          <w:color w:val="000000" w:themeColor="text1"/>
-          <w:sz w:val="18"/>
-          <w:szCs w:val="18"/>
-          <w:lang w:val="en-GB"/>
-        </w:rPr>
-        <w:t>բնակելի</w:t>
-      </w:r>
-      <w:proofErr w:type="spellEnd"/>
-      <w:r>
-        <w:rPr>
-          <w:rFonts w:ascii="Times New Roman" w:eastAsia="Times New Roman" w:hAnsi="Times New Roman" w:cs="Times New Roman"/>
-          <w:color w:val="000000" w:themeColor="text1"/>
-          <w:sz w:val="18"/>
-          <w:szCs w:val="18"/>
-          <w:lang w:val="en-GB"/>
-        </w:rPr>
-        <w:t xml:space="preserve"> </w:t>
-      </w:r>
-      <w:proofErr w:type="spellStart"/>
-      <w:r>
-        <w:rPr>
-          <w:rFonts w:ascii="Times New Roman" w:eastAsia="Times New Roman" w:hAnsi="Times New Roman" w:cs="Times New Roman"/>
-          <w:color w:val="000000" w:themeColor="text1"/>
-          <w:sz w:val="18"/>
-          <w:szCs w:val="18"/>
-          <w:lang w:val="en-GB"/>
-        </w:rPr>
-        <w:t>տարածք</w:t>
-      </w:r>
-      <w:proofErr w:type="spellEnd"/>
+        <w:t>53 շենք, 35 ոչ բնակելի տարածք</w:t>
+      </w:r>
       <w:r>
         <w:rPr>
           <w:rFonts w:ascii="Times New Roman" w:eastAsia="Times New Roman" w:hAnsi="Times New Roman" w:cs="Times New Roman"/>
@@ -684,7 +580,7 @@
           <w:szCs w:val="18"/>
           <w:lang w:val="hy-AM"/>
         </w:rPr>
-        <w:t xml:space="preserve"> </w:t>
+        <w:t>${</w:t>
       </w:r>
       <w:r>
         <w:rPr>
@@ -694,7 +590,7 @@
           <w:szCs w:val="18"/>
           <w:lang w:val="hy-AM"/>
         </w:rPr>
-        <w:t>տրված՝ ${passport_validity}</w:t>
+        <w:t>passport_serries}</w:t>
       </w:r>
       <w:r>
         <w:rPr>
@@ -714,7 +610,7 @@
           <w:szCs w:val="18"/>
           <w:lang w:val="hy-AM"/>
         </w:rPr>
-        <w:t>թվականին, ${</w:t>
+        <w:t>տրված՝ ${passport_validity}</w:t>
       </w:r>
       <w:r>
         <w:rPr>
@@ -724,7 +620,7 @@
           <w:szCs w:val="18"/>
           <w:lang w:val="hy-AM"/>
         </w:rPr>
-        <w:t>passport_issued</w:t>
+        <w:t xml:space="preserve"> </w:t>
       </w:r>
       <w:r>
         <w:rPr>
@@ -734,7 +630,7 @@
           <w:szCs w:val="18"/>
           <w:lang w:val="hy-AM"/>
         </w:rPr>
-        <w:t>}-ի կողմից, ՀԾՀ՝</w:t>
+        <w:t>թվականին, ${</w:t>
       </w:r>
       <w:r>
         <w:rPr>
@@ -744,7 +640,7 @@
           <w:szCs w:val="18"/>
           <w:lang w:val="hy-AM"/>
         </w:rPr>
-        <w:t xml:space="preserve"> </w:t>
+        <w:t>passport_issued</w:t>
       </w:r>
       <w:r>
         <w:rPr>
@@ -754,7 +650,7 @@
           <w:szCs w:val="18"/>
           <w:lang w:val="hy-AM"/>
         </w:rPr>
-        <w:t>${social_card_number}, հասցե՝ ք. ${city},${street})</w:t>
+        <w:t>}-ի կողմից, ՀԾՀ՝</w:t>
       </w:r>
       <w:r>
         <w:rPr>
@@ -764,7 +660,37 @@
           <w:szCs w:val="18"/>
           <w:lang w:val="hy-AM"/>
         </w:rPr>
-        <w:t xml:space="preserve"> (այսուհետ նաև՝ </w:t>
+        <w:t xml:space="preserve"> </w:t>
+      </w:r>
+      <w:r>
+        <w:rPr>
+          <w:rFonts w:ascii="Times New Roman" w:eastAsia="Times New Roman" w:hAnsi="Times New Roman" w:cs="Times New Roman"/>
+          <w:color w:val="000000" w:themeColor="text1"/>
+          <w:sz w:val="18"/>
+          <w:szCs w:val="18"/>
+          <w:lang w:val="hy-AM"/>
+        </w:rPr>
+        <w:t>${social_card_number}, հասցե՝ ք. ${city},${street})</w:t>
+      </w:r>
+      <w:r>
+        <w:rPr>
+          <w:rFonts w:ascii="Times New Roman" w:eastAsia="Times New Roman" w:hAnsi="Times New Roman" w:cs="Times New Roman"/>
+          <w:color w:val="000000" w:themeColor="text1"/>
+          <w:sz w:val="18"/>
+          <w:szCs w:val="18"/>
+          <w:lang w:val="hy-AM"/>
+        </w:rPr>
+        <w:t xml:space="preserve"> </w:t>
+      </w:r>
+      <w:r>
+        <w:rPr>
+          <w:rFonts w:ascii="Times New Roman" w:eastAsia="Times New Roman" w:hAnsi="Times New Roman" w:cs="Times New Roman"/>
+          <w:color w:val="000000" w:themeColor="text1"/>
+          <w:sz w:val="18"/>
+          <w:szCs w:val="18"/>
+          <w:lang w:val="hy-AM"/>
+        </w:rPr>
+        <w:t xml:space="preserve">(այսուհետ նաև՝ </w:t>
       </w:r>
       <w:r>
         <w:rPr>
@@ -786,17 +712,7 @@
           <w:szCs w:val="18"/>
           <w:lang w:val="hy-AM"/>
         </w:rPr>
-        <w:t xml:space="preserve">), մյուս կողմից, կնքեցին սույն պայմանագիրը </w:t>
-      </w:r>
-      <w:r>
-        <w:rPr>
-          <w:rFonts w:ascii="Times New Roman" w:eastAsia="Times New Roman" w:hAnsi="Times New Roman" w:cs="Times New Roman"/>
-          <w:color w:val="000000" w:themeColor="text1"/>
-          <w:sz w:val="18"/>
-          <w:szCs w:val="18"/>
-          <w:lang w:val="hy-AM"/>
-        </w:rPr>
-        <w:t xml:space="preserve">(այսուհետ նաև՝ </w:t>
+        <w:t xml:space="preserve">), մյուս կողմից, կնքեցին սույն պայմանագիրը (այսուհետ նաև՝ </w:t>
       </w:r>
       <w:r>
         <w:rPr>
@@ -818,24 +734,14 @@
           <w:szCs w:val="18"/>
           <w:lang w:val="hy-AM"/>
         </w:rPr>
-        <w:t>)</w:t>
-      </w:r>
-      <w:r>
-        <w:rPr>
-          <w:rFonts w:ascii="Times New Roman" w:eastAsia="Times New Roman" w:hAnsi="Times New Roman" w:cs="Times New Roman"/>
-          <w:color w:val="000000" w:themeColor="text1"/>
-          <w:sz w:val="18"/>
-          <w:szCs w:val="18"/>
-          <w:lang w:val="hy-AM"/>
-        </w:rPr>
-        <w:t xml:space="preserve">  հետևյալի մասին։</w:t>
+        <w:t xml:space="preserve">)  )  մյուս կողմից, </w:t>
       </w:r>
     </w:p>
     <w:p>
       <w:pPr>
         <w:widowControl w:val="0"/>
         <w:spacing w:after="0" w:line="276" w:lineRule="auto"/>
-        <w:ind w:firstLine="284"/>
+        <w:ind w:firstLine="567"/>
         <w:jc w:val="both"/>
         <w:rPr>
           <w:rFonts w:ascii="Times New Roman" w:eastAsia="Times New Roman" w:hAnsi="Times New Roman" w:cs="Times New Roman"/>
@@ -878,6 +784,16 @@
           <w:lang w:val="hy-AM"/>
         </w:rPr>
         <w:t>${pl_passport_series</w:t>
+      </w:r>
+      <w:r>
+        <w:rPr>
+          <w:rFonts w:ascii="Times New Roman" w:eastAsia="Times New Roman" w:hAnsi="Times New Roman" w:cs="Times New Roman"/>
+          <w:color w:val="000000" w:themeColor="text1"/>
+          <w:sz w:val="18"/>
+          <w:szCs w:val="18"/>
+          <w:lang w:val="hy-AM"/>
+        </w:rPr>
+        <w:t>}</w:t>
       </w:r>
       <w:r>
         <w:rPr>
@@ -1370,9 +1286,8 @@
                 <w:szCs w:val="16"/>
                 <w:lang w:val="en-GB"/>
               </w:rPr>
-              <w:t>${</w:t>
-            </w:r>
-            <w:proofErr w:type="spellStart"/>
+              <w:t>${contra</w:t>
+            </w:r>
             <w:r>
               <w:rPr>
                 <w:rFonts w:ascii="Times New Roman" w:hAnsi="Times New Roman" w:cs="Times New Roman"/>
@@ -1382,7 +1297,7 @@
                 <w:szCs w:val="16"/>
                 <w:lang w:val="en-GB"/>
               </w:rPr>
-              <w:t>contra</w:t>
+              <w:t>c</w:t>
             </w:r>
             <w:r>
               <w:rPr>
@@ -1393,20 +1308,8 @@
                 <w:szCs w:val="16"/>
                 <w:lang w:val="en-GB"/>
               </w:rPr>
-              <w:t>c</w:t>
-            </w:r>
-            <w:r>
-              <w:rPr>
-                <w:rFonts w:ascii="Times New Roman" w:hAnsi="Times New Roman" w:cs="Times New Roman"/>
-                <w:b/>
-                <w:i/>
-                <w:sz w:val="16"/>
-                <w:szCs w:val="16"/>
-                <w:lang w:val="en-GB"/>
-              </w:rPr>
               <w:t>t_amount</w:t>
             </w:r>
-            <w:proofErr w:type="spellEnd"/>
             <w:r>
               <w:rPr>
                 <w:rFonts w:ascii="Times New Roman" w:hAnsi="Times New Roman" w:cs="Times New Roman"/>
@@ -1629,31 +1532,7 @@
                 <w:szCs w:val="16"/>
                 <w:lang w:val="en-GB"/>
               </w:rPr>
-              <w:t>${</w:t>
-            </w:r>
-            <w:proofErr w:type="spellStart"/>
-            <w:r>
-              <w:rPr>
-                <w:rFonts w:ascii="Times New Roman" w:hAnsi="Times New Roman" w:cs="Times New Roman"/>
-                <w:b/>
-                <w:i/>
-                <w:sz w:val="16"/>
-                <w:szCs w:val="16"/>
-                <w:lang w:val="en-GB"/>
-              </w:rPr>
-              <w:t>effective_annual_rate</w:t>
-            </w:r>
-            <w:proofErr w:type="spellEnd"/>
-            <w:r>
-              <w:rPr>
-                <w:rFonts w:ascii="Times New Roman" w:hAnsi="Times New Roman" w:cs="Times New Roman"/>
-                <w:b/>
-                <w:i/>
-                <w:sz w:val="16"/>
-                <w:szCs w:val="16"/>
-                <w:lang w:val="en-GB"/>
-              </w:rPr>
-              <w:t>}</w:t>
+              <w:t>${effective_annual_rate}</w:t>
             </w:r>
           </w:p>
         </w:tc>
@@ -2681,7 +2560,6 @@
               </w:rPr>
               <w:t xml:space="preserve">նույնականացման համարով տրանսպորտային միջոցը։ </w:t>
             </w:r>
-            <w:proofErr w:type="spellStart"/>
             <w:r>
               <w:rPr>
                 <w:rFonts w:ascii="Times New Roman" w:hAnsi="Times New Roman" w:cs="Times New Roman"/>
@@ -2691,67 +2569,7 @@
                 <w:szCs w:val="16"/>
                 <w:lang w:val="en-GB"/>
               </w:rPr>
-              <w:t>Գրավի</w:t>
-            </w:r>
-            <w:proofErr w:type="spellEnd"/>
-            <w:r>
-              <w:rPr>
-                <w:rFonts w:ascii="Times New Roman" w:hAnsi="Times New Roman" w:cs="Times New Roman"/>
-                <w:bCs/>
-                <w:iCs/>
-                <w:sz w:val="16"/>
-                <w:szCs w:val="16"/>
-                <w:lang w:val="en-GB"/>
-              </w:rPr>
-              <w:t xml:space="preserve"> </w:t>
-            </w:r>
-            <w:proofErr w:type="spellStart"/>
-            <w:r>
-              <w:rPr>
-                <w:rFonts w:ascii="Times New Roman" w:hAnsi="Times New Roman" w:cs="Times New Roman"/>
-                <w:bCs/>
-                <w:iCs/>
-                <w:sz w:val="16"/>
-                <w:szCs w:val="16"/>
-                <w:lang w:val="en-GB"/>
-              </w:rPr>
-              <w:t>առարկայի</w:t>
-            </w:r>
-            <w:proofErr w:type="spellEnd"/>
-            <w:r>
-              <w:rPr>
-                <w:rFonts w:ascii="Times New Roman" w:hAnsi="Times New Roman" w:cs="Times New Roman"/>
-                <w:bCs/>
-                <w:iCs/>
-                <w:sz w:val="16"/>
-                <w:szCs w:val="16"/>
-                <w:lang w:val="en-GB"/>
-              </w:rPr>
-              <w:t xml:space="preserve"> </w:t>
-            </w:r>
-            <w:proofErr w:type="spellStart"/>
-            <w:r>
-              <w:rPr>
-                <w:rFonts w:ascii="Times New Roman" w:hAnsi="Times New Roman" w:cs="Times New Roman"/>
-                <w:bCs/>
-                <w:iCs/>
-                <w:sz w:val="16"/>
-                <w:szCs w:val="16"/>
-                <w:lang w:val="en-GB"/>
-              </w:rPr>
-              <w:t>վերաբերյալ</w:t>
-            </w:r>
-            <w:proofErr w:type="spellEnd"/>
-            <w:r>
-              <w:rPr>
-                <w:rFonts w:ascii="Times New Roman" w:hAnsi="Times New Roman" w:cs="Times New Roman"/>
-                <w:bCs/>
-                <w:iCs/>
-                <w:sz w:val="16"/>
-                <w:szCs w:val="16"/>
-                <w:lang w:val="en-GB"/>
-              </w:rPr>
-              <w:t xml:space="preserve"> </w:t>
+              <w:t xml:space="preserve">Գրավի առարկայի վերաբերյալ </w:t>
             </w:r>
             <w:r>
               <w:rPr>
@@ -3423,31 +3241,7 @@
                 <w:szCs w:val="16"/>
                 <w:lang w:val="en-GB"/>
               </w:rPr>
-              <w:t>${</w:t>
-            </w:r>
-            <w:proofErr w:type="spellStart"/>
-            <w:r>
-              <w:rPr>
-                <w:rFonts w:ascii="Times New Roman" w:hAnsi="Times New Roman" w:cs="Times New Roman"/>
-                <w:bCs/>
-                <w:iCs/>
-                <w:sz w:val="16"/>
-                <w:szCs w:val="16"/>
-                <w:lang w:val="en-GB"/>
-              </w:rPr>
-              <w:t>mother_amount</w:t>
-            </w:r>
-            <w:proofErr w:type="spellEnd"/>
-            <w:r>
-              <w:rPr>
-                <w:rFonts w:ascii="Times New Roman" w:hAnsi="Times New Roman" w:cs="Times New Roman"/>
-                <w:bCs/>
-                <w:iCs/>
-                <w:sz w:val="16"/>
-                <w:szCs w:val="16"/>
-                <w:lang w:val="en-GB"/>
-              </w:rPr>
-              <w:t xml:space="preserve">} </w:t>
+              <w:t xml:space="preserve">${mother_amount} </w:t>
             </w:r>
             <w:r>
               <w:rPr>
@@ -6179,7 +5973,6 @@
       </w:pPr>
       <w:bookmarkStart w:id="8" w:name="_Ref220023143"/>
       <w:bookmarkStart w:id="9" w:name="_Ref220023284"/>
-      <w:proofErr w:type="spellStart"/>
       <w:r>
         <w:rPr>
           <w:rFonts w:ascii="Times New Roman" w:eastAsia="Times New Roman" w:hAnsi="Times New Roman" w:cs="Times New Roman"/>
@@ -6188,9 +5981,9 @@
           <w:szCs w:val="18"/>
           <w:lang w:val="en-GB"/>
         </w:rPr>
-        <w:t>Գրավ</w:t>
-      </w:r>
-      <w:proofErr w:type="spellEnd"/>
+        <w:t xml:space="preserve">Գրավ </w:t>
+      </w:r>
+      <w:bookmarkEnd w:id="8"/>
       <w:r>
         <w:rPr>
           <w:rFonts w:ascii="Times New Roman" w:eastAsia="Times New Roman" w:hAnsi="Times New Roman" w:cs="Times New Roman"/>
@@ -6199,30 +5992,7 @@
           <w:szCs w:val="18"/>
           <w:lang w:val="en-GB"/>
         </w:rPr>
-        <w:t xml:space="preserve"> </w:t>
-      </w:r>
-      <w:bookmarkEnd w:id="8"/>
-      <w:proofErr w:type="spellStart"/>
-      <w:r>
-        <w:rPr>
-          <w:rFonts w:ascii="Times New Roman" w:eastAsia="Times New Roman" w:hAnsi="Times New Roman" w:cs="Times New Roman"/>
-          <w:color w:val="000000" w:themeColor="text1"/>
-          <w:sz w:val="18"/>
-          <w:szCs w:val="18"/>
-          <w:lang w:val="en-GB"/>
-        </w:rPr>
-        <w:t>առարկան</w:t>
-      </w:r>
-      <w:proofErr w:type="spellEnd"/>
-      <w:r>
-        <w:rPr>
-          <w:rFonts w:ascii="Times New Roman" w:eastAsia="Times New Roman" w:hAnsi="Times New Roman" w:cs="Times New Roman"/>
-          <w:color w:val="000000" w:themeColor="text1"/>
-          <w:sz w:val="18"/>
-          <w:szCs w:val="18"/>
-          <w:lang w:val="en-GB"/>
-        </w:rPr>
-        <w:t xml:space="preserve"> է՝</w:t>
+        <w:t>առարկան է՝</w:t>
       </w:r>
       <w:bookmarkEnd w:id="9"/>
     </w:p>
@@ -6257,52 +6027,14 @@
                 <w:szCs w:val="16"/>
               </w:rPr>
             </w:pPr>
-            <w:proofErr w:type="spellStart"/>
             <w:r>
               <w:rPr>
                 <w:rFonts w:ascii="Times New Roman" w:hAnsi="Times New Roman" w:cs="Times New Roman"/>
                 <w:sz w:val="16"/>
                 <w:szCs w:val="16"/>
               </w:rPr>
-              <w:t>Գրավի</w:t>
-            </w:r>
-            <w:proofErr w:type="spellEnd"/>
-            <w:r>
-              <w:rPr>
-                <w:rFonts w:ascii="Times New Roman" w:hAnsi="Times New Roman" w:cs="Times New Roman"/>
-                <w:sz w:val="16"/>
-                <w:szCs w:val="16"/>
-              </w:rPr>
-              <w:t xml:space="preserve"> </w:t>
-            </w:r>
-            <w:proofErr w:type="spellStart"/>
-            <w:r>
-              <w:rPr>
-                <w:rFonts w:ascii="Times New Roman" w:hAnsi="Times New Roman" w:cs="Times New Roman"/>
-                <w:sz w:val="16"/>
-                <w:szCs w:val="16"/>
-              </w:rPr>
-              <w:t>առարկայի</w:t>
-            </w:r>
-            <w:proofErr w:type="spellEnd"/>
-            <w:r>
-              <w:rPr>
-                <w:rFonts w:ascii="Times New Roman" w:hAnsi="Times New Roman" w:cs="Times New Roman"/>
-                <w:sz w:val="16"/>
-                <w:szCs w:val="16"/>
-              </w:rPr>
-              <w:t xml:space="preserve"> </w:t>
-            </w:r>
-            <w:proofErr w:type="spellStart"/>
-            <w:r>
-              <w:rPr>
-                <w:rFonts w:ascii="Times New Roman" w:hAnsi="Times New Roman" w:cs="Times New Roman"/>
-                <w:sz w:val="16"/>
-                <w:szCs w:val="16"/>
-              </w:rPr>
-              <w:t>նկարագիրը</w:t>
-            </w:r>
-            <w:proofErr w:type="spellEnd"/>
+              <w:t>Գրավի առարկայի նկարագիրը</w:t>
+            </w:r>
           </w:p>
           <w:p>
             <w:pPr>
@@ -6314,201 +6046,69 @@
                 <w:lang w:val="en-GB"/>
               </w:rPr>
             </w:pPr>
-            <w:proofErr w:type="spellStart"/>
             <w:r>
               <w:rPr>
                 <w:rFonts w:ascii="Times New Roman" w:hAnsi="Times New Roman" w:cs="Times New Roman"/>
                 <w:sz w:val="16"/>
                 <w:szCs w:val="16"/>
               </w:rPr>
-              <w:t>Մակնիշ</w:t>
-            </w:r>
-            <w:proofErr w:type="spellEnd"/>
+              <w:t xml:space="preserve">Մակնիշ, մոդել, շարժիչի հզորություն, տարեթիվ, գույն </w:t>
+            </w:r>
             <w:r>
               <w:rPr>
                 <w:rFonts w:ascii="Times New Roman" w:hAnsi="Times New Roman" w:cs="Times New Roman"/>
                 <w:sz w:val="16"/>
                 <w:szCs w:val="16"/>
               </w:rPr>
-              <w:t xml:space="preserve">, </w:t>
-            </w:r>
-            <w:proofErr w:type="spellStart"/>
-            <w:r>
+              <w:t>սեփականատեր</w:t>
+            </w:r>
+          </w:p>
+        </w:tc>
+        <w:tc>
+          <w:tcPr>
+            <w:tcW w:w="2299" w:type="dxa"/>
+            <w:vAlign w:val="center"/>
+          </w:tcPr>
+          <w:p>
+            <w:pPr>
+              <w:jc w:val="center"/>
               <w:rPr>
                 <w:rFonts w:ascii="Times New Roman" w:hAnsi="Times New Roman" w:cs="Times New Roman"/>
                 <w:sz w:val="16"/>
                 <w:szCs w:val="16"/>
               </w:rPr>
-              <w:t>մոդել</w:t>
-            </w:r>
-            <w:proofErr w:type="spellEnd"/>
+            </w:pPr>
             <w:r>
               <w:rPr>
                 <w:rFonts w:ascii="Times New Roman" w:hAnsi="Times New Roman" w:cs="Times New Roman"/>
                 <w:sz w:val="16"/>
                 <w:szCs w:val="16"/>
               </w:rPr>
-              <w:t xml:space="preserve">, </w:t>
-            </w:r>
-            <w:proofErr w:type="spellStart"/>
-            <w:r>
+              <w:t>Հաշվառման տվյալներ</w:t>
+            </w:r>
+          </w:p>
+        </w:tc>
+        <w:tc>
+          <w:tcPr>
+            <w:tcW w:w="2112" w:type="dxa"/>
+            <w:vAlign w:val="center"/>
+          </w:tcPr>
+          <w:p>
+            <w:pPr>
+              <w:jc w:val="center"/>
               <w:rPr>
                 <w:rFonts w:ascii="Times New Roman" w:hAnsi="Times New Roman" w:cs="Times New Roman"/>
                 <w:sz w:val="16"/>
                 <w:szCs w:val="16"/>
               </w:rPr>
-              <w:t>շարժիչի</w:t>
-            </w:r>
-            <w:proofErr w:type="spellEnd"/>
+            </w:pPr>
             <w:r>
               <w:rPr>
                 <w:rFonts w:ascii="Times New Roman" w:hAnsi="Times New Roman" w:cs="Times New Roman"/>
                 <w:sz w:val="16"/>
                 <w:szCs w:val="16"/>
               </w:rPr>
-              <w:t xml:space="preserve"> </w:t>
-            </w:r>
-            <w:proofErr w:type="spellStart"/>
-            <w:r>
-              <w:rPr>
-                <w:rFonts w:ascii="Times New Roman" w:hAnsi="Times New Roman" w:cs="Times New Roman"/>
-                <w:sz w:val="16"/>
-                <w:szCs w:val="16"/>
-              </w:rPr>
-              <w:t>հզորություն</w:t>
-            </w:r>
-            <w:proofErr w:type="spellEnd"/>
-            <w:r>
-              <w:rPr>
-                <w:rFonts w:ascii="Times New Roman" w:hAnsi="Times New Roman" w:cs="Times New Roman"/>
-                <w:sz w:val="16"/>
-                <w:szCs w:val="16"/>
-              </w:rPr>
-              <w:t xml:space="preserve">, </w:t>
-            </w:r>
-            <w:proofErr w:type="spellStart"/>
-            <w:r>
-              <w:rPr>
-                <w:rFonts w:ascii="Times New Roman" w:hAnsi="Times New Roman" w:cs="Times New Roman"/>
-                <w:sz w:val="16"/>
-                <w:szCs w:val="16"/>
-              </w:rPr>
-              <w:t>տարեթիվ</w:t>
-            </w:r>
-            <w:proofErr w:type="spellEnd"/>
-            <w:r>
-              <w:rPr>
-                <w:rFonts w:ascii="Times New Roman" w:hAnsi="Times New Roman" w:cs="Times New Roman"/>
-                <w:sz w:val="16"/>
-                <w:szCs w:val="16"/>
-              </w:rPr>
-              <w:t xml:space="preserve">, </w:t>
-            </w:r>
-            <w:proofErr w:type="spellStart"/>
-            <w:r>
-              <w:rPr>
-                <w:rFonts w:ascii="Times New Roman" w:hAnsi="Times New Roman" w:cs="Times New Roman"/>
-                <w:sz w:val="16"/>
-                <w:szCs w:val="16"/>
-              </w:rPr>
-              <w:t>գույն</w:t>
-            </w:r>
-            <w:proofErr w:type="spellEnd"/>
-            <w:r>
-              <w:rPr>
-                <w:rFonts w:ascii="Times New Roman" w:hAnsi="Times New Roman" w:cs="Times New Roman"/>
-                <w:sz w:val="16"/>
-                <w:szCs w:val="16"/>
-              </w:rPr>
-              <w:t xml:space="preserve"> </w:t>
-            </w:r>
-            <w:proofErr w:type="spellStart"/>
-            <w:r>
-              <w:rPr>
-                <w:rFonts w:ascii="Times New Roman" w:hAnsi="Times New Roman" w:cs="Times New Roman"/>
-                <w:sz w:val="16"/>
-                <w:szCs w:val="16"/>
-              </w:rPr>
-              <w:t>սեփականատեր</w:t>
-            </w:r>
-            <w:proofErr w:type="spellEnd"/>
-          </w:p>
-        </w:tc>
-        <w:tc>
-          <w:tcPr>
-            <w:tcW w:w="2299" w:type="dxa"/>
-            <w:vAlign w:val="center"/>
-          </w:tcPr>
-          <w:p>
-            <w:pPr>
-              <w:jc w:val="center"/>
-              <w:rPr>
-                <w:rFonts w:ascii="Times New Roman" w:hAnsi="Times New Roman" w:cs="Times New Roman"/>
-                <w:sz w:val="16"/>
-                <w:szCs w:val="16"/>
-              </w:rPr>
-            </w:pPr>
-            <w:proofErr w:type="spellStart"/>
-            <w:r>
-              <w:rPr>
-                <w:rFonts w:ascii="Times New Roman" w:hAnsi="Times New Roman" w:cs="Times New Roman"/>
-                <w:sz w:val="16"/>
-                <w:szCs w:val="16"/>
-              </w:rPr>
-              <w:t>Հաշվառման</w:t>
-            </w:r>
-            <w:proofErr w:type="spellEnd"/>
-            <w:r>
-              <w:rPr>
-                <w:rFonts w:ascii="Times New Roman" w:hAnsi="Times New Roman" w:cs="Times New Roman"/>
-                <w:sz w:val="16"/>
-                <w:szCs w:val="16"/>
-              </w:rPr>
-              <w:t xml:space="preserve"> </w:t>
-            </w:r>
-            <w:proofErr w:type="spellStart"/>
-            <w:r>
-              <w:rPr>
-                <w:rFonts w:ascii="Times New Roman" w:hAnsi="Times New Roman" w:cs="Times New Roman"/>
-                <w:sz w:val="16"/>
-                <w:szCs w:val="16"/>
-              </w:rPr>
-              <w:t>տվյալներ</w:t>
-            </w:r>
-            <w:proofErr w:type="spellEnd"/>
-          </w:p>
-        </w:tc>
-        <w:tc>
-          <w:tcPr>
-            <w:tcW w:w="2112" w:type="dxa"/>
-            <w:vAlign w:val="center"/>
-          </w:tcPr>
-          <w:p>
-            <w:pPr>
-              <w:jc w:val="center"/>
-              <w:rPr>
-                <w:rFonts w:ascii="Times New Roman" w:hAnsi="Times New Roman" w:cs="Times New Roman"/>
-                <w:sz w:val="16"/>
-                <w:szCs w:val="16"/>
-              </w:rPr>
-            </w:pPr>
-            <w:proofErr w:type="spellStart"/>
-            <w:r>
-              <w:rPr>
-                <w:rFonts w:ascii="Times New Roman" w:hAnsi="Times New Roman" w:cs="Times New Roman"/>
-                <w:sz w:val="16"/>
-                <w:szCs w:val="16"/>
-              </w:rPr>
-              <w:t>Նշումներ</w:t>
-            </w:r>
-            <w:proofErr w:type="spellEnd"/>
-            <w:r>
-              <w:rPr>
-                <w:rFonts w:ascii="Times New Roman" w:hAnsi="Times New Roman" w:cs="Times New Roman"/>
-                <w:sz w:val="16"/>
-                <w:szCs w:val="16"/>
-              </w:rPr>
-              <w:t xml:space="preserve"> </w:t>
+              <w:t xml:space="preserve">Նշումներ </w:t>
             </w:r>
           </w:p>
           <w:p>
@@ -6528,222 +6128,74 @@
                 <w:szCs w:val="16"/>
                 <w:lang w:val="en-GB"/>
               </w:rPr>
-              <w:t>(</w:t>
-            </w:r>
-            <w:proofErr w:type="spellStart"/>
-            <w:r>
+              <w:t>(գրավի առարկայի վիճակի մասին)</w:t>
+            </w:r>
+          </w:p>
+        </w:tc>
+        <w:tc>
+          <w:tcPr>
+            <w:tcW w:w="1276" w:type="dxa"/>
+            <w:vAlign w:val="center"/>
+          </w:tcPr>
+          <w:p>
+            <w:pPr>
+              <w:jc w:val="center"/>
               <w:rPr>
                 <w:rFonts w:ascii="Times New Roman" w:hAnsi="Times New Roman" w:cs="Times New Roman"/>
                 <w:sz w:val="16"/>
                 <w:szCs w:val="16"/>
-                <w:lang w:val="en-GB"/>
-              </w:rPr>
-              <w:t>գրավի</w:t>
-            </w:r>
-            <w:proofErr w:type="spellEnd"/>
+              </w:rPr>
+            </w:pPr>
             <w:r>
               <w:rPr>
                 <w:rFonts w:ascii="Times New Roman" w:hAnsi="Times New Roman" w:cs="Times New Roman"/>
                 <w:sz w:val="16"/>
                 <w:szCs w:val="16"/>
-                <w:lang w:val="en-GB"/>
-              </w:rPr>
-              <w:t xml:space="preserve"> </w:t>
-            </w:r>
-            <w:proofErr w:type="spellStart"/>
-            <w:r>
+              </w:rPr>
+              <w:t xml:space="preserve">Գնահատված </w:t>
+            </w:r>
+          </w:p>
+          <w:p>
+            <w:pPr>
+              <w:jc w:val="center"/>
               <w:rPr>
                 <w:rFonts w:ascii="Times New Roman" w:hAnsi="Times New Roman" w:cs="Times New Roman"/>
                 <w:sz w:val="16"/>
                 <w:szCs w:val="16"/>
-                <w:lang w:val="en-GB"/>
-              </w:rPr>
-              <w:t>առարկայի</w:t>
-            </w:r>
-            <w:proofErr w:type="spellEnd"/>
+              </w:rPr>
+            </w:pPr>
             <w:r>
               <w:rPr>
                 <w:rFonts w:ascii="Times New Roman" w:hAnsi="Times New Roman" w:cs="Times New Roman"/>
                 <w:sz w:val="16"/>
                 <w:szCs w:val="16"/>
-                <w:lang w:val="en-GB"/>
-              </w:rPr>
-              <w:t xml:space="preserve"> </w:t>
-            </w:r>
-            <w:proofErr w:type="spellStart"/>
-            <w:r>
+              </w:rPr>
+              <w:t>արժեքը ՀՀ դրամով</w:t>
+            </w:r>
+          </w:p>
+        </w:tc>
+        <w:tc>
+          <w:tcPr>
+            <w:tcW w:w="1276" w:type="dxa"/>
+            <w:vAlign w:val="center"/>
+          </w:tcPr>
+          <w:p>
+            <w:pPr>
+              <w:jc w:val="center"/>
               <w:rPr>
                 <w:rFonts w:ascii="Times New Roman" w:hAnsi="Times New Roman" w:cs="Times New Roman"/>
                 <w:sz w:val="16"/>
                 <w:szCs w:val="16"/>
-                <w:lang w:val="en-GB"/>
-              </w:rPr>
-              <w:t>վիճակի</w:t>
-            </w:r>
-            <w:proofErr w:type="spellEnd"/>
+              </w:rPr>
+            </w:pPr>
             <w:r>
               <w:rPr>
                 <w:rFonts w:ascii="Times New Roman" w:hAnsi="Times New Roman" w:cs="Times New Roman"/>
                 <w:sz w:val="16"/>
                 <w:szCs w:val="16"/>
-                <w:lang w:val="en-GB"/>
-              </w:rPr>
-              <w:t xml:space="preserve"> </w:t>
-            </w:r>
-            <w:proofErr w:type="spellStart"/>
-            <w:r>
-              <w:rPr>
-                <w:rFonts w:ascii="Times New Roman" w:hAnsi="Times New Roman" w:cs="Times New Roman"/>
-                <w:sz w:val="16"/>
-                <w:szCs w:val="16"/>
-                <w:lang w:val="en-GB"/>
-              </w:rPr>
-              <w:t>մասին</w:t>
-            </w:r>
-            <w:proofErr w:type="spellEnd"/>
-            <w:r>
-              <w:rPr>
-                <w:rFonts w:ascii="Times New Roman" w:hAnsi="Times New Roman" w:cs="Times New Roman"/>
-                <w:sz w:val="16"/>
-                <w:szCs w:val="16"/>
-                <w:lang w:val="en-GB"/>
-              </w:rPr>
-              <w:t>)</w:t>
-            </w:r>
-          </w:p>
-        </w:tc>
-        <w:tc>
-          <w:tcPr>
-            <w:tcW w:w="1276" w:type="dxa"/>
-            <w:vAlign w:val="center"/>
-          </w:tcPr>
-          <w:p>
-            <w:pPr>
-              <w:jc w:val="center"/>
-              <w:rPr>
-                <w:rFonts w:ascii="Times New Roman" w:hAnsi="Times New Roman" w:cs="Times New Roman"/>
-                <w:sz w:val="16"/>
-                <w:szCs w:val="16"/>
-              </w:rPr>
-            </w:pPr>
-            <w:proofErr w:type="spellStart"/>
-            <w:r>
-              <w:rPr>
-                <w:rFonts w:ascii="Times New Roman" w:hAnsi="Times New Roman" w:cs="Times New Roman"/>
-                <w:sz w:val="16"/>
-                <w:szCs w:val="16"/>
-              </w:rPr>
-              <w:t>Գնահատված</w:t>
-            </w:r>
-            <w:proofErr w:type="spellEnd"/>
-            <w:r>
-              <w:rPr>
-                <w:rFonts w:ascii="Times New Roman" w:hAnsi="Times New Roman" w:cs="Times New Roman"/>
-                <w:sz w:val="16"/>
-                <w:szCs w:val="16"/>
-              </w:rPr>
-              <w:t xml:space="preserve"> </w:t>
-            </w:r>
-          </w:p>
-          <w:p>
-            <w:pPr>
-              <w:jc w:val="center"/>
-              <w:rPr>
-                <w:rFonts w:ascii="Times New Roman" w:hAnsi="Times New Roman" w:cs="Times New Roman"/>
-                <w:sz w:val="16"/>
-                <w:szCs w:val="16"/>
-              </w:rPr>
-            </w:pPr>
-            <w:proofErr w:type="spellStart"/>
-            <w:r>
-              <w:rPr>
-                <w:rFonts w:ascii="Times New Roman" w:hAnsi="Times New Roman" w:cs="Times New Roman"/>
-                <w:sz w:val="16"/>
-                <w:szCs w:val="16"/>
-              </w:rPr>
-              <w:t>արժեքը</w:t>
-            </w:r>
-            <w:proofErr w:type="spellEnd"/>
-            <w:r>
-              <w:rPr>
-                <w:rFonts w:ascii="Times New Roman" w:hAnsi="Times New Roman" w:cs="Times New Roman"/>
-                <w:sz w:val="16"/>
-                <w:szCs w:val="16"/>
-              </w:rPr>
-              <w:t xml:space="preserve"> ՀՀ </w:t>
-            </w:r>
-            <w:proofErr w:type="spellStart"/>
-            <w:r>
-              <w:rPr>
-                <w:rFonts w:ascii="Times New Roman" w:hAnsi="Times New Roman" w:cs="Times New Roman"/>
-                <w:sz w:val="16"/>
-                <w:szCs w:val="16"/>
-              </w:rPr>
-              <w:t>դրամով</w:t>
-            </w:r>
-            <w:proofErr w:type="spellEnd"/>
-          </w:p>
-        </w:tc>
-        <w:tc>
-          <w:tcPr>
-            <w:tcW w:w="1276" w:type="dxa"/>
-            <w:vAlign w:val="center"/>
-          </w:tcPr>
-          <w:p>
-            <w:pPr>
-              <w:jc w:val="center"/>
-              <w:rPr>
-                <w:rFonts w:ascii="Times New Roman" w:hAnsi="Times New Roman" w:cs="Times New Roman"/>
-                <w:sz w:val="16"/>
-                <w:szCs w:val="16"/>
-              </w:rPr>
-            </w:pPr>
-            <w:proofErr w:type="spellStart"/>
-            <w:r>
-              <w:rPr>
-                <w:rFonts w:ascii="Times New Roman" w:hAnsi="Times New Roman" w:cs="Times New Roman"/>
-                <w:sz w:val="16"/>
-                <w:szCs w:val="16"/>
-              </w:rPr>
-              <w:t>Տրամադրվող</w:t>
-            </w:r>
-            <w:proofErr w:type="spellEnd"/>
-            <w:r>
-              <w:rPr>
-                <w:rFonts w:ascii="Times New Roman" w:hAnsi="Times New Roman" w:cs="Times New Roman"/>
-                <w:sz w:val="16"/>
-                <w:szCs w:val="16"/>
-              </w:rPr>
-              <w:t xml:space="preserve"> </w:t>
-            </w:r>
-            <w:proofErr w:type="spellStart"/>
-            <w:r>
-              <w:rPr>
-                <w:rFonts w:ascii="Times New Roman" w:hAnsi="Times New Roman" w:cs="Times New Roman"/>
-                <w:sz w:val="16"/>
-                <w:szCs w:val="16"/>
-              </w:rPr>
-              <w:t>գումարի</w:t>
-            </w:r>
-            <w:proofErr w:type="spellEnd"/>
-            <w:r>
-              <w:rPr>
-                <w:rFonts w:ascii="Times New Roman" w:hAnsi="Times New Roman" w:cs="Times New Roman"/>
-                <w:sz w:val="16"/>
-                <w:szCs w:val="16"/>
-              </w:rPr>
-              <w:t xml:space="preserve"> </w:t>
-            </w:r>
-            <w:proofErr w:type="spellStart"/>
-            <w:r>
-              <w:rPr>
-                <w:rFonts w:ascii="Times New Roman" w:hAnsi="Times New Roman" w:cs="Times New Roman"/>
-                <w:sz w:val="16"/>
-                <w:szCs w:val="16"/>
-              </w:rPr>
-              <w:t>չափը</w:t>
-            </w:r>
-            <w:proofErr w:type="spellEnd"/>
+              </w:rPr>
+              <w:t>Տրամադրվող գումարի չափը</w:t>
+            </w:r>
           </w:p>
         </w:tc>
       </w:tr>
@@ -6770,69 +6222,41 @@
                 <w:sz w:val="16"/>
                 <w:szCs w:val="16"/>
               </w:rPr>
-              <w:t>${</w:t>
-            </w:r>
-            <w:proofErr w:type="spellStart"/>
+              <w:t>${i_c</w:t>
+            </w:r>
             <w:r>
               <w:rPr>
                 <w:rFonts w:ascii="Times New Roman" w:hAnsi="Times New Roman" w:cs="Times New Roman"/>
                 <w:sz w:val="16"/>
                 <w:szCs w:val="16"/>
-              </w:rPr>
-              <w:t>i_c</w:t>
-            </w:r>
-            <w:proofErr w:type="spellEnd"/>
+                <w:lang w:val="hy-AM"/>
+              </w:rPr>
+              <w:t>ar_make</w:t>
+            </w:r>
             <w:r>
               <w:rPr>
                 <w:rFonts w:ascii="Times New Roman" w:hAnsi="Times New Roman" w:cs="Times New Roman"/>
                 <w:sz w:val="16"/>
                 <w:szCs w:val="16"/>
-                <w:lang w:val="hy-AM"/>
-              </w:rPr>
-              <w:t>ar_make</w:t>
+              </w:rPr>
+              <w:t>},</w:t>
             </w:r>
             <w:r>
               <w:rPr>
                 <w:rFonts w:ascii="Times New Roman" w:hAnsi="Times New Roman" w:cs="Times New Roman"/>
                 <w:sz w:val="16"/>
                 <w:szCs w:val="16"/>
-              </w:rPr>
-              <w:t>},</w:t>
+                <w:lang w:val="hy-AM"/>
+              </w:rPr>
+              <w:t xml:space="preserve"> </w:t>
             </w:r>
             <w:r>
               <w:rPr>
                 <w:rFonts w:ascii="Times New Roman" w:hAnsi="Times New Roman" w:cs="Times New Roman"/>
                 <w:sz w:val="16"/>
                 <w:szCs w:val="16"/>
-                <w:lang w:val="hy-AM"/>
-              </w:rPr>
-              <w:t xml:space="preserve"> </w:t>
-            </w:r>
-            <w:r>
-              <w:rPr>
-                <w:rFonts w:ascii="Times New Roman" w:hAnsi="Times New Roman" w:cs="Times New Roman"/>
-                <w:sz w:val="16"/>
-                <w:szCs w:val="16"/>
-              </w:rPr>
-              <w:t>${</w:t>
-            </w:r>
-            <w:proofErr w:type="spellStart"/>
-            <w:r>
-              <w:rPr>
-                <w:rFonts w:ascii="Times New Roman" w:hAnsi="Times New Roman" w:cs="Times New Roman"/>
-                <w:sz w:val="16"/>
-                <w:szCs w:val="16"/>
-              </w:rPr>
-              <w:t>i_mod</w:t>
-            </w:r>
-            <w:proofErr w:type="spellEnd"/>
-            <w:r>
-              <w:rPr>
-                <w:rFonts w:ascii="Times New Roman" w:hAnsi="Times New Roman" w:cs="Times New Roman"/>
-                <w:sz w:val="16"/>
-                <w:szCs w:val="16"/>
-              </w:rPr>
-              <w:t>},</w:t>
+              </w:rPr>
+              <w:t>${i_mod},</w:t>
             </w:r>
           </w:p>
           <w:p>
@@ -6949,33 +6373,36 @@
                 <w:szCs w:val="16"/>
                 <w:lang w:val="en-GB"/>
               </w:rPr>
-              <w:t>${</w:t>
-            </w:r>
-            <w:proofErr w:type="spellStart"/>
-            <w:r>
+              <w:t>${i_ident}</w:t>
+            </w:r>
+          </w:p>
+        </w:tc>
+        <w:tc>
+          <w:tcPr>
+            <w:tcW w:w="2112" w:type="dxa"/>
+            <w:vMerge w:val="restart"/>
+          </w:tcPr>
+          <w:p>
+            <w:pPr>
               <w:rPr>
                 <w:rFonts w:ascii="Times New Roman" w:hAnsi="Times New Roman" w:cs="Times New Roman"/>
                 <w:sz w:val="16"/>
                 <w:szCs w:val="16"/>
-                <w:lang w:val="en-GB"/>
-              </w:rPr>
-              <w:t>i_ident</w:t>
-            </w:r>
-            <w:proofErr w:type="spellEnd"/>
+              </w:rPr>
+            </w:pPr>
             <w:r>
               <w:rPr>
                 <w:rFonts w:ascii="Times New Roman" w:hAnsi="Times New Roman" w:cs="Times New Roman"/>
                 <w:sz w:val="16"/>
                 <w:szCs w:val="16"/>
-                <w:lang w:val="en-GB"/>
-              </w:rPr>
-              <w:t>}</w:t>
-            </w:r>
-          </w:p>
-        </w:tc>
-        <w:tc>
-          <w:tcPr>
-            <w:tcW w:w="2112" w:type="dxa"/>
+              </w:rPr>
+              <w:t>${i_desc}</w:t>
+            </w:r>
+          </w:p>
+        </w:tc>
+        <w:tc>
+          <w:tcPr>
+            <w:tcW w:w="1276" w:type="dxa"/>
             <w:vMerge w:val="restart"/>
           </w:tcPr>
           <w:p>
@@ -6984,6 +6411,7 @@
                 <w:rFonts w:ascii="Times New Roman" w:hAnsi="Times New Roman" w:cs="Times New Roman"/>
                 <w:sz w:val="16"/>
                 <w:szCs w:val="16"/>
+                <w:highlight w:val="yellow"/>
               </w:rPr>
             </w:pPr>
             <w:r>
@@ -6994,23 +6422,21 @@
               </w:rPr>
               <w:t>${</w:t>
             </w:r>
-            <w:proofErr w:type="spellStart"/>
             <w:r>
               <w:rPr>
                 <w:rFonts w:ascii="Times New Roman" w:hAnsi="Times New Roman" w:cs="Times New Roman"/>
                 <w:sz w:val="16"/>
                 <w:szCs w:val="16"/>
               </w:rPr>
-              <w:t>i_desc</w:t>
-            </w:r>
-            <w:proofErr w:type="spellEnd"/>
+              <w:t>i</w:t>
+            </w:r>
             <w:r>
               <w:rPr>
                 <w:rFonts w:ascii="Times New Roman" w:hAnsi="Times New Roman" w:cs="Times New Roman"/>
                 <w:sz w:val="16"/>
                 <w:szCs w:val="16"/>
               </w:rPr>
-              <w:t>}</w:t>
+              <w:t>_est}</w:t>
             </w:r>
           </w:p>
         </w:tc>
@@ -7036,7 +6462,6 @@
               </w:rPr>
               <w:t>${</w:t>
             </w:r>
-            <w:proofErr w:type="spellStart"/>
             <w:r>
               <w:rPr>
                 <w:rFonts w:ascii="Times New Roman" w:hAnsi="Times New Roman" w:cs="Times New Roman"/>
@@ -7051,66 +6476,7 @@
                 <w:sz w:val="16"/>
                 <w:szCs w:val="16"/>
               </w:rPr>
-              <w:t>_est</w:t>
-            </w:r>
-            <w:proofErr w:type="spellEnd"/>
-            <w:r>
-              <w:rPr>
-                <w:rFonts w:ascii="Times New Roman" w:hAnsi="Times New Roman" w:cs="Times New Roman"/>
-                <w:sz w:val="16"/>
-                <w:szCs w:val="16"/>
-              </w:rPr>
-              <w:t>}</w:t>
-            </w:r>
-          </w:p>
-        </w:tc>
-        <w:tc>
-          <w:tcPr>
-            <w:tcW w:w="1276" w:type="dxa"/>
-            <w:vMerge w:val="restart"/>
-          </w:tcPr>
-          <w:p>
-            <w:pPr>
-              <w:rPr>
-                <w:rFonts w:ascii="Times New Roman" w:hAnsi="Times New Roman" w:cs="Times New Roman"/>
-                <w:sz w:val="16"/>
-                <w:szCs w:val="16"/>
-                <w:highlight w:val="yellow"/>
-              </w:rPr>
-            </w:pPr>
-            <w:r>
-              <w:rPr>
-                <w:rFonts w:ascii="Times New Roman" w:hAnsi="Times New Roman" w:cs="Times New Roman"/>
-                <w:sz w:val="16"/>
-                <w:szCs w:val="16"/>
-              </w:rPr>
-              <w:t>${</w:t>
-            </w:r>
-            <w:proofErr w:type="spellStart"/>
-            <w:r>
-              <w:rPr>
-                <w:rFonts w:ascii="Times New Roman" w:hAnsi="Times New Roman" w:cs="Times New Roman"/>
-                <w:sz w:val="16"/>
-                <w:szCs w:val="16"/>
-              </w:rPr>
-              <w:t>i</w:t>
-            </w:r>
-            <w:r>
-              <w:rPr>
-                <w:rFonts w:ascii="Times New Roman" w:hAnsi="Times New Roman" w:cs="Times New Roman"/>
-                <w:sz w:val="16"/>
-                <w:szCs w:val="16"/>
-              </w:rPr>
-              <w:t>_prov</w:t>
-            </w:r>
-            <w:proofErr w:type="spellEnd"/>
-            <w:r>
-              <w:rPr>
-                <w:rFonts w:ascii="Times New Roman" w:hAnsi="Times New Roman" w:cs="Times New Roman"/>
-                <w:sz w:val="16"/>
-                <w:szCs w:val="16"/>
-              </w:rPr>
-              <w:t>}</w:t>
+              <w:t>_prov}</w:t>
             </w:r>
           </w:p>
         </w:tc>
@@ -7147,34 +6513,14 @@
                 <w:szCs w:val="16"/>
               </w:rPr>
             </w:pPr>
-            <w:proofErr w:type="spellStart"/>
             <w:r>
               <w:rPr>
                 <w:rFonts w:ascii="Times New Roman" w:hAnsi="Times New Roman" w:cs="Times New Roman"/>
                 <w:sz w:val="16"/>
                 <w:szCs w:val="16"/>
               </w:rPr>
-              <w:t>Հաշվառման</w:t>
-            </w:r>
-            <w:proofErr w:type="spellEnd"/>
-            <w:r>
-              <w:rPr>
-                <w:rFonts w:ascii="Times New Roman" w:hAnsi="Times New Roman" w:cs="Times New Roman"/>
-                <w:sz w:val="16"/>
-                <w:szCs w:val="16"/>
-              </w:rPr>
-              <w:t xml:space="preserve"> </w:t>
-            </w:r>
-            <w:proofErr w:type="spellStart"/>
-            <w:r>
-              <w:rPr>
-                <w:rFonts w:ascii="Times New Roman" w:hAnsi="Times New Roman" w:cs="Times New Roman"/>
-                <w:sz w:val="16"/>
-                <w:szCs w:val="16"/>
-              </w:rPr>
-              <w:t>վկայագիր</w:t>
-            </w:r>
-            <w:proofErr w:type="spellEnd"/>
+              <w:t>Հաշվառման վկայագիր</w:t>
+            </w:r>
           </w:p>
           <w:p>
             <w:pPr>
@@ -7192,27 +6538,7 @@
                 <w:szCs w:val="16"/>
                 <w:lang w:val="en-GB"/>
               </w:rPr>
-              <w:t>${</w:t>
-            </w:r>
-            <w:proofErr w:type="spellStart"/>
-            <w:r>
-              <w:rPr>
-                <w:rFonts w:ascii="Times New Roman" w:hAnsi="Times New Roman" w:cs="Times New Roman"/>
-                <w:sz w:val="16"/>
-                <w:szCs w:val="16"/>
-                <w:lang w:val="en-GB"/>
-              </w:rPr>
-              <w:t>i_reg</w:t>
-            </w:r>
-            <w:proofErr w:type="spellEnd"/>
-            <w:r>
-              <w:rPr>
-                <w:rFonts w:ascii="Times New Roman" w:hAnsi="Times New Roman" w:cs="Times New Roman"/>
-                <w:sz w:val="16"/>
-                <w:szCs w:val="16"/>
-                <w:lang w:val="en-GB"/>
-              </w:rPr>
-              <w:t>}</w:t>
+              <w:t>${i_reg}</w:t>
             </w:r>
           </w:p>
         </w:tc>
@@ -7297,34 +6623,14 @@
                 <w:szCs w:val="16"/>
               </w:rPr>
             </w:pPr>
-            <w:proofErr w:type="spellStart"/>
             <w:r>
               <w:rPr>
                 <w:rFonts w:ascii="Times New Roman" w:hAnsi="Times New Roman" w:cs="Times New Roman"/>
                 <w:sz w:val="16"/>
                 <w:szCs w:val="16"/>
               </w:rPr>
-              <w:t>Հաշվառման</w:t>
-            </w:r>
-            <w:proofErr w:type="spellEnd"/>
-            <w:r>
-              <w:rPr>
-                <w:rFonts w:ascii="Times New Roman" w:hAnsi="Times New Roman" w:cs="Times New Roman"/>
-                <w:sz w:val="16"/>
-                <w:szCs w:val="16"/>
-              </w:rPr>
-              <w:t xml:space="preserve"> </w:t>
-            </w:r>
-            <w:proofErr w:type="spellStart"/>
-            <w:r>
-              <w:rPr>
-                <w:rFonts w:ascii="Times New Roman" w:hAnsi="Times New Roman" w:cs="Times New Roman"/>
-                <w:sz w:val="16"/>
-                <w:szCs w:val="16"/>
-              </w:rPr>
-              <w:t>համար</w:t>
-            </w:r>
-            <w:proofErr w:type="spellEnd"/>
+              <w:t>Հաշվառման համար</w:t>
+            </w:r>
           </w:p>
           <w:p>
             <w:pPr>
@@ -7345,7 +6651,6 @@
               </w:rPr>
               <w:t>${</w:t>
             </w:r>
-            <w:proofErr w:type="spellStart"/>
             <w:r>
               <w:rPr>
                 <w:rFonts w:ascii="Times New Roman" w:hAnsi="Times New Roman" w:cs="Times New Roman"/>
@@ -7362,17 +6667,7 @@
                 <w:szCs w:val="16"/>
                 <w:lang w:val="en-GB"/>
               </w:rPr>
-              <w:t>l_p</w:t>
-            </w:r>
-            <w:proofErr w:type="spellEnd"/>
-            <w:r>
-              <w:rPr>
-                <w:rFonts w:ascii="Times New Roman" w:hAnsi="Times New Roman" w:cs="Times New Roman"/>
-                <w:sz w:val="16"/>
-                <w:szCs w:val="16"/>
-                <w:lang w:val="en-GB"/>
-              </w:rPr>
-              <w:t>}</w:t>
+              <w:t>l_p}</w:t>
             </w:r>
           </w:p>
         </w:tc>
@@ -7457,34 +6752,14 @@
                 <w:szCs w:val="16"/>
               </w:rPr>
             </w:pPr>
-            <w:proofErr w:type="spellStart"/>
             <w:r>
               <w:rPr>
                 <w:rFonts w:ascii="Times New Roman" w:hAnsi="Times New Roman" w:cs="Times New Roman"/>
                 <w:sz w:val="16"/>
                 <w:szCs w:val="16"/>
               </w:rPr>
-              <w:t>Սեփականության</w:t>
-            </w:r>
-            <w:proofErr w:type="spellEnd"/>
-            <w:r>
-              <w:rPr>
-                <w:rFonts w:ascii="Times New Roman" w:hAnsi="Times New Roman" w:cs="Times New Roman"/>
-                <w:sz w:val="16"/>
-                <w:szCs w:val="16"/>
-              </w:rPr>
-              <w:t xml:space="preserve"> </w:t>
-            </w:r>
-            <w:proofErr w:type="spellStart"/>
-            <w:r>
-              <w:rPr>
-                <w:rFonts w:ascii="Times New Roman" w:hAnsi="Times New Roman" w:cs="Times New Roman"/>
-                <w:sz w:val="16"/>
-                <w:szCs w:val="16"/>
-              </w:rPr>
-              <w:t>վկայական</w:t>
-            </w:r>
-            <w:proofErr w:type="spellEnd"/>
+              <w:t>Սեփականության վկայական</w:t>
+            </w:r>
           </w:p>
           <w:p>
             <w:pPr>
@@ -7582,7 +6857,6 @@
           <w:lang w:val="hy-AM"/>
         </w:rPr>
       </w:pPr>
-      <w:proofErr w:type="spellStart"/>
       <w:r>
         <w:rPr>
           <w:rFonts w:ascii="Times New Roman" w:eastAsia="Times New Roman" w:hAnsi="Times New Roman" w:cs="Times New Roman"/>
@@ -7591,172 +6865,7 @@
           <w:szCs w:val="18"/>
           <w:lang w:val="en-GB"/>
         </w:rPr>
-        <w:t>Գրավի</w:t>
-      </w:r>
-      <w:proofErr w:type="spellEnd"/>
-      <w:r>
-        <w:rPr>
-          <w:rFonts w:ascii="Times New Roman" w:eastAsia="Times New Roman" w:hAnsi="Times New Roman" w:cs="Times New Roman"/>
-          <w:color w:val="000000" w:themeColor="text1"/>
-          <w:sz w:val="18"/>
-          <w:szCs w:val="18"/>
-          <w:lang w:val="en-GB"/>
-        </w:rPr>
-        <w:t xml:space="preserve"> </w:t>
-      </w:r>
-      <w:proofErr w:type="spellStart"/>
-      <w:r>
-        <w:rPr>
-          <w:rFonts w:ascii="Times New Roman" w:eastAsia="Times New Roman" w:hAnsi="Times New Roman" w:cs="Times New Roman"/>
-          <w:color w:val="000000" w:themeColor="text1"/>
-          <w:sz w:val="18"/>
-          <w:szCs w:val="18"/>
-          <w:lang w:val="en-GB"/>
-        </w:rPr>
-        <w:t>առարկան</w:t>
-      </w:r>
-      <w:proofErr w:type="spellEnd"/>
-      <w:r>
-        <w:rPr>
-          <w:rFonts w:ascii="Times New Roman" w:eastAsia="Times New Roman" w:hAnsi="Times New Roman" w:cs="Times New Roman"/>
-          <w:color w:val="000000" w:themeColor="text1"/>
-          <w:sz w:val="18"/>
-          <w:szCs w:val="18"/>
-          <w:lang w:val="en-GB"/>
-        </w:rPr>
-        <w:t xml:space="preserve"> </w:t>
-      </w:r>
-      <w:proofErr w:type="spellStart"/>
-      <w:r>
-        <w:rPr>
-          <w:rFonts w:ascii="Times New Roman" w:eastAsia="Times New Roman" w:hAnsi="Times New Roman" w:cs="Times New Roman"/>
-          <w:color w:val="000000" w:themeColor="text1"/>
-          <w:sz w:val="18"/>
-          <w:szCs w:val="18"/>
-          <w:lang w:val="en-GB"/>
-        </w:rPr>
-        <w:t>նկարվում</w:t>
-      </w:r>
-      <w:proofErr w:type="spellEnd"/>
-      <w:r>
-        <w:rPr>
-          <w:rFonts w:ascii="Times New Roman" w:eastAsia="Times New Roman" w:hAnsi="Times New Roman" w:cs="Times New Roman"/>
-          <w:color w:val="000000" w:themeColor="text1"/>
-          <w:sz w:val="18"/>
-          <w:szCs w:val="18"/>
-          <w:lang w:val="en-GB"/>
-        </w:rPr>
-        <w:t xml:space="preserve"> է և </w:t>
-      </w:r>
-      <w:proofErr w:type="spellStart"/>
-      <w:r>
-        <w:rPr>
-          <w:rFonts w:ascii="Times New Roman" w:eastAsia="Times New Roman" w:hAnsi="Times New Roman" w:cs="Times New Roman"/>
-          <w:color w:val="000000" w:themeColor="text1"/>
-          <w:sz w:val="18"/>
-          <w:szCs w:val="18"/>
-          <w:lang w:val="en-GB"/>
-        </w:rPr>
-        <w:t>նկարները</w:t>
-      </w:r>
-      <w:proofErr w:type="spellEnd"/>
-      <w:r>
-        <w:rPr>
-          <w:rFonts w:ascii="Times New Roman" w:eastAsia="Times New Roman" w:hAnsi="Times New Roman" w:cs="Times New Roman"/>
-          <w:color w:val="000000" w:themeColor="text1"/>
-          <w:sz w:val="18"/>
-          <w:szCs w:val="18"/>
-          <w:lang w:val="en-GB"/>
-        </w:rPr>
-        <w:t xml:space="preserve"> </w:t>
-      </w:r>
-      <w:proofErr w:type="spellStart"/>
-      <w:r>
-        <w:rPr>
-          <w:rFonts w:ascii="Times New Roman" w:eastAsia="Times New Roman" w:hAnsi="Times New Roman" w:cs="Times New Roman"/>
-          <w:color w:val="000000" w:themeColor="text1"/>
-          <w:sz w:val="18"/>
-          <w:szCs w:val="18"/>
-          <w:lang w:val="en-GB"/>
-        </w:rPr>
-        <w:t>պահպանվում</w:t>
-      </w:r>
-      <w:proofErr w:type="spellEnd"/>
-      <w:r>
-        <w:rPr>
-          <w:rFonts w:ascii="Times New Roman" w:eastAsia="Times New Roman" w:hAnsi="Times New Roman" w:cs="Times New Roman"/>
-          <w:color w:val="000000" w:themeColor="text1"/>
-          <w:sz w:val="18"/>
-          <w:szCs w:val="18"/>
-          <w:lang w:val="en-GB"/>
-        </w:rPr>
-        <w:t xml:space="preserve"> </w:t>
-      </w:r>
-      <w:proofErr w:type="spellStart"/>
-      <w:r>
-        <w:rPr>
-          <w:rFonts w:ascii="Times New Roman" w:eastAsia="Times New Roman" w:hAnsi="Times New Roman" w:cs="Times New Roman"/>
-          <w:color w:val="000000" w:themeColor="text1"/>
-          <w:sz w:val="18"/>
-          <w:szCs w:val="18"/>
-          <w:lang w:val="en-GB"/>
-        </w:rPr>
-        <w:t>են</w:t>
-      </w:r>
-      <w:proofErr w:type="spellEnd"/>
-      <w:r>
-        <w:rPr>
-          <w:rFonts w:ascii="Times New Roman" w:eastAsia="Times New Roman" w:hAnsi="Times New Roman" w:cs="Times New Roman"/>
-          <w:color w:val="000000" w:themeColor="text1"/>
-          <w:sz w:val="18"/>
-          <w:szCs w:val="18"/>
-          <w:lang w:val="en-GB"/>
-        </w:rPr>
-        <w:t xml:space="preserve"> </w:t>
-      </w:r>
-      <w:proofErr w:type="spellStart"/>
-      <w:r>
-        <w:rPr>
-          <w:rFonts w:ascii="Times New Roman" w:eastAsia="Times New Roman" w:hAnsi="Times New Roman" w:cs="Times New Roman"/>
-          <w:color w:val="000000" w:themeColor="text1"/>
-          <w:sz w:val="18"/>
-          <w:szCs w:val="18"/>
-          <w:lang w:val="en-GB"/>
-        </w:rPr>
-        <w:t>Գրավառուի</w:t>
-      </w:r>
-      <w:proofErr w:type="spellEnd"/>
-      <w:r>
-        <w:rPr>
-          <w:rFonts w:ascii="Times New Roman" w:eastAsia="Times New Roman" w:hAnsi="Times New Roman" w:cs="Times New Roman"/>
-          <w:color w:val="000000" w:themeColor="text1"/>
-          <w:sz w:val="18"/>
-          <w:szCs w:val="18"/>
-          <w:lang w:val="en-GB"/>
-        </w:rPr>
-        <w:t xml:space="preserve"> </w:t>
-      </w:r>
-      <w:proofErr w:type="spellStart"/>
-      <w:r>
-        <w:rPr>
-          <w:rFonts w:ascii="Times New Roman" w:eastAsia="Times New Roman" w:hAnsi="Times New Roman" w:cs="Times New Roman"/>
-          <w:color w:val="000000" w:themeColor="text1"/>
-          <w:sz w:val="18"/>
-          <w:szCs w:val="18"/>
-          <w:lang w:val="en-GB"/>
-        </w:rPr>
-        <w:t>մոտ</w:t>
-      </w:r>
-      <w:proofErr w:type="spellEnd"/>
-      <w:r>
-        <w:rPr>
-          <w:rFonts w:ascii="Times New Roman" w:eastAsia="Times New Roman" w:hAnsi="Times New Roman" w:cs="Times New Roman"/>
-          <w:color w:val="000000" w:themeColor="text1"/>
-          <w:sz w:val="18"/>
-          <w:szCs w:val="18"/>
-          <w:lang w:val="en-GB"/>
-        </w:rPr>
-        <w:t>։</w:t>
+        <w:t>Գրավի առարկան նկարվում է և նկարները պահպանվում են Գրավառուի մոտ։</w:t>
       </w:r>
     </w:p>
     <w:p>
@@ -11824,7 +10933,6 @@
           <w:lang w:val="pt-BR"/>
         </w:rPr>
       </w:pPr>
-      <w:proofErr w:type="spellStart"/>
       <w:r>
         <w:rPr>
           <w:rFonts w:ascii="Times New Roman" w:eastAsia="Times New Roman" w:hAnsi="Times New Roman" w:cs="Times New Roman"/>
@@ -11837,7 +10945,6 @@
         </w:rPr>
         <w:t>Վարկային</w:t>
       </w:r>
-      <w:proofErr w:type="spellEnd"/>
       <w:r>
         <w:rPr>
           <w:rFonts w:ascii="Times New Roman" w:eastAsia="Times New Roman" w:hAnsi="Times New Roman" w:cs="Times New Roman"/>
@@ -11850,7 +10957,6 @@
         </w:rPr>
         <w:t xml:space="preserve"> </w:t>
       </w:r>
-      <w:proofErr w:type="spellStart"/>
       <w:r>
         <w:rPr>
           <w:rFonts w:ascii="Times New Roman" w:eastAsia="Times New Roman" w:hAnsi="Times New Roman" w:cs="Times New Roman"/>
@@ -11861,20 +10967,7 @@
           <w:szCs w:val="13"/>
           <w:lang w:val="en-GB"/>
         </w:rPr>
-        <w:t>կոդ</w:t>
-      </w:r>
-      <w:proofErr w:type="spellEnd"/>
-      <w:r>
-        <w:rPr>
-          <w:rFonts w:ascii="Times New Roman" w:eastAsia="Times New Roman" w:hAnsi="Times New Roman" w:cs="Times New Roman"/>
-          <w:i/>
-          <w:iCs/>
-          <w:color w:val="000000" w:themeColor="text1"/>
-          <w:sz w:val="18"/>
-          <w:szCs w:val="13"/>
-          <w:lang w:val="en-GB"/>
-        </w:rPr>
-        <w:t>՝</w:t>
+        <w:t>կոդ՝</w:t>
       </w:r>
       <w:r>
         <w:rPr>

--- a/public/files/contract_car_template_pledgee.docx
+++ b/public/files/contract_car_template_pledgee.docx
@@ -590,7 +590,7 @@
           <w:szCs w:val="18"/>
           <w:lang w:val="hy-AM"/>
         </w:rPr>
-        <w:t>passport_serries}</w:t>
+        <w:t>passport_series}</w:t>
       </w:r>
       <w:r>
         <w:rPr>

--- a/public/files/contract_car_template_pledgee.docx
+++ b/public/files/contract_car_template_pledgee.docx
@@ -154,7 +154,33 @@
           <w:color w:val="000000" w:themeColor="text1"/>
           <w:lang w:val="en-GB"/>
         </w:rPr>
-        <w:t>${num}</w:t>
+        <w:t>${</w:t>
+      </w:r>
+      <w:proofErr w:type="spellStart"/>
+      <w:r>
+        <w:rPr>
+          <w:rFonts w:ascii="Times New Roman" w:eastAsia="Times New Roman" w:hAnsi="Times New Roman" w:cs="Times New Roman"/>
+          <w:b/>
+          <w:bCs/>
+          <w:i/>
+          <w:iCs/>
+          <w:color w:val="000000" w:themeColor="text1"/>
+          <w:lang w:val="en-GB"/>
+        </w:rPr>
+        <w:t>num</w:t>
+      </w:r>
+      <w:proofErr w:type="spellEnd"/>
+      <w:r>
+        <w:rPr>
+          <w:rFonts w:ascii="Times New Roman" w:eastAsia="Times New Roman" w:hAnsi="Times New Roman" w:cs="Times New Roman"/>
+          <w:b/>
+          <w:bCs/>
+          <w:i/>
+          <w:iCs/>
+          <w:color w:val="000000" w:themeColor="text1"/>
+          <w:lang w:val="en-GB"/>
+        </w:rPr>
+        <w:t>}</w:t>
       </w:r>
     </w:p>
     <w:tbl>
@@ -359,8 +385,86 @@
           <w:szCs w:val="18"/>
           <w:lang w:val="en-GB"/>
         </w:rPr>
-        <w:t>53 շենք, 35 ոչ բնակելի տարածք</w:t>
-      </w:r>
+        <w:t xml:space="preserve">53 </w:t>
+      </w:r>
+      <w:proofErr w:type="spellStart"/>
+      <w:r>
+        <w:rPr>
+          <w:rFonts w:ascii="Times New Roman" w:eastAsia="Times New Roman" w:hAnsi="Times New Roman" w:cs="Times New Roman"/>
+          <w:color w:val="000000" w:themeColor="text1"/>
+          <w:sz w:val="18"/>
+          <w:szCs w:val="18"/>
+          <w:lang w:val="en-GB"/>
+        </w:rPr>
+        <w:t>շենք</w:t>
+      </w:r>
+      <w:proofErr w:type="spellEnd"/>
+      <w:r>
+        <w:rPr>
+          <w:rFonts w:ascii="Times New Roman" w:eastAsia="Times New Roman" w:hAnsi="Times New Roman" w:cs="Times New Roman"/>
+          <w:color w:val="000000" w:themeColor="text1"/>
+          <w:sz w:val="18"/>
+          <w:szCs w:val="18"/>
+          <w:lang w:val="en-GB"/>
+        </w:rPr>
+        <w:t xml:space="preserve">, 35 </w:t>
+      </w:r>
+      <w:proofErr w:type="spellStart"/>
+      <w:r>
+        <w:rPr>
+          <w:rFonts w:ascii="Times New Roman" w:eastAsia="Times New Roman" w:hAnsi="Times New Roman" w:cs="Times New Roman"/>
+          <w:color w:val="000000" w:themeColor="text1"/>
+          <w:sz w:val="18"/>
+          <w:szCs w:val="18"/>
+          <w:lang w:val="en-GB"/>
+        </w:rPr>
+        <w:t>ոչ</w:t>
+      </w:r>
+      <w:proofErr w:type="spellEnd"/>
+      <w:r>
+        <w:rPr>
+          <w:rFonts w:ascii="Times New Roman" w:eastAsia="Times New Roman" w:hAnsi="Times New Roman" w:cs="Times New Roman"/>
+          <w:color w:val="000000" w:themeColor="text1"/>
+          <w:sz w:val="18"/>
+          <w:szCs w:val="18"/>
+          <w:lang w:val="en-GB"/>
+        </w:rPr>
+        <w:t xml:space="preserve"> </w:t>
+      </w:r>
+      <w:proofErr w:type="spellStart"/>
+      <w:r>
+        <w:rPr>
+          <w:rFonts w:ascii="Times New Roman" w:eastAsia="Times New Roman" w:hAnsi="Times New Roman" w:cs="Times New Roman"/>
+          <w:color w:val="000000" w:themeColor="text1"/>
+          <w:sz w:val="18"/>
+          <w:szCs w:val="18"/>
+          <w:lang w:val="en-GB"/>
+        </w:rPr>
+        <w:t>բնակելի</w:t>
+      </w:r>
+      <w:proofErr w:type="spellEnd"/>
+      <w:r>
+        <w:rPr>
+          <w:rFonts w:ascii="Times New Roman" w:eastAsia="Times New Roman" w:hAnsi="Times New Roman" w:cs="Times New Roman"/>
+          <w:color w:val="000000" w:themeColor="text1"/>
+          <w:sz w:val="18"/>
+          <w:szCs w:val="18"/>
+          <w:lang w:val="en-GB"/>
+        </w:rPr>
+        <w:t xml:space="preserve"> </w:t>
+      </w:r>
+      <w:proofErr w:type="spellStart"/>
+      <w:r>
+        <w:rPr>
+          <w:rFonts w:ascii="Times New Roman" w:eastAsia="Times New Roman" w:hAnsi="Times New Roman" w:cs="Times New Roman"/>
+          <w:color w:val="000000" w:themeColor="text1"/>
+          <w:sz w:val="18"/>
+          <w:szCs w:val="18"/>
+          <w:lang w:val="en-GB"/>
+        </w:rPr>
+        <w:t>տարածք</w:t>
+      </w:r>
+      <w:proofErr w:type="spellEnd"/>
       <w:r>
         <w:rPr>
           <w:rFonts w:ascii="Times New Roman" w:eastAsia="Times New Roman" w:hAnsi="Times New Roman" w:cs="Times New Roman"/>
@@ -1286,8 +1390,9 @@
                 <w:szCs w:val="16"/>
                 <w:lang w:val="en-GB"/>
               </w:rPr>
-              <w:t>${contra</w:t>
-            </w:r>
+              <w:t>${</w:t>
+            </w:r>
+            <w:proofErr w:type="spellStart"/>
             <w:r>
               <w:rPr>
                 <w:rFonts w:ascii="Times New Roman" w:hAnsi="Times New Roman" w:cs="Times New Roman"/>
@@ -1297,7 +1402,7 @@
                 <w:szCs w:val="16"/>
                 <w:lang w:val="en-GB"/>
               </w:rPr>
-              <w:t>c</w:t>
+              <w:t>contra</w:t>
             </w:r>
             <w:r>
               <w:rPr>
@@ -1308,8 +1413,20 @@
                 <w:szCs w:val="16"/>
                 <w:lang w:val="en-GB"/>
               </w:rPr>
+              <w:t>c</w:t>
+            </w:r>
+            <w:r>
+              <w:rPr>
+                <w:rFonts w:ascii="Times New Roman" w:hAnsi="Times New Roman" w:cs="Times New Roman"/>
+                <w:b/>
+                <w:i/>
+                <w:sz w:val="16"/>
+                <w:szCs w:val="16"/>
+                <w:lang w:val="en-GB"/>
+              </w:rPr>
               <w:t>t_amount</w:t>
             </w:r>
+            <w:proofErr w:type="spellEnd"/>
             <w:r>
               <w:rPr>
                 <w:rFonts w:ascii="Times New Roman" w:hAnsi="Times New Roman" w:cs="Times New Roman"/>
@@ -1532,7 +1649,31 @@
                 <w:szCs w:val="16"/>
                 <w:lang w:val="en-GB"/>
               </w:rPr>
-              <w:t>${effective_annual_rate}</w:t>
+              <w:t>${</w:t>
+            </w:r>
+            <w:proofErr w:type="spellStart"/>
+            <w:r>
+              <w:rPr>
+                <w:rFonts w:ascii="Times New Roman" w:hAnsi="Times New Roman" w:cs="Times New Roman"/>
+                <w:b/>
+                <w:i/>
+                <w:sz w:val="16"/>
+                <w:szCs w:val="16"/>
+                <w:lang w:val="en-GB"/>
+              </w:rPr>
+              <w:t>effective_annual_rate</w:t>
+            </w:r>
+            <w:proofErr w:type="spellEnd"/>
+            <w:r>
+              <w:rPr>
+                <w:rFonts w:ascii="Times New Roman" w:hAnsi="Times New Roman" w:cs="Times New Roman"/>
+                <w:b/>
+                <w:i/>
+                <w:sz w:val="16"/>
+                <w:szCs w:val="16"/>
+                <w:lang w:val="en-GB"/>
+              </w:rPr>
+              <w:t>}</w:t>
             </w:r>
           </w:p>
         </w:tc>
@@ -2560,6 +2701,7 @@
               </w:rPr>
               <w:t xml:space="preserve">նույնականացման համարով տրանսպորտային միջոցը։ </w:t>
             </w:r>
+            <w:proofErr w:type="spellStart"/>
             <w:r>
               <w:rPr>
                 <w:rFonts w:ascii="Times New Roman" w:hAnsi="Times New Roman" w:cs="Times New Roman"/>
@@ -2569,7 +2711,67 @@
                 <w:szCs w:val="16"/>
                 <w:lang w:val="en-GB"/>
               </w:rPr>
-              <w:t xml:space="preserve">Գրավի առարկայի վերաբերյալ </w:t>
+              <w:t>Գրավի</w:t>
+            </w:r>
+            <w:proofErr w:type="spellEnd"/>
+            <w:r>
+              <w:rPr>
+                <w:rFonts w:ascii="Times New Roman" w:hAnsi="Times New Roman" w:cs="Times New Roman"/>
+                <w:bCs/>
+                <w:iCs/>
+                <w:sz w:val="16"/>
+                <w:szCs w:val="16"/>
+                <w:lang w:val="en-GB"/>
+              </w:rPr>
+              <w:t xml:space="preserve"> </w:t>
+            </w:r>
+            <w:proofErr w:type="spellStart"/>
+            <w:r>
+              <w:rPr>
+                <w:rFonts w:ascii="Times New Roman" w:hAnsi="Times New Roman" w:cs="Times New Roman"/>
+                <w:bCs/>
+                <w:iCs/>
+                <w:sz w:val="16"/>
+                <w:szCs w:val="16"/>
+                <w:lang w:val="en-GB"/>
+              </w:rPr>
+              <w:t>առարկայի</w:t>
+            </w:r>
+            <w:proofErr w:type="spellEnd"/>
+            <w:r>
+              <w:rPr>
+                <w:rFonts w:ascii="Times New Roman" w:hAnsi="Times New Roman" w:cs="Times New Roman"/>
+                <w:bCs/>
+                <w:iCs/>
+                <w:sz w:val="16"/>
+                <w:szCs w:val="16"/>
+                <w:lang w:val="en-GB"/>
+              </w:rPr>
+              <w:t xml:space="preserve"> </w:t>
+            </w:r>
+            <w:proofErr w:type="spellStart"/>
+            <w:r>
+              <w:rPr>
+                <w:rFonts w:ascii="Times New Roman" w:hAnsi="Times New Roman" w:cs="Times New Roman"/>
+                <w:bCs/>
+                <w:iCs/>
+                <w:sz w:val="16"/>
+                <w:szCs w:val="16"/>
+                <w:lang w:val="en-GB"/>
+              </w:rPr>
+              <w:t>վերաբերյալ</w:t>
+            </w:r>
+            <w:proofErr w:type="spellEnd"/>
+            <w:r>
+              <w:rPr>
+                <w:rFonts w:ascii="Times New Roman" w:hAnsi="Times New Roman" w:cs="Times New Roman"/>
+                <w:bCs/>
+                <w:iCs/>
+                <w:sz w:val="16"/>
+                <w:szCs w:val="16"/>
+                <w:lang w:val="en-GB"/>
+              </w:rPr>
+              <w:t xml:space="preserve"> </w:t>
             </w:r>
             <w:r>
               <w:rPr>
@@ -3241,7 +3443,31 @@
                 <w:szCs w:val="16"/>
                 <w:lang w:val="en-GB"/>
               </w:rPr>
-              <w:t xml:space="preserve">${mother_amount} </w:t>
+              <w:t>${</w:t>
+            </w:r>
+            <w:proofErr w:type="spellStart"/>
+            <w:r>
+              <w:rPr>
+                <w:rFonts w:ascii="Times New Roman" w:hAnsi="Times New Roman" w:cs="Times New Roman"/>
+                <w:bCs/>
+                <w:iCs/>
+                <w:sz w:val="16"/>
+                <w:szCs w:val="16"/>
+                <w:lang w:val="en-GB"/>
+              </w:rPr>
+              <w:t>mother_amount</w:t>
+            </w:r>
+            <w:proofErr w:type="spellEnd"/>
+            <w:r>
+              <w:rPr>
+                <w:rFonts w:ascii="Times New Roman" w:hAnsi="Times New Roman" w:cs="Times New Roman"/>
+                <w:bCs/>
+                <w:iCs/>
+                <w:sz w:val="16"/>
+                <w:szCs w:val="16"/>
+                <w:lang w:val="en-GB"/>
+              </w:rPr>
+              <w:t xml:space="preserve">} </w:t>
             </w:r>
             <w:r>
               <w:rPr>
@@ -5973,6 +6199,7 @@
       </w:pPr>
       <w:bookmarkStart w:id="8" w:name="_Ref220023143"/>
       <w:bookmarkStart w:id="9" w:name="_Ref220023284"/>
+      <w:proofErr w:type="spellStart"/>
       <w:r>
         <w:rPr>
           <w:rFonts w:ascii="Times New Roman" w:eastAsia="Times New Roman" w:hAnsi="Times New Roman" w:cs="Times New Roman"/>
@@ -5981,9 +6208,9 @@
           <w:szCs w:val="18"/>
           <w:lang w:val="en-GB"/>
         </w:rPr>
-        <w:t xml:space="preserve">Գրավ </w:t>
-      </w:r>
-      <w:bookmarkEnd w:id="8"/>
+        <w:t>Գրավ</w:t>
+      </w:r>
+      <w:proofErr w:type="spellEnd"/>
       <w:r>
         <w:rPr>
           <w:rFonts w:ascii="Times New Roman" w:eastAsia="Times New Roman" w:hAnsi="Times New Roman" w:cs="Times New Roman"/>
@@ -5992,7 +6219,30 @@
           <w:szCs w:val="18"/>
           <w:lang w:val="en-GB"/>
         </w:rPr>
-        <w:t>առարկան է՝</w:t>
+        <w:t xml:space="preserve"> </w:t>
+      </w:r>
+      <w:bookmarkEnd w:id="8"/>
+      <w:proofErr w:type="spellStart"/>
+      <w:r>
+        <w:rPr>
+          <w:rFonts w:ascii="Times New Roman" w:eastAsia="Times New Roman" w:hAnsi="Times New Roman" w:cs="Times New Roman"/>
+          <w:color w:val="000000" w:themeColor="text1"/>
+          <w:sz w:val="18"/>
+          <w:szCs w:val="18"/>
+          <w:lang w:val="en-GB"/>
+        </w:rPr>
+        <w:t>առարկան</w:t>
+      </w:r>
+      <w:proofErr w:type="spellEnd"/>
+      <w:r>
+        <w:rPr>
+          <w:rFonts w:ascii="Times New Roman" w:eastAsia="Times New Roman" w:hAnsi="Times New Roman" w:cs="Times New Roman"/>
+          <w:color w:val="000000" w:themeColor="text1"/>
+          <w:sz w:val="18"/>
+          <w:szCs w:val="18"/>
+          <w:lang w:val="en-GB"/>
+        </w:rPr>
+        <w:t xml:space="preserve"> է՝</w:t>
       </w:r>
       <w:bookmarkEnd w:id="9"/>
     </w:p>
@@ -6027,14 +6277,52 @@
                 <w:szCs w:val="16"/>
               </w:rPr>
             </w:pPr>
+            <w:proofErr w:type="spellStart"/>
             <w:r>
               <w:rPr>
                 <w:rFonts w:ascii="Times New Roman" w:hAnsi="Times New Roman" w:cs="Times New Roman"/>
                 <w:sz w:val="16"/>
                 <w:szCs w:val="16"/>
               </w:rPr>
-              <w:t>Գրավի առարկայի նկարագիրը</w:t>
-            </w:r>
+              <w:t>Գրավի</w:t>
+            </w:r>
+            <w:proofErr w:type="spellEnd"/>
+            <w:r>
+              <w:rPr>
+                <w:rFonts w:ascii="Times New Roman" w:hAnsi="Times New Roman" w:cs="Times New Roman"/>
+                <w:sz w:val="16"/>
+                <w:szCs w:val="16"/>
+              </w:rPr>
+              <w:t xml:space="preserve"> </w:t>
+            </w:r>
+            <w:proofErr w:type="spellStart"/>
+            <w:r>
+              <w:rPr>
+                <w:rFonts w:ascii="Times New Roman" w:hAnsi="Times New Roman" w:cs="Times New Roman"/>
+                <w:sz w:val="16"/>
+                <w:szCs w:val="16"/>
+              </w:rPr>
+              <w:t>առարկայի</w:t>
+            </w:r>
+            <w:proofErr w:type="spellEnd"/>
+            <w:r>
+              <w:rPr>
+                <w:rFonts w:ascii="Times New Roman" w:hAnsi="Times New Roman" w:cs="Times New Roman"/>
+                <w:sz w:val="16"/>
+                <w:szCs w:val="16"/>
+              </w:rPr>
+              <w:t xml:space="preserve"> </w:t>
+            </w:r>
+            <w:proofErr w:type="spellStart"/>
+            <w:r>
+              <w:rPr>
+                <w:rFonts w:ascii="Times New Roman" w:hAnsi="Times New Roman" w:cs="Times New Roman"/>
+                <w:sz w:val="16"/>
+                <w:szCs w:val="16"/>
+              </w:rPr>
+              <w:t>նկարագիրը</w:t>
+            </w:r>
+            <w:proofErr w:type="spellEnd"/>
           </w:p>
           <w:p>
             <w:pPr>
@@ -6046,22 +6334,124 @@
                 <w:lang w:val="en-GB"/>
               </w:rPr>
             </w:pPr>
+            <w:proofErr w:type="spellStart"/>
             <w:r>
               <w:rPr>
                 <w:rFonts w:ascii="Times New Roman" w:hAnsi="Times New Roman" w:cs="Times New Roman"/>
                 <w:sz w:val="16"/>
                 <w:szCs w:val="16"/>
               </w:rPr>
-              <w:t xml:space="preserve">Մակնիշ, մոդել, շարժիչի հզորություն, տարեթիվ, գույն </w:t>
-            </w:r>
+              <w:t>Մակնիշ</w:t>
+            </w:r>
+            <w:proofErr w:type="spellEnd"/>
             <w:r>
               <w:rPr>
                 <w:rFonts w:ascii="Times New Roman" w:hAnsi="Times New Roman" w:cs="Times New Roman"/>
                 <w:sz w:val="16"/>
                 <w:szCs w:val="16"/>
               </w:rPr>
+              <w:t xml:space="preserve">, </w:t>
+            </w:r>
+            <w:proofErr w:type="spellStart"/>
+            <w:r>
+              <w:rPr>
+                <w:rFonts w:ascii="Times New Roman" w:hAnsi="Times New Roman" w:cs="Times New Roman"/>
+                <w:sz w:val="16"/>
+                <w:szCs w:val="16"/>
+              </w:rPr>
+              <w:t>մոդել</w:t>
+            </w:r>
+            <w:proofErr w:type="spellEnd"/>
+            <w:r>
+              <w:rPr>
+                <w:rFonts w:ascii="Times New Roman" w:hAnsi="Times New Roman" w:cs="Times New Roman"/>
+                <w:sz w:val="16"/>
+                <w:szCs w:val="16"/>
+              </w:rPr>
+              <w:t xml:space="preserve">, </w:t>
+            </w:r>
+            <w:proofErr w:type="spellStart"/>
+            <w:r>
+              <w:rPr>
+                <w:rFonts w:ascii="Times New Roman" w:hAnsi="Times New Roman" w:cs="Times New Roman"/>
+                <w:sz w:val="16"/>
+                <w:szCs w:val="16"/>
+              </w:rPr>
+              <w:t>շարժիչի</w:t>
+            </w:r>
+            <w:proofErr w:type="spellEnd"/>
+            <w:r>
+              <w:rPr>
+                <w:rFonts w:ascii="Times New Roman" w:hAnsi="Times New Roman" w:cs="Times New Roman"/>
+                <w:sz w:val="16"/>
+                <w:szCs w:val="16"/>
+              </w:rPr>
+              <w:t xml:space="preserve"> </w:t>
+            </w:r>
+            <w:proofErr w:type="spellStart"/>
+            <w:r>
+              <w:rPr>
+                <w:rFonts w:ascii="Times New Roman" w:hAnsi="Times New Roman" w:cs="Times New Roman"/>
+                <w:sz w:val="16"/>
+                <w:szCs w:val="16"/>
+              </w:rPr>
+              <w:t>հզորություն</w:t>
+            </w:r>
+            <w:proofErr w:type="spellEnd"/>
+            <w:r>
+              <w:rPr>
+                <w:rFonts w:ascii="Times New Roman" w:hAnsi="Times New Roman" w:cs="Times New Roman"/>
+                <w:sz w:val="16"/>
+                <w:szCs w:val="16"/>
+              </w:rPr>
+              <w:t xml:space="preserve">, </w:t>
+            </w:r>
+            <w:proofErr w:type="spellStart"/>
+            <w:r>
+              <w:rPr>
+                <w:rFonts w:ascii="Times New Roman" w:hAnsi="Times New Roman" w:cs="Times New Roman"/>
+                <w:sz w:val="16"/>
+                <w:szCs w:val="16"/>
+              </w:rPr>
+              <w:t>տարեթիվ</w:t>
+            </w:r>
+            <w:proofErr w:type="spellEnd"/>
+            <w:r>
+              <w:rPr>
+                <w:rFonts w:ascii="Times New Roman" w:hAnsi="Times New Roman" w:cs="Times New Roman"/>
+                <w:sz w:val="16"/>
+                <w:szCs w:val="16"/>
+              </w:rPr>
+              <w:t xml:space="preserve">, </w:t>
+            </w:r>
+            <w:proofErr w:type="spellStart"/>
+            <w:r>
+              <w:rPr>
+                <w:rFonts w:ascii="Times New Roman" w:hAnsi="Times New Roman" w:cs="Times New Roman"/>
+                <w:sz w:val="16"/>
+                <w:szCs w:val="16"/>
+              </w:rPr>
+              <w:t>գույն</w:t>
+            </w:r>
+            <w:proofErr w:type="spellEnd"/>
+            <w:r>
+              <w:rPr>
+                <w:rFonts w:ascii="Times New Roman" w:hAnsi="Times New Roman" w:cs="Times New Roman"/>
+                <w:sz w:val="16"/>
+                <w:szCs w:val="16"/>
+              </w:rPr>
+              <w:t xml:space="preserve"> </w:t>
+            </w:r>
+            <w:proofErr w:type="spellStart"/>
+            <w:r>
+              <w:rPr>
+                <w:rFonts w:ascii="Times New Roman" w:hAnsi="Times New Roman" w:cs="Times New Roman"/>
+                <w:sz w:val="16"/>
+                <w:szCs w:val="16"/>
+              </w:rPr>
               <w:t>սեփականատեր</w:t>
             </w:r>
+            <w:proofErr w:type="spellEnd"/>
           </w:p>
         </w:tc>
         <w:tc>
@@ -6078,14 +6468,34 @@
                 <w:szCs w:val="16"/>
               </w:rPr>
             </w:pPr>
+            <w:proofErr w:type="spellStart"/>
             <w:r>
               <w:rPr>
                 <w:rFonts w:ascii="Times New Roman" w:hAnsi="Times New Roman" w:cs="Times New Roman"/>
                 <w:sz w:val="16"/>
                 <w:szCs w:val="16"/>
               </w:rPr>
-              <w:t>Հաշվառման տվյալներ</w:t>
-            </w:r>
+              <w:t>Հաշվառման</w:t>
+            </w:r>
+            <w:proofErr w:type="spellEnd"/>
+            <w:r>
+              <w:rPr>
+                <w:rFonts w:ascii="Times New Roman" w:hAnsi="Times New Roman" w:cs="Times New Roman"/>
+                <w:sz w:val="16"/>
+                <w:szCs w:val="16"/>
+              </w:rPr>
+              <w:t xml:space="preserve"> </w:t>
+            </w:r>
+            <w:proofErr w:type="spellStart"/>
+            <w:r>
+              <w:rPr>
+                <w:rFonts w:ascii="Times New Roman" w:hAnsi="Times New Roman" w:cs="Times New Roman"/>
+                <w:sz w:val="16"/>
+                <w:szCs w:val="16"/>
+              </w:rPr>
+              <w:t>տվյալներ</w:t>
+            </w:r>
+            <w:proofErr w:type="spellEnd"/>
           </w:p>
         </w:tc>
         <w:tc>
@@ -6102,13 +6512,23 @@
                 <w:szCs w:val="16"/>
               </w:rPr>
             </w:pPr>
+            <w:proofErr w:type="spellStart"/>
             <w:r>
               <w:rPr>
                 <w:rFonts w:ascii="Times New Roman" w:hAnsi="Times New Roman" w:cs="Times New Roman"/>
                 <w:sz w:val="16"/>
                 <w:szCs w:val="16"/>
               </w:rPr>
-              <w:t xml:space="preserve">Նշումներ </w:t>
+              <w:t>Նշումներ</w:t>
+            </w:r>
+            <w:proofErr w:type="spellEnd"/>
+            <w:r>
+              <w:rPr>
+                <w:rFonts w:ascii="Times New Roman" w:hAnsi="Times New Roman" w:cs="Times New Roman"/>
+                <w:sz w:val="16"/>
+                <w:szCs w:val="16"/>
+              </w:rPr>
+              <w:t xml:space="preserve"> </w:t>
             </w:r>
           </w:p>
           <w:p>
@@ -6128,7 +6548,87 @@
                 <w:szCs w:val="16"/>
                 <w:lang w:val="en-GB"/>
               </w:rPr>
-              <w:t>(գրավի առարկայի վիճակի մասին)</w:t>
+              <w:t>(</w:t>
+            </w:r>
+            <w:proofErr w:type="spellStart"/>
+            <w:r>
+              <w:rPr>
+                <w:rFonts w:ascii="Times New Roman" w:hAnsi="Times New Roman" w:cs="Times New Roman"/>
+                <w:sz w:val="16"/>
+                <w:szCs w:val="16"/>
+                <w:lang w:val="en-GB"/>
+              </w:rPr>
+              <w:t>գրավի</w:t>
+            </w:r>
+            <w:proofErr w:type="spellEnd"/>
+            <w:r>
+              <w:rPr>
+                <w:rFonts w:ascii="Times New Roman" w:hAnsi="Times New Roman" w:cs="Times New Roman"/>
+                <w:sz w:val="16"/>
+                <w:szCs w:val="16"/>
+                <w:lang w:val="en-GB"/>
+              </w:rPr>
+              <w:t xml:space="preserve"> </w:t>
+            </w:r>
+            <w:proofErr w:type="spellStart"/>
+            <w:r>
+              <w:rPr>
+                <w:rFonts w:ascii="Times New Roman" w:hAnsi="Times New Roman" w:cs="Times New Roman"/>
+                <w:sz w:val="16"/>
+                <w:szCs w:val="16"/>
+                <w:lang w:val="en-GB"/>
+              </w:rPr>
+              <w:t>առարկայի</w:t>
+            </w:r>
+            <w:proofErr w:type="spellEnd"/>
+            <w:r>
+              <w:rPr>
+                <w:rFonts w:ascii="Times New Roman" w:hAnsi="Times New Roman" w:cs="Times New Roman"/>
+                <w:sz w:val="16"/>
+                <w:szCs w:val="16"/>
+                <w:lang w:val="en-GB"/>
+              </w:rPr>
+              <w:t xml:space="preserve"> </w:t>
+            </w:r>
+            <w:proofErr w:type="spellStart"/>
+            <w:r>
+              <w:rPr>
+                <w:rFonts w:ascii="Times New Roman" w:hAnsi="Times New Roman" w:cs="Times New Roman"/>
+                <w:sz w:val="16"/>
+                <w:szCs w:val="16"/>
+                <w:lang w:val="en-GB"/>
+              </w:rPr>
+              <w:t>վիճակի</w:t>
+            </w:r>
+            <w:proofErr w:type="spellEnd"/>
+            <w:r>
+              <w:rPr>
+                <w:rFonts w:ascii="Times New Roman" w:hAnsi="Times New Roman" w:cs="Times New Roman"/>
+                <w:sz w:val="16"/>
+                <w:szCs w:val="16"/>
+                <w:lang w:val="en-GB"/>
+              </w:rPr>
+              <w:t xml:space="preserve"> </w:t>
+            </w:r>
+            <w:proofErr w:type="spellStart"/>
+            <w:r>
+              <w:rPr>
+                <w:rFonts w:ascii="Times New Roman" w:hAnsi="Times New Roman" w:cs="Times New Roman"/>
+                <w:sz w:val="16"/>
+                <w:szCs w:val="16"/>
+                <w:lang w:val="en-GB"/>
+              </w:rPr>
+              <w:t>մասին</w:t>
+            </w:r>
+            <w:proofErr w:type="spellEnd"/>
+            <w:r>
+              <w:rPr>
+                <w:rFonts w:ascii="Times New Roman" w:hAnsi="Times New Roman" w:cs="Times New Roman"/>
+                <w:sz w:val="16"/>
+                <w:szCs w:val="16"/>
+                <w:lang w:val="en-GB"/>
+              </w:rPr>
+              <w:t>)</w:t>
             </w:r>
           </w:p>
         </w:tc>
@@ -6146,32 +6646,62 @@
                 <w:szCs w:val="16"/>
               </w:rPr>
             </w:pPr>
+            <w:proofErr w:type="spellStart"/>
             <w:r>
               <w:rPr>
                 <w:rFonts w:ascii="Times New Roman" w:hAnsi="Times New Roman" w:cs="Times New Roman"/>
                 <w:sz w:val="16"/>
                 <w:szCs w:val="16"/>
               </w:rPr>
-              <w:t xml:space="preserve">Գնահատված </w:t>
-            </w:r>
-          </w:p>
-          <w:p>
-            <w:pPr>
-              <w:jc w:val="center"/>
+              <w:t>Գնահատված</w:t>
+            </w:r>
+            <w:proofErr w:type="spellEnd"/>
+            <w:r>
               <w:rPr>
                 <w:rFonts w:ascii="Times New Roman" w:hAnsi="Times New Roman" w:cs="Times New Roman"/>
                 <w:sz w:val="16"/>
                 <w:szCs w:val="16"/>
               </w:rPr>
-            </w:pPr>
-            <w:r>
+              <w:t xml:space="preserve"> </w:t>
+            </w:r>
+          </w:p>
+          <w:p>
+            <w:pPr>
+              <w:jc w:val="center"/>
               <w:rPr>
                 <w:rFonts w:ascii="Times New Roman" w:hAnsi="Times New Roman" w:cs="Times New Roman"/>
                 <w:sz w:val="16"/>
                 <w:szCs w:val="16"/>
               </w:rPr>
-              <w:t>արժեքը ՀՀ դրամով</w:t>
-            </w:r>
+            </w:pPr>
+            <w:proofErr w:type="spellStart"/>
+            <w:r>
+              <w:rPr>
+                <w:rFonts w:ascii="Times New Roman" w:hAnsi="Times New Roman" w:cs="Times New Roman"/>
+                <w:sz w:val="16"/>
+                <w:szCs w:val="16"/>
+              </w:rPr>
+              <w:t>արժեքը</w:t>
+            </w:r>
+            <w:proofErr w:type="spellEnd"/>
+            <w:r>
+              <w:rPr>
+                <w:rFonts w:ascii="Times New Roman" w:hAnsi="Times New Roman" w:cs="Times New Roman"/>
+                <w:sz w:val="16"/>
+                <w:szCs w:val="16"/>
+              </w:rPr>
+              <w:t xml:space="preserve"> ՀՀ </w:t>
+            </w:r>
+            <w:proofErr w:type="spellStart"/>
+            <w:r>
+              <w:rPr>
+                <w:rFonts w:ascii="Times New Roman" w:hAnsi="Times New Roman" w:cs="Times New Roman"/>
+                <w:sz w:val="16"/>
+                <w:szCs w:val="16"/>
+              </w:rPr>
+              <w:t>դրամով</w:t>
+            </w:r>
+            <w:proofErr w:type="spellEnd"/>
           </w:p>
         </w:tc>
         <w:tc>
@@ -6188,14 +6718,52 @@
                 <w:szCs w:val="16"/>
               </w:rPr>
             </w:pPr>
+            <w:proofErr w:type="spellStart"/>
             <w:r>
               <w:rPr>
                 <w:rFonts w:ascii="Times New Roman" w:hAnsi="Times New Roman" w:cs="Times New Roman"/>
                 <w:sz w:val="16"/>
                 <w:szCs w:val="16"/>
               </w:rPr>
-              <w:t>Տրամադրվող գումարի չափը</w:t>
-            </w:r>
+              <w:t>Տրամադրվող</w:t>
+            </w:r>
+            <w:proofErr w:type="spellEnd"/>
+            <w:r>
+              <w:rPr>
+                <w:rFonts w:ascii="Times New Roman" w:hAnsi="Times New Roman" w:cs="Times New Roman"/>
+                <w:sz w:val="16"/>
+                <w:szCs w:val="16"/>
+              </w:rPr>
+              <w:t xml:space="preserve"> </w:t>
+            </w:r>
+            <w:proofErr w:type="spellStart"/>
+            <w:r>
+              <w:rPr>
+                <w:rFonts w:ascii="Times New Roman" w:hAnsi="Times New Roman" w:cs="Times New Roman"/>
+                <w:sz w:val="16"/>
+                <w:szCs w:val="16"/>
+              </w:rPr>
+              <w:t>գումարի</w:t>
+            </w:r>
+            <w:proofErr w:type="spellEnd"/>
+            <w:r>
+              <w:rPr>
+                <w:rFonts w:ascii="Times New Roman" w:hAnsi="Times New Roman" w:cs="Times New Roman"/>
+                <w:sz w:val="16"/>
+                <w:szCs w:val="16"/>
+              </w:rPr>
+              <w:t xml:space="preserve"> </w:t>
+            </w:r>
+            <w:proofErr w:type="spellStart"/>
+            <w:r>
+              <w:rPr>
+                <w:rFonts w:ascii="Times New Roman" w:hAnsi="Times New Roman" w:cs="Times New Roman"/>
+                <w:sz w:val="16"/>
+                <w:szCs w:val="16"/>
+              </w:rPr>
+              <w:t>չափը</w:t>
+            </w:r>
+            <w:proofErr w:type="spellEnd"/>
           </w:p>
         </w:tc>
       </w:tr>
@@ -6222,41 +6790,69 @@
                 <w:sz w:val="16"/>
                 <w:szCs w:val="16"/>
               </w:rPr>
-              <w:t>${i_c</w:t>
-            </w:r>
+              <w:t>${</w:t>
+            </w:r>
+            <w:proofErr w:type="spellStart"/>
             <w:r>
               <w:rPr>
                 <w:rFonts w:ascii="Times New Roman" w:hAnsi="Times New Roman" w:cs="Times New Roman"/>
                 <w:sz w:val="16"/>
                 <w:szCs w:val="16"/>
-                <w:lang w:val="hy-AM"/>
-              </w:rPr>
-              <w:t>ar_make</w:t>
-            </w:r>
+              </w:rPr>
+              <w:t>i_c</w:t>
+            </w:r>
+            <w:proofErr w:type="spellEnd"/>
             <w:r>
               <w:rPr>
                 <w:rFonts w:ascii="Times New Roman" w:hAnsi="Times New Roman" w:cs="Times New Roman"/>
                 <w:sz w:val="16"/>
                 <w:szCs w:val="16"/>
-              </w:rPr>
-              <w:t>},</w:t>
+                <w:lang w:val="hy-AM"/>
+              </w:rPr>
+              <w:t>ar_make</w:t>
             </w:r>
             <w:r>
               <w:rPr>
                 <w:rFonts w:ascii="Times New Roman" w:hAnsi="Times New Roman" w:cs="Times New Roman"/>
                 <w:sz w:val="16"/>
                 <w:szCs w:val="16"/>
-                <w:lang w:val="hy-AM"/>
-              </w:rPr>
-              <w:t xml:space="preserve"> </w:t>
+              </w:rPr>
+              <w:t>},</w:t>
             </w:r>
             <w:r>
               <w:rPr>
                 <w:rFonts w:ascii="Times New Roman" w:hAnsi="Times New Roman" w:cs="Times New Roman"/>
                 <w:sz w:val="16"/>
                 <w:szCs w:val="16"/>
-              </w:rPr>
-              <w:t>${i_mod},</w:t>
+                <w:lang w:val="hy-AM"/>
+              </w:rPr>
+              <w:t xml:space="preserve"> </w:t>
+            </w:r>
+            <w:r>
+              <w:rPr>
+                <w:rFonts w:ascii="Times New Roman" w:hAnsi="Times New Roman" w:cs="Times New Roman"/>
+                <w:sz w:val="16"/>
+                <w:szCs w:val="16"/>
+              </w:rPr>
+              <w:t>${</w:t>
+            </w:r>
+            <w:proofErr w:type="spellStart"/>
+            <w:r>
+              <w:rPr>
+                <w:rFonts w:ascii="Times New Roman" w:hAnsi="Times New Roman" w:cs="Times New Roman"/>
+                <w:sz w:val="16"/>
+                <w:szCs w:val="16"/>
+              </w:rPr>
+              <w:t>i_mod</w:t>
+            </w:r>
+            <w:proofErr w:type="spellEnd"/>
+            <w:r>
+              <w:rPr>
+                <w:rFonts w:ascii="Times New Roman" w:hAnsi="Times New Roman" w:cs="Times New Roman"/>
+                <w:sz w:val="16"/>
+                <w:szCs w:val="16"/>
+              </w:rPr>
+              <w:t>},</w:t>
             </w:r>
           </w:p>
           <w:p>
@@ -6373,7 +6969,27 @@
                 <w:szCs w:val="16"/>
                 <w:lang w:val="en-GB"/>
               </w:rPr>
-              <w:t>${i_ident}</w:t>
+              <w:t>${</w:t>
+            </w:r>
+            <w:proofErr w:type="spellStart"/>
+            <w:r>
+              <w:rPr>
+                <w:rFonts w:ascii="Times New Roman" w:hAnsi="Times New Roman" w:cs="Times New Roman"/>
+                <w:sz w:val="16"/>
+                <w:szCs w:val="16"/>
+                <w:lang w:val="en-GB"/>
+              </w:rPr>
+              <w:t>i_ident</w:t>
+            </w:r>
+            <w:proofErr w:type="spellEnd"/>
+            <w:r>
+              <w:rPr>
+                <w:rFonts w:ascii="Times New Roman" w:hAnsi="Times New Roman" w:cs="Times New Roman"/>
+                <w:sz w:val="16"/>
+                <w:szCs w:val="16"/>
+                <w:lang w:val="en-GB"/>
+              </w:rPr>
+              <w:t>}</w:t>
             </w:r>
           </w:p>
         </w:tc>
@@ -6396,7 +7012,25 @@
                 <w:sz w:val="16"/>
                 <w:szCs w:val="16"/>
               </w:rPr>
-              <w:t>${i_desc}</w:t>
+              <w:t>${</w:t>
+            </w:r>
+            <w:proofErr w:type="spellStart"/>
+            <w:r>
+              <w:rPr>
+                <w:rFonts w:ascii="Times New Roman" w:hAnsi="Times New Roman" w:cs="Times New Roman"/>
+                <w:sz w:val="16"/>
+                <w:szCs w:val="16"/>
+              </w:rPr>
+              <w:t>i_desc</w:t>
+            </w:r>
+            <w:proofErr w:type="spellEnd"/>
+            <w:r>
+              <w:rPr>
+                <w:rFonts w:ascii="Times New Roman" w:hAnsi="Times New Roman" w:cs="Times New Roman"/>
+                <w:sz w:val="16"/>
+                <w:szCs w:val="16"/>
+              </w:rPr>
+              <w:t>}</w:t>
             </w:r>
           </w:p>
         </w:tc>
@@ -6422,6 +7056,7 @@
               </w:rPr>
               <w:t>${</w:t>
             </w:r>
+            <w:proofErr w:type="spellStart"/>
             <w:r>
               <w:rPr>
                 <w:rFonts w:ascii="Times New Roman" w:hAnsi="Times New Roman" w:cs="Times New Roman"/>
@@ -6436,7 +7071,16 @@
                 <w:sz w:val="16"/>
                 <w:szCs w:val="16"/>
               </w:rPr>
-              <w:t>_est}</w:t>
+              <w:t>_est</w:t>
+            </w:r>
+            <w:proofErr w:type="spellEnd"/>
+            <w:r>
+              <w:rPr>
+                <w:rFonts w:ascii="Times New Roman" w:hAnsi="Times New Roman" w:cs="Times New Roman"/>
+                <w:sz w:val="16"/>
+                <w:szCs w:val="16"/>
+              </w:rPr>
+              <w:t>}</w:t>
             </w:r>
           </w:p>
         </w:tc>
@@ -6462,6 +7106,7 @@
               </w:rPr>
               <w:t>${</w:t>
             </w:r>
+            <w:proofErr w:type="spellStart"/>
             <w:r>
               <w:rPr>
                 <w:rFonts w:ascii="Times New Roman" w:hAnsi="Times New Roman" w:cs="Times New Roman"/>
@@ -6476,7 +7121,16 @@
                 <w:sz w:val="16"/>
                 <w:szCs w:val="16"/>
               </w:rPr>
-              <w:t>_prov}</w:t>
+              <w:t>_prov</w:t>
+            </w:r>
+            <w:proofErr w:type="spellEnd"/>
+            <w:r>
+              <w:rPr>
+                <w:rFonts w:ascii="Times New Roman" w:hAnsi="Times New Roman" w:cs="Times New Roman"/>
+                <w:sz w:val="16"/>
+                <w:szCs w:val="16"/>
+              </w:rPr>
+              <w:t>}</w:t>
             </w:r>
           </w:p>
         </w:tc>
@@ -6513,14 +7167,34 @@
                 <w:szCs w:val="16"/>
               </w:rPr>
             </w:pPr>
+            <w:proofErr w:type="spellStart"/>
             <w:r>
               <w:rPr>
                 <w:rFonts w:ascii="Times New Roman" w:hAnsi="Times New Roman" w:cs="Times New Roman"/>
                 <w:sz w:val="16"/>
                 <w:szCs w:val="16"/>
               </w:rPr>
-              <w:t>Հաշվառման վկայագիր</w:t>
-            </w:r>
+              <w:t>Հաշվառման</w:t>
+            </w:r>
+            <w:proofErr w:type="spellEnd"/>
+            <w:r>
+              <w:rPr>
+                <w:rFonts w:ascii="Times New Roman" w:hAnsi="Times New Roman" w:cs="Times New Roman"/>
+                <w:sz w:val="16"/>
+                <w:szCs w:val="16"/>
+              </w:rPr>
+              <w:t xml:space="preserve"> </w:t>
+            </w:r>
+            <w:proofErr w:type="spellStart"/>
+            <w:r>
+              <w:rPr>
+                <w:rFonts w:ascii="Times New Roman" w:hAnsi="Times New Roman" w:cs="Times New Roman"/>
+                <w:sz w:val="16"/>
+                <w:szCs w:val="16"/>
+              </w:rPr>
+              <w:t>վկայագիր</w:t>
+            </w:r>
+            <w:proofErr w:type="spellEnd"/>
           </w:p>
           <w:p>
             <w:pPr>
@@ -6538,7 +7212,27 @@
                 <w:szCs w:val="16"/>
                 <w:lang w:val="en-GB"/>
               </w:rPr>
-              <w:t>${i_reg}</w:t>
+              <w:t>${</w:t>
+            </w:r>
+            <w:proofErr w:type="spellStart"/>
+            <w:r>
+              <w:rPr>
+                <w:rFonts w:ascii="Times New Roman" w:hAnsi="Times New Roman" w:cs="Times New Roman"/>
+                <w:sz w:val="16"/>
+                <w:szCs w:val="16"/>
+                <w:lang w:val="en-GB"/>
+              </w:rPr>
+              <w:t>i_reg</w:t>
+            </w:r>
+            <w:proofErr w:type="spellEnd"/>
+            <w:r>
+              <w:rPr>
+                <w:rFonts w:ascii="Times New Roman" w:hAnsi="Times New Roman" w:cs="Times New Roman"/>
+                <w:sz w:val="16"/>
+                <w:szCs w:val="16"/>
+                <w:lang w:val="en-GB"/>
+              </w:rPr>
+              <w:t>}</w:t>
             </w:r>
           </w:p>
         </w:tc>
@@ -6623,14 +7317,34 @@
                 <w:szCs w:val="16"/>
               </w:rPr>
             </w:pPr>
+            <w:proofErr w:type="spellStart"/>
             <w:r>
               <w:rPr>
                 <w:rFonts w:ascii="Times New Roman" w:hAnsi="Times New Roman" w:cs="Times New Roman"/>
                 <w:sz w:val="16"/>
                 <w:szCs w:val="16"/>
               </w:rPr>
-              <w:t>Հաշվառման համար</w:t>
-            </w:r>
+              <w:t>Հաշվառման</w:t>
+            </w:r>
+            <w:proofErr w:type="spellEnd"/>
+            <w:r>
+              <w:rPr>
+                <w:rFonts w:ascii="Times New Roman" w:hAnsi="Times New Roman" w:cs="Times New Roman"/>
+                <w:sz w:val="16"/>
+                <w:szCs w:val="16"/>
+              </w:rPr>
+              <w:t xml:space="preserve"> </w:t>
+            </w:r>
+            <w:proofErr w:type="spellStart"/>
+            <w:r>
+              <w:rPr>
+                <w:rFonts w:ascii="Times New Roman" w:hAnsi="Times New Roman" w:cs="Times New Roman"/>
+                <w:sz w:val="16"/>
+                <w:szCs w:val="16"/>
+              </w:rPr>
+              <w:t>համար</w:t>
+            </w:r>
+            <w:proofErr w:type="spellEnd"/>
           </w:p>
           <w:p>
             <w:pPr>
@@ -6651,6 +7365,7 @@
               </w:rPr>
               <w:t>${</w:t>
             </w:r>
+            <w:proofErr w:type="spellStart"/>
             <w:r>
               <w:rPr>
                 <w:rFonts w:ascii="Times New Roman" w:hAnsi="Times New Roman" w:cs="Times New Roman"/>
@@ -6667,7 +7382,17 @@
                 <w:szCs w:val="16"/>
                 <w:lang w:val="en-GB"/>
               </w:rPr>
-              <w:t>l_p}</w:t>
+              <w:t>l_p</w:t>
+            </w:r>
+            <w:proofErr w:type="spellEnd"/>
+            <w:r>
+              <w:rPr>
+                <w:rFonts w:ascii="Times New Roman" w:hAnsi="Times New Roman" w:cs="Times New Roman"/>
+                <w:sz w:val="16"/>
+                <w:szCs w:val="16"/>
+                <w:lang w:val="en-GB"/>
+              </w:rPr>
+              <w:t>}</w:t>
             </w:r>
           </w:p>
         </w:tc>
@@ -6752,14 +7477,34 @@
                 <w:szCs w:val="16"/>
               </w:rPr>
             </w:pPr>
+            <w:proofErr w:type="spellStart"/>
             <w:r>
               <w:rPr>
                 <w:rFonts w:ascii="Times New Roman" w:hAnsi="Times New Roman" w:cs="Times New Roman"/>
                 <w:sz w:val="16"/>
                 <w:szCs w:val="16"/>
               </w:rPr>
-              <w:t>Սեփականության վկայական</w:t>
-            </w:r>
+              <w:t>Սեփականության</w:t>
+            </w:r>
+            <w:proofErr w:type="spellEnd"/>
+            <w:r>
+              <w:rPr>
+                <w:rFonts w:ascii="Times New Roman" w:hAnsi="Times New Roman" w:cs="Times New Roman"/>
+                <w:sz w:val="16"/>
+                <w:szCs w:val="16"/>
+              </w:rPr>
+              <w:t xml:space="preserve"> </w:t>
+            </w:r>
+            <w:proofErr w:type="spellStart"/>
+            <w:r>
+              <w:rPr>
+                <w:rFonts w:ascii="Times New Roman" w:hAnsi="Times New Roman" w:cs="Times New Roman"/>
+                <w:sz w:val="16"/>
+                <w:szCs w:val="16"/>
+              </w:rPr>
+              <w:t>վկայական</w:t>
+            </w:r>
+            <w:proofErr w:type="spellEnd"/>
           </w:p>
           <w:p>
             <w:pPr>
@@ -6857,6 +7602,7 @@
           <w:lang w:val="hy-AM"/>
         </w:rPr>
       </w:pPr>
+      <w:proofErr w:type="spellStart"/>
       <w:r>
         <w:rPr>
           <w:rFonts w:ascii="Times New Roman" w:eastAsia="Times New Roman" w:hAnsi="Times New Roman" w:cs="Times New Roman"/>
@@ -6865,7 +7611,172 @@
           <w:szCs w:val="18"/>
           <w:lang w:val="en-GB"/>
         </w:rPr>
-        <w:t>Գրավի առարկան նկարվում է և նկարները պահպանվում են Գրավառուի մոտ։</w:t>
+        <w:t>Գրավի</w:t>
+      </w:r>
+      <w:proofErr w:type="spellEnd"/>
+      <w:r>
+        <w:rPr>
+          <w:rFonts w:ascii="Times New Roman" w:eastAsia="Times New Roman" w:hAnsi="Times New Roman" w:cs="Times New Roman"/>
+          <w:color w:val="000000" w:themeColor="text1"/>
+          <w:sz w:val="18"/>
+          <w:szCs w:val="18"/>
+          <w:lang w:val="en-GB"/>
+        </w:rPr>
+        <w:t xml:space="preserve"> </w:t>
+      </w:r>
+      <w:proofErr w:type="spellStart"/>
+      <w:r>
+        <w:rPr>
+          <w:rFonts w:ascii="Times New Roman" w:eastAsia="Times New Roman" w:hAnsi="Times New Roman" w:cs="Times New Roman"/>
+          <w:color w:val="000000" w:themeColor="text1"/>
+          <w:sz w:val="18"/>
+          <w:szCs w:val="18"/>
+          <w:lang w:val="en-GB"/>
+        </w:rPr>
+        <w:t>առարկան</w:t>
+      </w:r>
+      <w:proofErr w:type="spellEnd"/>
+      <w:r>
+        <w:rPr>
+          <w:rFonts w:ascii="Times New Roman" w:eastAsia="Times New Roman" w:hAnsi="Times New Roman" w:cs="Times New Roman"/>
+          <w:color w:val="000000" w:themeColor="text1"/>
+          <w:sz w:val="18"/>
+          <w:szCs w:val="18"/>
+          <w:lang w:val="en-GB"/>
+        </w:rPr>
+        <w:t xml:space="preserve"> </w:t>
+      </w:r>
+      <w:proofErr w:type="spellStart"/>
+      <w:r>
+        <w:rPr>
+          <w:rFonts w:ascii="Times New Roman" w:eastAsia="Times New Roman" w:hAnsi="Times New Roman" w:cs="Times New Roman"/>
+          <w:color w:val="000000" w:themeColor="text1"/>
+          <w:sz w:val="18"/>
+          <w:szCs w:val="18"/>
+          <w:lang w:val="en-GB"/>
+        </w:rPr>
+        <w:t>նկարվում</w:t>
+      </w:r>
+      <w:proofErr w:type="spellEnd"/>
+      <w:r>
+        <w:rPr>
+          <w:rFonts w:ascii="Times New Roman" w:eastAsia="Times New Roman" w:hAnsi="Times New Roman" w:cs="Times New Roman"/>
+          <w:color w:val="000000" w:themeColor="text1"/>
+          <w:sz w:val="18"/>
+          <w:szCs w:val="18"/>
+          <w:lang w:val="en-GB"/>
+        </w:rPr>
+        <w:t xml:space="preserve"> է և </w:t>
+      </w:r>
+      <w:proofErr w:type="spellStart"/>
+      <w:r>
+        <w:rPr>
+          <w:rFonts w:ascii="Times New Roman" w:eastAsia="Times New Roman" w:hAnsi="Times New Roman" w:cs="Times New Roman"/>
+          <w:color w:val="000000" w:themeColor="text1"/>
+          <w:sz w:val="18"/>
+          <w:szCs w:val="18"/>
+          <w:lang w:val="en-GB"/>
+        </w:rPr>
+        <w:t>նկարները</w:t>
+      </w:r>
+      <w:proofErr w:type="spellEnd"/>
+      <w:r>
+        <w:rPr>
+          <w:rFonts w:ascii="Times New Roman" w:eastAsia="Times New Roman" w:hAnsi="Times New Roman" w:cs="Times New Roman"/>
+          <w:color w:val="000000" w:themeColor="text1"/>
+          <w:sz w:val="18"/>
+          <w:szCs w:val="18"/>
+          <w:lang w:val="en-GB"/>
+        </w:rPr>
+        <w:t xml:space="preserve"> </w:t>
+      </w:r>
+      <w:proofErr w:type="spellStart"/>
+      <w:r>
+        <w:rPr>
+          <w:rFonts w:ascii="Times New Roman" w:eastAsia="Times New Roman" w:hAnsi="Times New Roman" w:cs="Times New Roman"/>
+          <w:color w:val="000000" w:themeColor="text1"/>
+          <w:sz w:val="18"/>
+          <w:szCs w:val="18"/>
+          <w:lang w:val="en-GB"/>
+        </w:rPr>
+        <w:t>պահպանվում</w:t>
+      </w:r>
+      <w:proofErr w:type="spellEnd"/>
+      <w:r>
+        <w:rPr>
+          <w:rFonts w:ascii="Times New Roman" w:eastAsia="Times New Roman" w:hAnsi="Times New Roman" w:cs="Times New Roman"/>
+          <w:color w:val="000000" w:themeColor="text1"/>
+          <w:sz w:val="18"/>
+          <w:szCs w:val="18"/>
+          <w:lang w:val="en-GB"/>
+        </w:rPr>
+        <w:t xml:space="preserve"> </w:t>
+      </w:r>
+      <w:proofErr w:type="spellStart"/>
+      <w:r>
+        <w:rPr>
+          <w:rFonts w:ascii="Times New Roman" w:eastAsia="Times New Roman" w:hAnsi="Times New Roman" w:cs="Times New Roman"/>
+          <w:color w:val="000000" w:themeColor="text1"/>
+          <w:sz w:val="18"/>
+          <w:szCs w:val="18"/>
+          <w:lang w:val="en-GB"/>
+        </w:rPr>
+        <w:t>են</w:t>
+      </w:r>
+      <w:proofErr w:type="spellEnd"/>
+      <w:r>
+        <w:rPr>
+          <w:rFonts w:ascii="Times New Roman" w:eastAsia="Times New Roman" w:hAnsi="Times New Roman" w:cs="Times New Roman"/>
+          <w:color w:val="000000" w:themeColor="text1"/>
+          <w:sz w:val="18"/>
+          <w:szCs w:val="18"/>
+          <w:lang w:val="en-GB"/>
+        </w:rPr>
+        <w:t xml:space="preserve"> </w:t>
+      </w:r>
+      <w:proofErr w:type="spellStart"/>
+      <w:r>
+        <w:rPr>
+          <w:rFonts w:ascii="Times New Roman" w:eastAsia="Times New Roman" w:hAnsi="Times New Roman" w:cs="Times New Roman"/>
+          <w:color w:val="000000" w:themeColor="text1"/>
+          <w:sz w:val="18"/>
+          <w:szCs w:val="18"/>
+          <w:lang w:val="en-GB"/>
+        </w:rPr>
+        <w:t>Գրավառուի</w:t>
+      </w:r>
+      <w:proofErr w:type="spellEnd"/>
+      <w:r>
+        <w:rPr>
+          <w:rFonts w:ascii="Times New Roman" w:eastAsia="Times New Roman" w:hAnsi="Times New Roman" w:cs="Times New Roman"/>
+          <w:color w:val="000000" w:themeColor="text1"/>
+          <w:sz w:val="18"/>
+          <w:szCs w:val="18"/>
+          <w:lang w:val="en-GB"/>
+        </w:rPr>
+        <w:t xml:space="preserve"> </w:t>
+      </w:r>
+      <w:proofErr w:type="spellStart"/>
+      <w:r>
+        <w:rPr>
+          <w:rFonts w:ascii="Times New Roman" w:eastAsia="Times New Roman" w:hAnsi="Times New Roman" w:cs="Times New Roman"/>
+          <w:color w:val="000000" w:themeColor="text1"/>
+          <w:sz w:val="18"/>
+          <w:szCs w:val="18"/>
+          <w:lang w:val="en-GB"/>
+        </w:rPr>
+        <w:t>մոտ</w:t>
+      </w:r>
+      <w:proofErr w:type="spellEnd"/>
+      <w:r>
+        <w:rPr>
+          <w:rFonts w:ascii="Times New Roman" w:eastAsia="Times New Roman" w:hAnsi="Times New Roman" w:cs="Times New Roman"/>
+          <w:color w:val="000000" w:themeColor="text1"/>
+          <w:sz w:val="18"/>
+          <w:szCs w:val="18"/>
+          <w:lang w:val="en-GB"/>
+        </w:rPr>
+        <w:t>։</w:t>
       </w:r>
     </w:p>
     <w:p>
@@ -7575,7 +8486,25 @@
           <w:szCs w:val="18"/>
           <w:lang w:val="hy-AM"/>
         </w:rPr>
-        <w:t>Գրավառուն գրավի առարկան կարող է վարել միայն Հ</w:t>
+        <w:t>Գրավա</w:t>
+      </w:r>
+      <w:r>
+        <w:rPr>
+          <w:rFonts w:ascii="Times New Roman" w:hAnsi="Times New Roman" w:cs="Times New Roman"/>
+          <w:sz w:val="18"/>
+          <w:szCs w:val="18"/>
+          <w:lang w:val="hy-AM"/>
+        </w:rPr>
+        <w:t>տ</w:t>
+      </w:r>
+      <w:r>
+        <w:rPr>
+          <w:rFonts w:ascii="Times New Roman" w:hAnsi="Times New Roman" w:cs="Times New Roman"/>
+          <w:sz w:val="18"/>
+          <w:szCs w:val="18"/>
+          <w:lang w:val="hy-AM"/>
+        </w:rPr>
+        <w:t>ուն գրավի առարկան կարող է վարել միայն Հ</w:t>
       </w:r>
       <w:r>
         <w:rPr>
@@ -10933,6 +11862,7 @@
           <w:lang w:val="pt-BR"/>
         </w:rPr>
       </w:pPr>
+      <w:proofErr w:type="spellStart"/>
       <w:r>
         <w:rPr>
           <w:rFonts w:ascii="Times New Roman" w:eastAsia="Times New Roman" w:hAnsi="Times New Roman" w:cs="Times New Roman"/>
@@ -10945,6 +11875,7 @@
         </w:rPr>
         <w:t>Վարկային</w:t>
       </w:r>
+      <w:proofErr w:type="spellEnd"/>
       <w:r>
         <w:rPr>
           <w:rFonts w:ascii="Times New Roman" w:eastAsia="Times New Roman" w:hAnsi="Times New Roman" w:cs="Times New Roman"/>
@@ -10957,6 +11888,7 @@
         </w:rPr>
         <w:t xml:space="preserve"> </w:t>
       </w:r>
+      <w:proofErr w:type="spellStart"/>
       <w:r>
         <w:rPr>
           <w:rFonts w:ascii="Times New Roman" w:eastAsia="Times New Roman" w:hAnsi="Times New Roman" w:cs="Times New Roman"/>
@@ -10967,7 +11899,20 @@
           <w:szCs w:val="13"/>
           <w:lang w:val="en-GB"/>
         </w:rPr>
-        <w:t>կոդ՝</w:t>
+        <w:t>կոդ</w:t>
+      </w:r>
+      <w:proofErr w:type="spellEnd"/>
+      <w:r>
+        <w:rPr>
+          <w:rFonts w:ascii="Times New Roman" w:eastAsia="Times New Roman" w:hAnsi="Times New Roman" w:cs="Times New Roman"/>
+          <w:i/>
+          <w:iCs/>
+          <w:color w:val="000000" w:themeColor="text1"/>
+          <w:sz w:val="18"/>
+          <w:szCs w:val="13"/>
+          <w:lang w:val="en-GB"/>
+        </w:rPr>
+        <w:t>՝</w:t>
       </w:r>
       <w:r>
         <w:rPr>
